--- a/docs/РПЗ_Шебеко.docx
+++ b/docs/РПЗ_Шебеко.docx
@@ -392,21 +392,8 @@
           <w:szCs w:val="40"/>
           <w:u w:val="single"/>
         </w:rPr>
-        <w:t xml:space="preserve">паттернам </w:t>
-      </w:r>
-      <w:proofErr w:type="spellStart"/>
-      <w:r>
-        <w:rPr>
-          <w:b/>
-          <w:i/>
-          <w:color w:val="000000"/>
-          <w:sz w:val="40"/>
-          <w:szCs w:val="40"/>
-          <w:u w:val="single"/>
-        </w:rPr>
-        <w:t>дендрошкалы</w:t>
-      </w:r>
-      <w:proofErr w:type="spellEnd"/>
+        <w:t>паттернам дендрошкалы</w:t>
+      </w:r>
       <w:r>
         <w:rPr>
           <w:b/>
@@ -973,47 +960,29 @@
         </w:rPr>
         <w:t xml:space="preserve">Система </w:t>
       </w:r>
-      <w:proofErr w:type="spellStart"/>
       <w:r>
         <w:rPr>
           <w:b w:val="0"/>
         </w:rPr>
         <w:t>Dendro</w:t>
       </w:r>
-      <w:proofErr w:type="spellEnd"/>
       <w:r>
         <w:rPr>
           <w:b w:val="0"/>
         </w:rPr>
         <w:t xml:space="preserve"> </w:t>
       </w:r>
-      <w:proofErr w:type="spellStart"/>
       <w:r>
         <w:rPr>
           <w:b w:val="0"/>
         </w:rPr>
         <w:t>Age</w:t>
       </w:r>
-      <w:proofErr w:type="spellEnd"/>
       <w:r>
         <w:rPr>
           <w:b w:val="0"/>
         </w:rPr>
-        <w:t xml:space="preserve"> предназначена для публикации карточек аномальных паттернов </w:t>
-      </w:r>
-      <w:proofErr w:type="spellStart"/>
-      <w:r>
-        <w:rPr>
-          <w:b w:val="0"/>
-        </w:rPr>
-        <w:t>дендрошкалы</w:t>
-      </w:r>
-      <w:proofErr w:type="spellEnd"/>
-      <w:r>
-        <w:rPr>
-          <w:b w:val="0"/>
-        </w:rPr>
-        <w:t xml:space="preserve"> и оценки возраста находок по году начала события и числу годичных колец. В системе работают гость и создатель — авторизованный исследователь, который создаёт, публикует и удаляет свои карточки, а также ставит лайки. Ниже приведены диаграммы, разработанные в ходе лабораторных работ № 2–4.</w:t>
+        <w:t xml:space="preserve"> предназначена для публикации карточек аномальных паттернов дендрошкалы и оценки возраста находок по году начала события и числу годичных колец. В системе работают гость и создатель — авторизованный исследователь, который создаёт, публикует и удаляет свои карточки, а также ставит лайки. Ниже приведены диаграммы, разработанные в ходе лабораторных работ № 2–4.</w:t>
       </w:r>
     </w:p>
     <w:p>
@@ -1051,21 +1020,18 @@
         </w:rPr>
         <w:t xml:space="preserve">-диаграмме (рисунок 1). База данных </w:t>
       </w:r>
-      <w:proofErr w:type="spellStart"/>
       <w:r>
         <w:rPr>
           <w:color w:val="000000"/>
         </w:rPr>
         <w:t>PostgreSQL</w:t>
       </w:r>
-      <w:proofErr w:type="spellEnd"/>
       <w:r>
         <w:rPr>
           <w:color w:val="000000"/>
         </w:rPr>
         <w:t xml:space="preserve"> состоит из трёх таблиц: </w:t>
       </w:r>
-      <w:proofErr w:type="spellStart"/>
       <w:r>
         <w:rPr>
           <w:color w:val="000000"/>
@@ -1084,14 +1050,12 @@
         </w:rPr>
         <w:t>researchers</w:t>
       </w:r>
-      <w:proofErr w:type="spellEnd"/>
       <w:r>
         <w:rPr>
           <w:color w:val="000000"/>
         </w:rPr>
         <w:t xml:space="preserve"> (исследователи), </w:t>
       </w:r>
-      <w:proofErr w:type="spellStart"/>
       <w:r>
         <w:rPr>
           <w:color w:val="000000"/>
@@ -1122,28 +1086,12 @@
         </w:rPr>
         <w:t>patterns</w:t>
       </w:r>
-      <w:proofErr w:type="spellEnd"/>
-      <w:r>
-        <w:rPr>
-          <w:color w:val="000000"/>
-        </w:rPr>
-        <w:t xml:space="preserve"> (паттерны </w:t>
-      </w:r>
-      <w:proofErr w:type="spellStart"/>
-      <w:r>
-        <w:rPr>
-          <w:color w:val="000000"/>
-        </w:rPr>
-        <w:t>дендрошкалы</w:t>
-      </w:r>
-      <w:proofErr w:type="spellEnd"/>
-      <w:r>
-        <w:rPr>
-          <w:color w:val="000000"/>
-        </w:rPr>
-        <w:t xml:space="preserve">) и </w:t>
-      </w:r>
-      <w:proofErr w:type="spellStart"/>
+      <w:r>
+        <w:rPr>
+          <w:color w:val="000000"/>
+        </w:rPr>
+        <w:t xml:space="preserve"> (паттерны дендрошкалы) и </w:t>
+      </w:r>
       <w:r>
         <w:rPr>
           <w:color w:val="000000"/>
@@ -1174,21 +1122,18 @@
         </w:rPr>
         <w:t>likes</w:t>
       </w:r>
-      <w:proofErr w:type="spellEnd"/>
       <w:r>
         <w:rPr>
           <w:color w:val="000000"/>
         </w:rPr>
         <w:t xml:space="preserve"> (лайки — связь многие-ко-многим между исследователями и паттернами). Каскадное удаление не используется: паттерны удаляются логически через смену статуса на </w:t>
       </w:r>
-      <w:proofErr w:type="spellStart"/>
       <w:r>
         <w:rPr>
           <w:color w:val="000000"/>
         </w:rPr>
         <w:t>deleted</w:t>
       </w:r>
-      <w:proofErr w:type="spellEnd"/>
       <w:r>
         <w:rPr>
           <w:color w:val="000000"/>
@@ -1205,10 +1150,10 @@
       <w:r>
         <w:lastRenderedPageBreak/>
         <w:drawing>
-          <wp:inline distT="0" distB="0" distL="0" distR="0" wp14:anchorId="7E2CEE63" wp14:editId="30C3049E">
-            <wp:extent cx="5403070" cy="4533265"/>
-            <wp:effectExtent l="0" t="0" r="7620" b="635"/>
-            <wp:docPr id="312679701" name="Рисунок 1"/>
+          <wp:inline distT="0" distB="0" distL="0" distR="0" wp14:anchorId="66D20A8B" wp14:editId="7960E8D8">
+            <wp:extent cx="5940425" cy="4599940"/>
+            <wp:effectExtent l="0" t="0" r="3175" b="0"/>
+            <wp:docPr id="1055427238" name="Рисунок 1"/>
             <wp:cNvGraphicFramePr>
               <a:graphicFrameLocks xmlns:a="http://schemas.openxmlformats.org/drawingml/2006/main" noChangeAspect="1"/>
             </wp:cNvGraphicFramePr>
@@ -1216,7 +1161,7 @@
               <a:graphicData uri="http://schemas.openxmlformats.org/drawingml/2006/picture">
                 <pic:pic xmlns:pic="http://schemas.openxmlformats.org/drawingml/2006/picture">
                   <pic:nvPicPr>
-                    <pic:cNvPr id="312679701" name=""/>
+                    <pic:cNvPr id="1055427238" name=""/>
                     <pic:cNvPicPr/>
                   </pic:nvPicPr>
                   <pic:blipFill>
@@ -1228,7 +1173,7 @@
                   <pic:spPr>
                     <a:xfrm>
                       <a:off x="0" y="0"/>
-                      <a:ext cx="5413772" cy="4542244"/>
+                      <a:ext cx="5940425" cy="4599940"/>
                     </a:xfrm>
                     <a:prstGeom prst="rect">
                       <a:avLst/>
@@ -1273,14 +1218,12 @@
         </w:rPr>
         <w:t xml:space="preserve">Структура системы приведена на диаграмме классов (рисунок 2). Клиент </w:t>
       </w:r>
-      <w:proofErr w:type="spellStart"/>
       <w:r>
         <w:rPr>
           <w:color w:val="000000"/>
         </w:rPr>
         <w:t>Postman</w:t>
       </w:r>
-      <w:proofErr w:type="spellEnd"/>
       <w:r>
         <w:rPr>
           <w:color w:val="000000"/>
@@ -1299,14 +1242,12 @@
         </w:rPr>
         <w:t xml:space="preserve"> </w:t>
       </w:r>
-      <w:proofErr w:type="spellStart"/>
       <w:r>
         <w:rPr>
           <w:color w:val="000000"/>
         </w:rPr>
         <w:t>DendroScalePatterns</w:t>
       </w:r>
-      <w:proofErr w:type="spellEnd"/>
       <w:r>
         <w:rPr>
           <w:color w:val="000000"/>
@@ -1325,56 +1266,48 @@
         </w:rPr>
         <w:t xml:space="preserve"> </w:t>
       </w:r>
-      <w:proofErr w:type="spellStart"/>
       <w:r>
         <w:rPr>
           <w:color w:val="000000"/>
         </w:rPr>
         <w:t>DendroResearchers</w:t>
       </w:r>
-      <w:proofErr w:type="spellEnd"/>
       <w:r>
         <w:rPr>
           <w:color w:val="000000"/>
         </w:rPr>
         <w:t xml:space="preserve">. Домены используют модели </w:t>
       </w:r>
-      <w:proofErr w:type="spellStart"/>
       <w:r>
         <w:rPr>
           <w:color w:val="000000"/>
         </w:rPr>
         <w:t>DendroResearcher</w:t>
       </w:r>
-      <w:proofErr w:type="spellEnd"/>
       <w:r>
         <w:rPr>
           <w:color w:val="000000"/>
         </w:rPr>
         <w:t xml:space="preserve">, </w:t>
       </w:r>
-      <w:proofErr w:type="spellStart"/>
       <w:r>
         <w:rPr>
           <w:color w:val="000000"/>
         </w:rPr>
         <w:t>DendroScalePattern</w:t>
       </w:r>
-      <w:proofErr w:type="spellEnd"/>
       <w:r>
         <w:rPr>
           <w:color w:val="000000"/>
         </w:rPr>
         <w:t xml:space="preserve"> и </w:t>
       </w:r>
-      <w:proofErr w:type="spellStart"/>
       <w:r>
         <w:rPr>
           <w:color w:val="000000"/>
         </w:rPr>
         <w:t>DendroPatternLike</w:t>
       </w:r>
-      <w:proofErr w:type="spellEnd"/>
       <w:r>
         <w:rPr>
           <w:color w:val="000000"/>
@@ -1403,10 +1336,10 @@
       <w:r>
         <w:lastRenderedPageBreak/>
         <w:drawing>
-          <wp:inline distT="0" distB="0" distL="0" distR="0" wp14:anchorId="2320187D" wp14:editId="4D2F9C59">
-            <wp:extent cx="5940425" cy="8522335"/>
+          <wp:inline distT="0" distB="0" distL="0" distR="0" wp14:anchorId="2ED8D279" wp14:editId="5E284910">
+            <wp:extent cx="5940425" cy="8195310"/>
             <wp:effectExtent l="0" t="0" r="3175" b="0"/>
-            <wp:docPr id="1664904617" name="Рисунок 1"/>
+            <wp:docPr id="999372433" name="Рисунок 1"/>
             <wp:cNvGraphicFramePr>
               <a:graphicFrameLocks xmlns:a="http://schemas.openxmlformats.org/drawingml/2006/main" noChangeAspect="1"/>
             </wp:cNvGraphicFramePr>
@@ -1414,7 +1347,7 @@
               <a:graphicData uri="http://schemas.openxmlformats.org/drawingml/2006/picture">
                 <pic:pic xmlns:pic="http://schemas.openxmlformats.org/drawingml/2006/picture">
                   <pic:nvPicPr>
-                    <pic:cNvPr id="1664904617" name=""/>
+                    <pic:cNvPr id="999372433" name=""/>
                     <pic:cNvPicPr/>
                   </pic:nvPicPr>
                   <pic:blipFill>
@@ -1426,7 +1359,7 @@
                   <pic:spPr>
                     <a:xfrm>
                       <a:off x="0" y="0"/>
-                      <a:ext cx="5940425" cy="8522335"/>
+                      <a:ext cx="5940425" cy="8195310"/>
                     </a:xfrm>
                     <a:prstGeom prst="rect">
                       <a:avLst/>
@@ -1456,7 +1389,6 @@
         <w:ind w:firstLine="709"/>
       </w:pPr>
       <w:r>
-        <w:lastRenderedPageBreak/>
         <w:t>3. Последовательность HTTP-запросов</w:t>
       </w:r>
     </w:p>
@@ -1470,7 +1402,14 @@
         <w:rPr>
           <w:color w:val="000000"/>
         </w:rPr>
-        <w:t xml:space="preserve">Порядок взаимодействия клиента с веб-сервисом показан на диаграмме последовательности (рисунок 3). Создатель проходит аутентификацию и получает </w:t>
+        <w:t xml:space="preserve">Порядок взаимодействия клиента с веб-сервисом показан на диаграмме последовательности (рисунок 3). Создатель проходит аутентификацию и </w:t>
+      </w:r>
+      <w:r>
+        <w:rPr>
+          <w:color w:val="000000"/>
+        </w:rPr>
+        <w:lastRenderedPageBreak/>
+        <w:t xml:space="preserve">получает </w:t>
       </w:r>
       <w:r>
         <w:rPr>
@@ -1484,28 +1423,24 @@
         </w:rPr>
         <w:t xml:space="preserve">, просматривает список опубликованных паттернов с фильтром по календарным датам, создаёт черновик с изображением и видео, получает поля черновика, публикует паттерн, просматривает ленту без идентификатора и по идентификатору с параметром </w:t>
       </w:r>
-      <w:proofErr w:type="spellStart"/>
       <w:r>
         <w:rPr>
           <w:color w:val="000000"/>
         </w:rPr>
         <w:t>next</w:t>
       </w:r>
-      <w:proofErr w:type="spellEnd"/>
       <w:r>
         <w:rPr>
           <w:color w:val="000000"/>
         </w:rPr>
         <w:t>=</w:t>
       </w:r>
-      <w:proofErr w:type="spellStart"/>
       <w:r>
         <w:rPr>
           <w:color w:val="000000"/>
         </w:rPr>
         <w:t>true</w:t>
       </w:r>
-      <w:proofErr w:type="spellEnd"/>
       <w:r>
         <w:rPr>
           <w:color w:val="000000"/>
@@ -1520,6 +1455,9 @@
         <w:jc w:val="center"/>
       </w:pPr>
       <w:r>
+        <w:rPr>
+          <w:noProof/>
+        </w:rPr>
         <w:drawing>
           <wp:inline distT="0" distB="0" distL="0" distR="0" wp14:anchorId="4196A447" wp14:editId="7AED2E0C">
             <wp:extent cx="5940425" cy="5568950"/>
@@ -1574,102 +1512,520 @@
     </w:p>
     <w:p>
       <w:pPr>
-        <w:spacing w:after="240" w:line="360" w:lineRule="auto"/>
-      </w:pPr>
-    </w:p>
-    <w:p>
-      <w:pPr>
-        <w:pStyle w:val="1"/>
+        <w:pageBreakBefore/>
+        <w:widowControl w:val="0"/>
         <w:spacing w:line="360" w:lineRule="auto"/>
         <w:jc w:val="center"/>
         <w:rPr>
-          <w:rFonts w:eastAsiaTheme="majorEastAsia"/>
+          <w:b/>
+          <w:bCs/>
           <w:sz w:val="32"/>
           <w:szCs w:val="32"/>
         </w:rPr>
       </w:pPr>
-      <w:r>
-        <w:rPr>
+      <w:bookmarkStart w:id="0" w:name="_heading=h.t570q3e3z0my"/>
+      <w:bookmarkEnd w:id="0"/>
+      <w:r>
+        <w:rPr>
+          <w:b/>
+          <w:bCs/>
           <w:sz w:val="32"/>
           <w:szCs w:val="32"/>
         </w:rPr>
-        <w:t>ПРИЛОЖЕНИЕ А ТЕХНИЧЕСКОЕ ЗАДАНИЕ</w:t>
-      </w:r>
-    </w:p>
-    <w:p>
-      <w:pPr>
-        <w:spacing w:line="360" w:lineRule="auto"/>
-        <w:jc w:val="center"/>
-      </w:pPr>
-      <w:r>
-        <w:rPr>
-          <w:color w:val="000000"/>
-        </w:rPr>
-        <w:t>МОСКОВСКИЙ ГОСУДАРСТВЕННЫЙ ТЕХНИЧЕСКИЙ УНИВЕРСИТЕТ</w:t>
-      </w:r>
-    </w:p>
-    <w:p>
-      <w:pPr>
-        <w:pBdr>
-          <w:bottom w:val="single" w:sz="12" w:space="1" w:color="auto"/>
-        </w:pBdr>
-        <w:spacing w:line="360" w:lineRule="auto"/>
-        <w:jc w:val="center"/>
-      </w:pPr>
-      <w:r>
-        <w:rPr>
-          <w:color w:val="000000"/>
+        <w:lastRenderedPageBreak/>
+        <w:t>ПРИЛОЖЕНИЕ Б</w:t>
+      </w:r>
+      <w:r>
+        <w:rPr>
+          <w:b/>
+          <w:bCs/>
           <w:sz w:val="32"/>
           <w:szCs w:val="32"/>
         </w:rPr>
-        <w:t>им. Н.</w:t>
-      </w:r>
-      <w:r>
-        <w:rPr>
-          <w:color w:val="000000"/>
+        <w:br/>
+      </w:r>
+      <w:r>
+        <w:rPr>
+          <w:b/>
+          <w:bCs/>
           <w:sz w:val="32"/>
           <w:szCs w:val="32"/>
         </w:rPr>
+        <w:t xml:space="preserve">Техническое задание </w:t>
+      </w:r>
+    </w:p>
+    <w:p>
+      <w:pPr>
+        <w:jc w:val="center"/>
+        <w:rPr>
+          <w:b/>
+          <w:bCs/>
+          <w:sz w:val="24"/>
+          <w:szCs w:val="24"/>
+        </w:rPr>
+      </w:pPr>
+      <w:r>
+        <w:rPr>
+          <w:b/>
+          <w:bCs/>
+          <w:sz w:val="24"/>
+          <w:szCs w:val="24"/>
+        </w:rPr>
+        <w:t>Министерство науки и высшего образования Российской Федерации</w:t>
+      </w:r>
+    </w:p>
+    <w:p>
+      <w:pPr>
+        <w:jc w:val="center"/>
+        <w:rPr>
+          <w:b/>
+          <w:bCs/>
+          <w:sz w:val="24"/>
+          <w:szCs w:val="24"/>
+        </w:rPr>
+      </w:pPr>
+      <w:r>
+        <w:rPr>
+          <w:b/>
+          <w:bCs/>
+          <w:sz w:val="24"/>
+          <w:szCs w:val="24"/>
+        </w:rPr>
+        <w:t xml:space="preserve">Федеральное государственное автономное образовательное учреждение </w:t>
+      </w:r>
+    </w:p>
+    <w:p>
+      <w:pPr>
+        <w:jc w:val="center"/>
+        <w:rPr>
+          <w:b/>
+          <w:bCs/>
+          <w:sz w:val="24"/>
+          <w:szCs w:val="24"/>
+        </w:rPr>
+      </w:pPr>
+      <w:r>
+        <w:rPr>
+          <w:b/>
+          <w:bCs/>
+          <w:sz w:val="24"/>
+          <w:szCs w:val="24"/>
+        </w:rPr>
+        <w:t>высшего образования</w:t>
+      </w:r>
+    </w:p>
+    <w:p>
+      <w:pPr>
+        <w:jc w:val="center"/>
+        <w:rPr>
+          <w:b/>
+          <w:bCs/>
+          <w:sz w:val="24"/>
+          <w:szCs w:val="24"/>
+        </w:rPr>
+      </w:pPr>
+      <w:r>
+        <w:rPr>
+          <w:b/>
+          <w:bCs/>
+          <w:sz w:val="24"/>
+          <w:szCs w:val="24"/>
+        </w:rPr>
+        <w:t>«Московский государственный технический университет имени Н.Э. Баумана</w:t>
+      </w:r>
+    </w:p>
+    <w:p>
+      <w:pPr>
+        <w:jc w:val="center"/>
+        <w:rPr>
+          <w:b/>
+          <w:bCs/>
+          <w:sz w:val="24"/>
+          <w:szCs w:val="24"/>
+        </w:rPr>
+      </w:pPr>
+      <w:r>
+        <w:rPr>
+          <w:b/>
+          <w:bCs/>
+          <w:sz w:val="24"/>
+          <w:szCs w:val="24"/>
+        </w:rPr>
+        <w:t>(национальный исследовательский университет)»</w:t>
+      </w:r>
+    </w:p>
+    <w:p>
+      <w:pPr>
+        <w:pBdr>
+          <w:bottom w:val="single" w:sz="24" w:space="1" w:color="000000"/>
+        </w:pBdr>
+        <w:jc w:val="center"/>
+        <w:rPr>
+          <w:b/>
+          <w:bCs/>
+          <w:sz w:val="24"/>
+          <w:szCs w:val="24"/>
+        </w:rPr>
+      </w:pPr>
+      <w:r>
+        <w:rPr>
+          <w:b/>
+          <w:bCs/>
+          <w:sz w:val="24"/>
+          <w:szCs w:val="24"/>
+        </w:rPr>
+        <w:t>(МГТУ им. Н.Э. Баумана)</w:t>
+      </w:r>
+    </w:p>
+    <w:p>
+      <w:pPr>
+        <w:jc w:val="center"/>
+        <w:rPr>
+          <w:color w:val="000000"/>
+        </w:rPr>
+      </w:pPr>
+      <w:r>
+        <w:rPr>
+          <w:color w:val="000000"/>
+        </w:rPr>
+        <w:t>Кафедра «Системы обработки информации и управления»</w:t>
+      </w:r>
+    </w:p>
+    <w:p>
+      <w:pPr>
+        <w:jc w:val="center"/>
+        <w:rPr>
+          <w:b/>
+          <w:bCs/>
+          <w:sz w:val="22"/>
+          <w:szCs w:val="22"/>
+        </w:rPr>
+      </w:pPr>
+    </w:p>
+    <w:p>
+      <w:pPr>
+        <w:jc w:val="center"/>
+        <w:rPr>
+          <w:b/>
+          <w:bCs/>
+        </w:rPr>
+      </w:pPr>
+    </w:p>
+    <w:p>
+      <w:pPr>
+        <w:tabs>
+          <w:tab w:val="left" w:pos="851"/>
+          <w:tab w:val="left" w:pos="6379"/>
+        </w:tabs>
+        <w:ind w:right="-2"/>
+      </w:pPr>
+      <w:r>
+        <w:tab/>
+        <w:t>СОГЛАСОВАНО</w:t>
+      </w:r>
+      <w:r>
+        <w:tab/>
+        <w:t>УТВЕРЖДАЮ</w:t>
+      </w:r>
+    </w:p>
+    <w:p>
+      <w:pPr>
+        <w:tabs>
+          <w:tab w:val="left" w:pos="426"/>
+          <w:tab w:val="left" w:pos="1134"/>
+          <w:tab w:val="left" w:pos="5103"/>
+          <w:tab w:val="left" w:pos="8222"/>
+        </w:tabs>
+        <w:jc w:val="center"/>
+      </w:pPr>
+      <w:r>
+        <w:tab/>
+        <w:t xml:space="preserve">   Руководитель ВКР</w:t>
+      </w:r>
+      <w:r>
+        <w:tab/>
+        <w:t xml:space="preserve">Заведующий кафедрой </w:t>
+      </w:r>
+      <w:r>
+        <w:rPr>
+          <w:u w:val="single"/>
+        </w:rPr>
+        <w:tab/>
+        <w:t xml:space="preserve"> ИУ-5</w:t>
+      </w:r>
+      <w:r>
+        <w:rPr>
+          <w:u w:val="single"/>
+        </w:rPr>
+        <w:tab/>
+      </w:r>
+    </w:p>
+    <w:p>
+      <w:pPr>
+        <w:ind w:left="5103" w:firstLine="2552"/>
+        <w:jc w:val="center"/>
+        <w:rPr>
+          <w:sz w:val="16"/>
+          <w:szCs w:val="16"/>
+        </w:rPr>
+      </w:pPr>
+      <w:r>
+        <w:rPr>
+          <w:sz w:val="16"/>
+          <w:szCs w:val="16"/>
+        </w:rPr>
+        <w:t xml:space="preserve">    (Индекс кафедры)</w:t>
+      </w:r>
+    </w:p>
+    <w:p>
+      <w:pPr>
+        <w:tabs>
+          <w:tab w:val="left" w:pos="1560"/>
+          <w:tab w:val="left" w:pos="3969"/>
+          <w:tab w:val="left" w:pos="5387"/>
+          <w:tab w:val="left" w:pos="7655"/>
+          <w:tab w:val="left" w:pos="9355"/>
+        </w:tabs>
+      </w:pPr>
+      <w:r>
+        <w:rPr>
+          <w:u w:val="single"/>
+        </w:rPr>
+        <w:tab/>
+      </w:r>
+      <w:r>
         <w:t xml:space="preserve"> </w:t>
       </w:r>
       <w:r>
         <w:rPr>
+          <w:u w:val="single"/>
+        </w:rPr>
+        <w:t>И.И. Иванов</w:t>
+      </w:r>
+      <w:r>
+        <w:rPr>
+          <w:u w:val="single"/>
+        </w:rPr>
+        <w:tab/>
+      </w:r>
+      <w:r>
+        <w:tab/>
+      </w:r>
+      <w:r>
+        <w:rPr>
+          <w:u w:val="single"/>
+        </w:rPr>
+        <w:tab/>
+      </w:r>
+      <w:r>
+        <w:t xml:space="preserve"> </w:t>
+      </w:r>
+      <w:r>
+        <w:rPr>
+          <w:u w:val="single"/>
+        </w:rPr>
+        <w:t>В.И. Терехов</w:t>
+      </w:r>
+    </w:p>
+    <w:p>
+      <w:pPr>
+        <w:tabs>
+          <w:tab w:val="left" w:pos="567"/>
+          <w:tab w:val="left" w:pos="1701"/>
+          <w:tab w:val="left" w:pos="5954"/>
+          <w:tab w:val="left" w:pos="7797"/>
+        </w:tabs>
+        <w:spacing w:after="60"/>
+        <w:rPr>
+          <w:sz w:val="16"/>
+          <w:szCs w:val="16"/>
+        </w:rPr>
+      </w:pPr>
+      <w:r>
+        <w:rPr>
+          <w:sz w:val="16"/>
+          <w:szCs w:val="16"/>
+        </w:rPr>
+        <w:tab/>
+        <w:t>(подпись)</w:t>
+      </w:r>
+      <w:r>
+        <w:rPr>
+          <w:sz w:val="16"/>
+          <w:szCs w:val="16"/>
+        </w:rPr>
+        <w:tab/>
+        <w:t xml:space="preserve">(инициалы и фамилия) </w:t>
+      </w:r>
+      <w:r>
+        <w:rPr>
+          <w:sz w:val="16"/>
+          <w:szCs w:val="16"/>
+        </w:rPr>
+        <w:tab/>
+        <w:t xml:space="preserve"> (подпись)</w:t>
+      </w:r>
+      <w:r>
+        <w:rPr>
+          <w:sz w:val="16"/>
+          <w:szCs w:val="16"/>
+        </w:rPr>
+        <w:t xml:space="preserve">                           </w:t>
+      </w:r>
+      <w:r>
+        <w:rPr>
+          <w:sz w:val="16"/>
+          <w:szCs w:val="16"/>
+        </w:rPr>
+        <w:t>(инициалы и</w:t>
+      </w:r>
+      <w:r>
+        <w:rPr>
+          <w:sz w:val="16"/>
+          <w:szCs w:val="16"/>
+        </w:rPr>
+        <w:t xml:space="preserve"> </w:t>
+      </w:r>
+      <w:r>
+        <w:rPr>
+          <w:sz w:val="16"/>
+          <w:szCs w:val="16"/>
+        </w:rPr>
+        <w:t>фамилия)</w:t>
+      </w:r>
+    </w:p>
+    <w:p>
+      <w:pPr>
+        <w:tabs>
+          <w:tab w:val="left" w:pos="567"/>
+          <w:tab w:val="left" w:pos="5387"/>
+        </w:tabs>
+        <w:spacing w:line="360" w:lineRule="auto"/>
+      </w:pPr>
+      <w:r>
+        <w:t>«____» ____________ 2026 г.</w:t>
+      </w:r>
+      <w:r>
+        <w:tab/>
+        <w:t>«____» ____________ 2026 г.</w:t>
+      </w:r>
+    </w:p>
+    <w:p>
+      <w:pPr>
+        <w:tabs>
+          <w:tab w:val="center" w:pos="4153"/>
+          <w:tab w:val="right" w:pos="8306"/>
+        </w:tabs>
+        <w:rPr>
+          <w:color w:val="000000"/>
+          <w:sz w:val="22"/>
+          <w:szCs w:val="22"/>
+        </w:rPr>
+      </w:pPr>
+    </w:p>
+    <w:p>
+      <w:pPr>
+        <w:tabs>
+          <w:tab w:val="center" w:pos="4153"/>
+          <w:tab w:val="right" w:pos="8306"/>
+        </w:tabs>
+        <w:rPr>
+          <w:color w:val="000000"/>
+        </w:rPr>
+      </w:pPr>
+    </w:p>
+    <w:p>
+      <w:pPr>
+        <w:tabs>
+          <w:tab w:val="center" w:pos="4153"/>
+          <w:tab w:val="right" w:pos="8306"/>
+        </w:tabs>
+        <w:rPr>
+          <w:color w:val="000000"/>
+        </w:rPr>
+      </w:pPr>
+    </w:p>
+    <w:p>
+      <w:pPr>
+        <w:jc w:val="center"/>
+        <w:rPr>
+          <w:b/>
+          <w:bCs/>
+          <w:color w:val="000000"/>
+          <w:sz w:val="36"/>
+          <w:szCs w:val="36"/>
+        </w:rPr>
+      </w:pPr>
+      <w:r>
+        <w:rPr>
+          <w:b/>
+          <w:bCs/>
+          <w:color w:val="000000"/>
+          <w:sz w:val="36"/>
+          <w:szCs w:val="36"/>
+        </w:rPr>
+        <w:t xml:space="preserve">Приложение для путешественников </w:t>
+      </w:r>
+      <w:r>
+        <w:rPr>
+          <w:b/>
+          <w:bCs/>
+          <w:color w:val="000000"/>
+          <w:sz w:val="36"/>
+          <w:szCs w:val="36"/>
+        </w:rPr>
+        <w:br/>
+        <w:t>с рекомендательной системой</w:t>
+      </w:r>
+    </w:p>
+    <w:p>
+      <w:pPr>
+        <w:spacing w:line="360" w:lineRule="auto"/>
+        <w:rPr>
+          <w:color w:val="000000"/>
+          <w:sz w:val="22"/>
+          <w:szCs w:val="22"/>
+        </w:rPr>
+      </w:pPr>
+    </w:p>
+    <w:p>
+      <w:pPr>
+        <w:jc w:val="center"/>
+        <w:rPr>
+          <w:b/>
+          <w:bCs/>
           <w:color w:val="000000"/>
           <w:sz w:val="32"/>
           <w:szCs w:val="32"/>
-        </w:rPr>
-        <w:t>Э. Баумана</w:t>
-      </w:r>
-    </w:p>
-    <w:p>
-      <w:pPr>
-        <w:spacing w:after="240"/>
-      </w:pPr>
+          <w:u w:val="single"/>
+        </w:rPr>
+      </w:pPr>
+      <w:r>
+        <w:rPr>
+          <w:b/>
+          <w:bCs/>
+          <w:color w:val="000000"/>
+          <w:sz w:val="32"/>
+          <w:szCs w:val="32"/>
+          <w:u w:val="single"/>
+        </w:rPr>
+        <w:t>ТЕХНИЧЕСКОЕ ЗАДАНИЕ</w:t>
+      </w:r>
     </w:p>
     <w:p>
       <w:pPr>
         <w:jc w:val="center"/>
         <w:rPr>
-          <w:color w:val="000000"/>
-        </w:rPr>
-      </w:pPr>
-      <w:r>
-        <w:rPr>
-          <w:color w:val="000000"/>
-        </w:rPr>
-        <w:t>Кафедра «Систем</w:t>
-      </w:r>
-      <w:r>
-        <w:rPr>
-          <w:color w:val="000000"/>
-        </w:rPr>
-        <w:t>ы</w:t>
-      </w:r>
-      <w:r>
-        <w:rPr>
-          <w:color w:val="000000"/>
-        </w:rPr>
-        <w:t xml:space="preserve"> обработки информации и управления»</w:t>
+          <w:sz w:val="20"/>
+          <w:szCs w:val="20"/>
+        </w:rPr>
+      </w:pPr>
+      <w:r>
+        <w:rPr>
+          <w:sz w:val="20"/>
+          <w:szCs w:val="20"/>
+        </w:rPr>
+        <w:t>(вид документа)</w:t>
       </w:r>
     </w:p>
     <w:p>
@@ -1679,456 +2035,304 @@
     </w:p>
     <w:p>
       <w:pPr>
-        <w:adjustRightInd w:val="0"/>
         <w:jc w:val="center"/>
+        <w:rPr>
+          <w:sz w:val="20"/>
+          <w:szCs w:val="20"/>
+        </w:rPr>
+      </w:pPr>
+      <w:r>
+        <w:rPr>
+          <w:sz w:val="20"/>
+          <w:szCs w:val="20"/>
+        </w:rPr>
+        <w:t>по ГОСТ 19.201-78 Единая система программной документации. Техническое задание.</w:t>
+      </w:r>
+    </w:p>
+    <w:p>
+      <w:pPr>
+        <w:jc w:val="center"/>
+        <w:rPr>
+          <w:sz w:val="20"/>
+          <w:szCs w:val="20"/>
+        </w:rPr>
+      </w:pPr>
+      <w:r>
+        <w:rPr>
+          <w:sz w:val="20"/>
+          <w:szCs w:val="20"/>
+        </w:rPr>
+        <w:t>Требования к содержанию и оформлению</w:t>
+      </w:r>
+    </w:p>
+    <w:p>
+      <w:pPr>
+        <w:spacing w:line="360" w:lineRule="auto"/>
+        <w:jc w:val="center"/>
+      </w:pPr>
+    </w:p>
+    <w:p>
+      <w:pPr>
+        <w:jc w:val="center"/>
+        <w:rPr>
+          <w:u w:val="single"/>
+        </w:rPr>
+      </w:pPr>
+      <w:r>
+        <w:rPr>
+          <w:u w:val="single"/>
+        </w:rPr>
+        <w:t>писчая бумага</w:t>
+      </w:r>
+    </w:p>
+    <w:p>
+      <w:pPr>
+        <w:jc w:val="center"/>
+        <w:rPr>
+          <w:sz w:val="20"/>
+          <w:szCs w:val="20"/>
+        </w:rPr>
+      </w:pPr>
+      <w:r>
+        <w:rPr>
+          <w:sz w:val="20"/>
+          <w:szCs w:val="20"/>
+        </w:rPr>
+        <w:t>(вид носителя данных)</w:t>
+      </w:r>
+    </w:p>
+    <w:p>
+      <w:pPr>
+        <w:spacing w:line="360" w:lineRule="auto"/>
+        <w:jc w:val="center"/>
+      </w:pPr>
+      <w:r>
+        <w:t xml:space="preserve"> </w:t>
+      </w:r>
+    </w:p>
+    <w:p>
+      <w:pPr>
+        <w:jc w:val="center"/>
+      </w:pPr>
+      <w:r>
+        <w:t>Листов 5</w:t>
+      </w:r>
+    </w:p>
+    <w:p>
+      <w:pPr>
+        <w:spacing w:line="360" w:lineRule="auto"/>
       </w:pPr>
     </w:p>
     <w:tbl>
       <w:tblPr>
-        <w:tblW w:w="9214" w:type="dxa"/>
+        <w:tblW w:w="5805" w:type="dxa"/>
+        <w:tblInd w:w="3828" w:type="dxa"/>
         <w:tblLayout w:type="fixed"/>
-        <w:tblCellMar>
-          <w:left w:w="70" w:type="dxa"/>
-          <w:right w:w="70" w:type="dxa"/>
-        </w:tblCellMar>
-        <w:tblLook w:val="0000" w:firstRow="0" w:lastRow="0" w:firstColumn="0" w:lastColumn="0" w:noHBand="0" w:noVBand="0"/>
+        <w:tblLook w:val="04A0" w:firstRow="1" w:lastRow="0" w:firstColumn="1" w:lastColumn="0" w:noHBand="0" w:noVBand="1"/>
       </w:tblPr>
       <w:tblGrid>
-        <w:gridCol w:w="4111"/>
-        <w:gridCol w:w="1276"/>
-        <w:gridCol w:w="3827"/>
+        <w:gridCol w:w="2378"/>
+        <w:gridCol w:w="423"/>
+        <w:gridCol w:w="236"/>
+        <w:gridCol w:w="2768"/>
       </w:tblGrid>
       <w:tr>
         <w:trPr>
-          <w:trHeight w:val="394"/>
+          <w:trHeight w:val="455"/>
         </w:trPr>
         <w:tc>
           <w:tcPr>
-            <w:tcW w:w="4111" w:type="dxa"/>
-            <w:vAlign w:val="center"/>
+            <w:tcW w:w="5806" w:type="dxa"/>
+            <w:gridSpan w:val="4"/>
+            <w:vAlign w:val="bottom"/>
+            <w:hideMark/>
           </w:tcPr>
           <w:p>
             <w:pPr>
-              <w:adjustRightInd w:val="0"/>
-              <w:jc w:val="center"/>
-            </w:pPr>
-            <w:r>
-              <w:t>Утверждаю</w:t>
-            </w:r>
-          </w:p>
-          <w:p>
-            <w:pPr>
-              <w:adjustRightInd w:val="0"/>
-              <w:jc w:val="center"/>
-            </w:pPr>
-            <w:r>
-              <w:t>Заведующий кафедрой ИУ-5</w:t>
-            </w:r>
-          </w:p>
-        </w:tc>
-        <w:tc>
-          <w:tcPr>
-            <w:tcW w:w="1276" w:type="dxa"/>
-            <w:vAlign w:val="center"/>
-          </w:tcPr>
-          <w:p>
-            <w:pPr>
-              <w:adjustRightInd w:val="0"/>
-              <w:jc w:val="center"/>
-            </w:pPr>
-          </w:p>
-        </w:tc>
-        <w:tc>
-          <w:tcPr>
-            <w:tcW w:w="3827" w:type="dxa"/>
-            <w:vAlign w:val="center"/>
-          </w:tcPr>
-          <w:p>
-            <w:pPr>
-              <w:adjustRightInd w:val="0"/>
-              <w:jc w:val="center"/>
-            </w:pPr>
-            <w:r>
-              <w:t>Согласовано</w:t>
-            </w:r>
-          </w:p>
-          <w:p>
-            <w:pPr>
-              <w:adjustRightInd w:val="0"/>
-              <w:jc w:val="center"/>
-            </w:pPr>
-            <w:r>
-              <w:t>Научный руководитель</w:t>
+              <w:rPr>
+                <w:color w:val="000000"/>
+              </w:rPr>
+            </w:pPr>
+            <w:r>
+              <w:rPr>
+                <w:color w:val="000000"/>
+              </w:rPr>
+              <w:t xml:space="preserve">Исполнитель: студент </w:t>
+            </w:r>
+            <w:r>
+              <w:rPr>
+                <w:color w:val="000000"/>
+                <w:u w:val="single"/>
+              </w:rPr>
+              <w:t>ИУ5–</w:t>
+            </w:r>
+            <w:r>
+              <w:rPr>
+                <w:color w:val="000000"/>
+                <w:u w:val="single"/>
+              </w:rPr>
+              <w:t>5</w:t>
+            </w:r>
+            <w:r>
+              <w:rPr>
+                <w:color w:val="000000"/>
+                <w:u w:val="single"/>
+              </w:rPr>
+              <w:t>1Б</w:t>
             </w:r>
           </w:p>
         </w:tc>
       </w:tr>
       <w:tr>
         <w:trPr>
-          <w:trHeight w:val="607"/>
+          <w:trHeight w:val="405"/>
         </w:trPr>
         <w:tc>
           <w:tcPr>
-            <w:tcW w:w="4111" w:type="dxa"/>
-            <w:vAlign w:val="center"/>
+            <w:tcW w:w="2378" w:type="dxa"/>
+            <w:tcBorders>
+              <w:top w:val="nil"/>
+              <w:left w:val="nil"/>
+              <w:bottom w:val="single" w:sz="4" w:space="0" w:color="000000"/>
+              <w:right w:val="nil"/>
+            </w:tcBorders>
+            <w:vAlign w:val="bottom"/>
           </w:tcPr>
           <w:p>
             <w:pPr>
-              <w:adjustRightInd w:val="0"/>
-              <w:jc w:val="center"/>
-            </w:pPr>
-            <w:r>
-              <w:t>___________В.И. Терехов</w:t>
-            </w:r>
-          </w:p>
-          <w:p>
-            <w:pPr>
-              <w:adjustRightInd w:val="0"/>
-              <w:jc w:val="center"/>
-            </w:pPr>
-            <w:r>
-              <w:t>"__"__________202</w:t>
-            </w:r>
-            <w:r>
-              <w:t>5</w:t>
-            </w:r>
-            <w:r>
-              <w:t xml:space="preserve"> г.</w:t>
-            </w:r>
+              <w:rPr>
+                <w:color w:val="000000"/>
+              </w:rPr>
+            </w:pPr>
           </w:p>
         </w:tc>
         <w:tc>
           <w:tcPr>
-            <w:tcW w:w="1276" w:type="dxa"/>
-            <w:vAlign w:val="center"/>
+            <w:tcW w:w="423" w:type="dxa"/>
+            <w:vAlign w:val="bottom"/>
           </w:tcPr>
           <w:p>
             <w:pPr>
-              <w:adjustRightInd w:val="0"/>
-              <w:jc w:val="center"/>
+              <w:rPr>
+                <w:color w:val="000000"/>
+              </w:rPr>
             </w:pPr>
           </w:p>
         </w:tc>
         <w:tc>
           <w:tcPr>
-            <w:tcW w:w="3827" w:type="dxa"/>
-            <w:vAlign w:val="center"/>
+            <w:tcW w:w="236" w:type="dxa"/>
+            <w:vAlign w:val="bottom"/>
           </w:tcPr>
           <w:p>
             <w:pPr>
-              <w:adjustRightInd w:val="0"/>
-              <w:jc w:val="center"/>
-            </w:pPr>
-            <w:r>
-              <w:t>__________А.И. Канев</w:t>
-            </w:r>
-          </w:p>
-          <w:p>
-            <w:pPr>
-              <w:adjustRightInd w:val="0"/>
-              <w:jc w:val="center"/>
-            </w:pPr>
-            <w:r>
-              <w:t>"__"__________202</w:t>
-            </w:r>
-            <w:r>
-              <w:t>5</w:t>
-            </w:r>
-            <w:r>
-              <w:t xml:space="preserve"> г.</w:t>
-            </w:r>
-          </w:p>
-        </w:tc>
-      </w:tr>
-    </w:tbl>
-    <w:p>
-      <w:pPr>
-        <w:adjustRightInd w:val="0"/>
-        <w:spacing w:after="240"/>
-      </w:pPr>
-    </w:p>
-    <w:p>
-      <w:pPr>
-        <w:adjustRightInd w:val="0"/>
-      </w:pPr>
-    </w:p>
-    <w:p>
-      <w:pPr>
-        <w:pStyle w:val="ac"/>
-      </w:pPr>
-    </w:p>
-    <w:p>
-      <w:pPr>
-        <w:jc w:val="center"/>
-        <w:rPr>
-          <w:b/>
-          <w:sz w:val="32"/>
-        </w:rPr>
-      </w:pPr>
-    </w:p>
-    <w:p>
-      <w:pPr>
-        <w:jc w:val="center"/>
-        <w:rPr>
-          <w:color w:val="000000" w:themeColor="text1"/>
-          <w:sz w:val="36"/>
-          <w:szCs w:val="36"/>
-          <w:u w:val="single"/>
-        </w:rPr>
-      </w:pPr>
-      <w:r>
-        <w:rPr>
-          <w:b/>
-          <w:color w:val="000000"/>
-          <w:sz w:val="36"/>
-          <w:szCs w:val="36"/>
-        </w:rPr>
-        <w:t xml:space="preserve">Оценка возраста находок по аномальным паттернам </w:t>
-      </w:r>
-      <w:proofErr w:type="spellStart"/>
-      <w:r>
-        <w:rPr>
-          <w:b/>
-          <w:color w:val="000000"/>
-          <w:sz w:val="36"/>
-          <w:szCs w:val="36"/>
-        </w:rPr>
-        <w:t>дендрошкалы</w:t>
-      </w:r>
-      <w:proofErr w:type="spellEnd"/>
-    </w:p>
-    <w:p>
-      <w:pPr>
-        <w:rPr>
-          <w:color w:val="000000" w:themeColor="text1"/>
-        </w:rPr>
-      </w:pPr>
-    </w:p>
-    <w:p>
-      <w:pPr>
-        <w:jc w:val="center"/>
-        <w:rPr>
-          <w:color w:val="000000" w:themeColor="text1"/>
-        </w:rPr>
-      </w:pPr>
-      <w:r>
-        <w:rPr>
-          <w:color w:val="000000" w:themeColor="text1"/>
-          <w:u w:val="single"/>
-        </w:rPr>
-        <w:t xml:space="preserve">Техническое задание  </w:t>
-      </w:r>
-    </w:p>
-    <w:p>
-      <w:pPr>
-        <w:jc w:val="center"/>
-      </w:pPr>
-      <w:r>
-        <w:t>(вид документа)</w:t>
-      </w:r>
-    </w:p>
-    <w:p>
-      <w:pPr>
-        <w:jc w:val="center"/>
-      </w:pPr>
-    </w:p>
-    <w:p>
-      <w:pPr>
-        <w:jc w:val="center"/>
-        <w:rPr>
-          <w:u w:val="single"/>
-        </w:rPr>
-      </w:pPr>
-      <w:r>
-        <w:rPr>
-          <w:u w:val="single"/>
-        </w:rPr>
-        <w:t>писчая бумага</w:t>
-      </w:r>
-    </w:p>
-    <w:p>
-      <w:pPr>
-        <w:jc w:val="center"/>
-      </w:pPr>
-      <w:r>
-        <w:t>(вид носителя)</w:t>
-      </w:r>
-    </w:p>
-    <w:p>
-      <w:pPr>
-        <w:jc w:val="center"/>
-      </w:pPr>
-    </w:p>
-    <w:p>
-      <w:pPr>
-        <w:jc w:val="center"/>
-        <w:rPr>
-          <w:u w:val="single"/>
-        </w:rPr>
-      </w:pPr>
-      <w:r>
-        <w:rPr>
-          <w:u w:val="single"/>
-          <w:lang w:val="en-US"/>
-        </w:rPr>
-        <w:t>1</w:t>
-      </w:r>
-      <w:r>
-        <w:rPr>
-          <w:u w:val="single"/>
-        </w:rPr>
-        <w:t>2</w:t>
-      </w:r>
-    </w:p>
-    <w:p>
-      <w:pPr>
-        <w:jc w:val="center"/>
-      </w:pPr>
-      <w:r>
-        <w:t>(количество листов)</w:t>
-      </w:r>
-    </w:p>
-    <w:p/>
-    <w:p/>
-    <w:tbl>
-      <w:tblPr>
-        <w:tblW w:w="7371" w:type="dxa"/>
-        <w:tblInd w:w="1985" w:type="dxa"/>
-        <w:tblLayout w:type="fixed"/>
-        <w:tblCellMar>
-          <w:left w:w="70" w:type="dxa"/>
-          <w:right w:w="70" w:type="dxa"/>
-        </w:tblCellMar>
-        <w:tblLook w:val="0000" w:firstRow="0" w:lastRow="0" w:firstColumn="0" w:lastColumn="0" w:noHBand="0" w:noVBand="0"/>
-      </w:tblPr>
-      <w:tblGrid>
-        <w:gridCol w:w="3118"/>
-        <w:gridCol w:w="4253"/>
-      </w:tblGrid>
-      <w:tr>
-        <w:tc>
-          <w:tcPr>
-            <w:tcW w:w="3118" w:type="dxa"/>
-          </w:tcPr>
-          <w:p>
-            <w:pPr>
-              <w:jc w:val="right"/>
-            </w:pPr>
-            <w:r>
-              <w:t xml:space="preserve">ИСПОЛНИТЕЛЬ: </w:t>
-            </w:r>
+              <w:rPr>
+                <w:color w:val="000000"/>
+              </w:rPr>
+            </w:pPr>
           </w:p>
         </w:tc>
         <w:tc>
           <w:tcPr>
-            <w:tcW w:w="4253" w:type="dxa"/>
+            <w:tcW w:w="2769" w:type="dxa"/>
+            <w:tcBorders>
+              <w:top w:val="nil"/>
+              <w:left w:val="nil"/>
+              <w:bottom w:val="single" w:sz="4" w:space="0" w:color="000000"/>
+              <w:right w:val="nil"/>
+            </w:tcBorders>
+            <w:vAlign w:val="bottom"/>
+            <w:hideMark/>
           </w:tcPr>
           <w:p>
             <w:pPr>
-              <w:jc w:val="right"/>
-            </w:pPr>
-          </w:p>
-          <w:p>
-            <w:pPr>
-              <w:jc w:val="right"/>
-            </w:pPr>
+              <w:rPr>
+                <w:color w:val="000000"/>
+              </w:rPr>
+            </w:pPr>
+            <w:r>
+              <w:rPr>
+                <w:color w:val="000000"/>
+              </w:rPr>
+              <w:t xml:space="preserve"> </w:t>
+            </w:r>
+            <w:r>
+              <w:rPr>
+                <w:color w:val="000000"/>
+              </w:rPr>
+              <w:t>Н</w:t>
+            </w:r>
+            <w:r>
+              <w:rPr>
+                <w:color w:val="000000"/>
+              </w:rPr>
+              <w:t>.</w:t>
+            </w:r>
+            <w:r>
+              <w:rPr>
+                <w:color w:val="000000"/>
+              </w:rPr>
+              <w:t>С</w:t>
+            </w:r>
+            <w:r>
+              <w:rPr>
+                <w:color w:val="000000"/>
+              </w:rPr>
+              <w:t xml:space="preserve">. </w:t>
+            </w:r>
+            <w:r>
+              <w:rPr>
+                <w:color w:val="000000"/>
+              </w:rPr>
+              <w:t>Шебеко</w:t>
+            </w:r>
           </w:p>
         </w:tc>
       </w:tr>
       <w:tr>
         <w:trPr>
-          <w:trHeight w:val="376"/>
+          <w:trHeight w:val="1361"/>
         </w:trPr>
         <w:tc>
           <w:tcPr>
-            <w:tcW w:w="3118" w:type="dxa"/>
+            <w:tcW w:w="5806" w:type="dxa"/>
+            <w:gridSpan w:val="4"/>
+            <w:vAlign w:val="bottom"/>
           </w:tcPr>
           <w:p>
             <w:pPr>
-              <w:jc w:val="right"/>
-              <w:rPr>
-                <w:color w:val="000000" w:themeColor="text1"/>
-                <w:lang w:val="en-US"/>
-              </w:rPr>
-            </w:pPr>
-            <w:r>
-              <w:rPr>
-                <w:color w:val="000000" w:themeColor="text1"/>
-              </w:rPr>
-              <w:t>Шебеко Н.С</w:t>
-            </w:r>
-            <w:r>
-              <w:rPr>
-                <w:color w:val="000000" w:themeColor="text1"/>
-                <w:lang w:val="en-US"/>
-              </w:rPr>
-              <w:t>.</w:t>
-            </w:r>
-          </w:p>
-        </w:tc>
-        <w:tc>
-          <w:tcPr>
-            <w:tcW w:w="4253" w:type="dxa"/>
-          </w:tcPr>
-          <w:p>
-            <w:pPr>
-              <w:rPr>
-                <w:color w:val="000000" w:themeColor="text1"/>
-              </w:rPr>
-            </w:pPr>
-          </w:p>
-        </w:tc>
-      </w:tr>
-      <w:tr>
-        <w:trPr>
-          <w:trHeight w:val="742"/>
-        </w:trPr>
-        <w:tc>
-          <w:tcPr>
-            <w:tcW w:w="3118" w:type="dxa"/>
-          </w:tcPr>
-          <w:p>
-            <w:pPr>
-              <w:jc w:val="right"/>
-              <w:rPr>
-                <w:color w:val="000000" w:themeColor="text1"/>
-              </w:rPr>
-            </w:pPr>
-            <w:r>
-              <w:rPr>
-                <w:color w:val="000000" w:themeColor="text1"/>
-              </w:rPr>
-              <w:t>"__"_________</w:t>
-            </w:r>
-            <w:r>
-              <w:rPr>
-                <w:color w:val="000000" w:themeColor="text1"/>
-              </w:rPr>
-              <w:t>__202</w:t>
-            </w:r>
-            <w:r>
-              <w:rPr>
-                <w:color w:val="000000" w:themeColor="text1"/>
-              </w:rPr>
-              <w:t>6</w:t>
-            </w:r>
-            <w:r>
-              <w:rPr>
-                <w:color w:val="000000" w:themeColor="text1"/>
-              </w:rPr>
-              <w:t xml:space="preserve"> г.   </w:t>
-            </w:r>
-          </w:p>
-        </w:tc>
-        <w:tc>
-          <w:tcPr>
-            <w:tcW w:w="4253" w:type="dxa"/>
-          </w:tcPr>
-          <w:p>
-            <w:pPr>
-              <w:jc w:val="both"/>
-              <w:rPr>
-                <w:color w:val="000000" w:themeColor="text1"/>
+              <w:rPr>
+                <w:sz w:val="16"/>
+                <w:szCs w:val="16"/>
+              </w:rPr>
+            </w:pPr>
+            <w:r>
+              <w:rPr>
+                <w:sz w:val="16"/>
+                <w:szCs w:val="16"/>
+              </w:rPr>
+              <w:t xml:space="preserve">   (подпись)                                      (инициалы и фамилия)</w:t>
+            </w:r>
+          </w:p>
+          <w:p>
+            <w:pPr>
+              <w:spacing w:line="360" w:lineRule="auto"/>
+              <w:rPr>
+                <w:sz w:val="16"/>
+                <w:szCs w:val="16"/>
+              </w:rPr>
+            </w:pPr>
+            <w:r>
+              <w:rPr>
+                <w:color w:val="000000"/>
+              </w:rPr>
+              <w:t>«____» ______________2026 г.</w:t>
+            </w:r>
+          </w:p>
+          <w:p>
+            <w:pPr>
+              <w:rPr>
+                <w:color w:val="000000"/>
               </w:rPr>
             </w:pPr>
           </w:p>
@@ -2137,33 +2341,26 @@
     </w:tbl>
     <w:p>
       <w:pPr>
-        <w:pStyle w:val="30"/>
-        <w:ind w:firstLine="0"/>
-        <w:rPr>
-          <w:lang w:val="en-US"/>
-        </w:rPr>
-      </w:pPr>
-    </w:p>
-    <w:p>
-      <w:pPr>
-        <w:pStyle w:val="30"/>
-        <w:ind w:firstLine="0"/>
-      </w:pPr>
-    </w:p>
-    <w:p>
-      <w:pPr>
-        <w:spacing w:line="360" w:lineRule="auto"/>
+        <w:keepNext/>
+        <w:ind w:firstLine="709"/>
+        <w:rPr>
+          <w:color w:val="000000"/>
+        </w:rPr>
+      </w:pPr>
+    </w:p>
+    <w:p>
+      <w:pPr>
         <w:jc w:val="center"/>
         <w:rPr>
-          <w:b/>
-          <w:lang w:val="en-US"/>
-        </w:rPr>
-      </w:pPr>
-      <w:r>
-        <w:t>Москва - 202</w:t>
-      </w:r>
-      <w:r>
-        <w:t>6</w:t>
+          <w:sz w:val="22"/>
+          <w:szCs w:val="22"/>
+        </w:rPr>
+      </w:pPr>
+      <w:r>
+        <w:t>2026</w:t>
+      </w:r>
+      <w:r>
+        <w:br w:type="page"/>
       </w:r>
     </w:p>
     <w:p>
@@ -2188,42 +2385,27 @@
         <w:jc w:val="both"/>
       </w:pPr>
       <w:r>
-        <w:t>Разработать</w:t>
-      </w:r>
-      <w:r>
-        <w:t xml:space="preserve"> в</w:t>
-      </w:r>
-      <w:r>
-        <w:rPr>
-          <w:color w:val="000000"/>
-        </w:rPr>
-        <w:t xml:space="preserve">еб-сервис для просмотра и публикации аномальных паттернов </w:t>
-      </w:r>
-      <w:proofErr w:type="spellStart"/>
-      <w:r>
-        <w:rPr>
-          <w:color w:val="000000"/>
-        </w:rPr>
-        <w:t>дендрошкалы</w:t>
-      </w:r>
-      <w:proofErr w:type="spellEnd"/>
-      <w:r>
-        <w:rPr>
-          <w:color w:val="000000"/>
-        </w:rPr>
-        <w:t xml:space="preserve">: год начала события и число годичных колец. Сервис включает серверную часть на языке </w:t>
-      </w:r>
-      <w:r>
-        <w:rPr>
-          <w:color w:val="000000"/>
-        </w:rPr>
-        <w:t>Go</w:t>
-      </w:r>
-      <w:r>
-        <w:rPr>
-          <w:color w:val="000000"/>
-        </w:rPr>
-        <w:t xml:space="preserve"> и, на последующих этапах, одностраничное приложение для гостя и создателя</w:t>
+        <w:t>Разработать веб-сервис учёта аномальных паттернов дендрошкалы</w:t>
+      </w:r>
+    </w:p>
+    <w:p>
+      <w:pPr>
+        <w:spacing w:line="360" w:lineRule="auto"/>
+        <w:ind w:firstLine="709"/>
+        <w:jc w:val="both"/>
+      </w:pPr>
+      <w:r>
+        <w:t>(год начала события и число колец) с публикацией карточек,</w:t>
+      </w:r>
+    </w:p>
+    <w:p>
+      <w:pPr>
+        <w:spacing w:line="360" w:lineRule="auto"/>
+        <w:ind w:firstLine="709"/>
+        <w:jc w:val="both"/>
+      </w:pPr>
+      <w:r>
+        <w:t>лентой и плиткой</w:t>
       </w:r>
       <w:r>
         <w:t>.</w:t>
@@ -2245,28 +2427,84 @@
     </w:p>
     <w:p>
       <w:pPr>
-        <w:spacing w:line="360" w:lineRule="auto"/>
-        <w:ind w:firstLine="709"/>
-        <w:jc w:val="both"/>
-      </w:pPr>
-      <w:r>
-        <w:rPr>
-          <w:color w:val="000000"/>
-        </w:rPr>
-        <w:t>Сервис хранит карточки паттернов, фото и видео, ленту и плитку. В системе работают две группы пользователей:</w:t>
-      </w:r>
-    </w:p>
-    <w:p>
-      <w:pPr>
-        <w:spacing w:line="360" w:lineRule="auto"/>
-        <w:ind w:left="1276" w:hanging="567"/>
-        <w:jc w:val="both"/>
-      </w:pPr>
-      <w:r>
-        <w:rPr>
-          <w:color w:val="000000"/>
-        </w:rPr>
-        <w:t>2.1 Гость читает опубликованные паттерны: плитку с фильтром по календарным датам и ленту.</w:t>
+        <w:keepNext/>
+        <w:spacing w:line="360" w:lineRule="auto"/>
+        <w:ind w:left="1134" w:hanging="425"/>
+        <w:rPr>
+          <w:color w:val="000000"/>
+        </w:rPr>
+      </w:pPr>
+      <w:r>
+        <w:rPr>
+          <w:color w:val="000000"/>
+        </w:rPr>
+        <w:t xml:space="preserve">2.1 </w:t>
+      </w:r>
+      <w:r>
+        <w:rPr>
+          <w:color w:val="000000"/>
+        </w:rPr>
+        <w:t>Dendro Age предназначен для исследователя дендрошкалы, который</w:t>
+      </w:r>
+      <w:r>
+        <w:rPr>
+          <w:color w:val="000000"/>
+        </w:rPr>
+        <w:t xml:space="preserve"> </w:t>
+      </w:r>
+      <w:r>
+        <w:rPr>
+          <w:color w:val="000000"/>
+        </w:rPr>
+        <w:t>просматривает опубликованные паттерны в ленте и плитке, создаёт</w:t>
+      </w:r>
+      <w:r>
+        <w:rPr>
+          <w:color w:val="000000"/>
+        </w:rPr>
+        <w:t xml:space="preserve"> </w:t>
+      </w:r>
+      <w:r>
+        <w:rPr>
+          <w:color w:val="000000"/>
+        </w:rPr>
+        <w:t>черновик с фото и видео, публикует карточку с годом начала и</w:t>
+      </w:r>
+      <w:r>
+        <w:rPr>
+          <w:color w:val="000000"/>
+        </w:rPr>
+        <w:t xml:space="preserve">                                                                                     </w:t>
+      </w:r>
+      <w:r>
+        <w:rPr>
+          <w:color w:val="000000"/>
+        </w:rPr>
+        <w:t>число</w:t>
+      </w:r>
+      <w:r>
+        <w:rPr>
+          <w:color w:val="000000"/>
+        </w:rPr>
+        <w:t xml:space="preserve">м </w:t>
+      </w:r>
+      <w:r>
+        <w:rPr>
+          <w:color w:val="000000"/>
+        </w:rPr>
+        <w:t>колец, ставит лайк и логически удаляет свои записи; гость читает</w:t>
+      </w:r>
+      <w:r>
+        <w:rPr>
+          <w:color w:val="000000"/>
+        </w:rPr>
+        <w:t xml:space="preserve"> </w:t>
+      </w:r>
+      <w:r>
+        <w:rPr>
+          <w:color w:val="000000"/>
+        </w:rPr>
+        <w:t>те же опубликованные карточки без входа.</w:t>
       </w:r>
     </w:p>
     <w:p>
@@ -2274,15 +2512,235 @@
         <w:keepNext/>
         <w:spacing w:before="240" w:after="120" w:line="360" w:lineRule="auto"/>
         <w:ind w:firstLine="709"/>
-        <w:rPr>
-          <w:color w:val="000000"/>
-        </w:rPr>
-      </w:pPr>
-      <w:r>
-        <w:rPr>
-          <w:color w:val="000000"/>
-        </w:rPr>
-        <w:t xml:space="preserve">2.2 Создатель регистрируется, входит по </w:t>
+      </w:pPr>
+      <w:r>
+        <w:rPr>
+          <w:b/>
+          <w:bCs/>
+        </w:rPr>
+        <w:t>3. Задачи</w:t>
+      </w:r>
+    </w:p>
+    <w:p>
+      <w:pPr>
+        <w:spacing w:line="360" w:lineRule="auto"/>
+        <w:ind w:left="1276" w:hanging="567"/>
+        <w:jc w:val="both"/>
+      </w:pPr>
+      <w:r>
+        <w:rPr>
+          <w:color w:val="000000"/>
+        </w:rPr>
+        <w:t xml:space="preserve">3.1 Страницы ленты, плитки и добавления на сервере. Технологии: </w:t>
+      </w:r>
+      <w:r>
+        <w:rPr>
+          <w:color w:val="000000"/>
+        </w:rPr>
+        <w:t>Go</w:t>
+      </w:r>
+      <w:r>
+        <w:rPr>
+          <w:color w:val="000000"/>
+        </w:rPr>
+        <w:t xml:space="preserve">, </w:t>
+      </w:r>
+      <w:r>
+        <w:rPr>
+          <w:color w:val="000000"/>
+        </w:rPr>
+        <w:t>Gin</w:t>
+      </w:r>
+      <w:r>
+        <w:rPr>
+          <w:color w:val="000000"/>
+        </w:rPr>
+        <w:t xml:space="preserve">, </w:t>
+      </w:r>
+      <w:r>
+        <w:rPr>
+          <w:color w:val="000000"/>
+        </w:rPr>
+        <w:t>HTML</w:t>
+      </w:r>
+      <w:r>
+        <w:rPr>
+          <w:color w:val="000000"/>
+        </w:rPr>
+        <w:t xml:space="preserve">-шаблоны, </w:t>
+      </w:r>
+      <w:r>
+        <w:rPr>
+          <w:color w:val="000000"/>
+        </w:rPr>
+        <w:t>CSS</w:t>
+      </w:r>
+      <w:r>
+        <w:rPr>
+          <w:color w:val="000000"/>
+        </w:rPr>
+        <w:t>.</w:t>
+      </w:r>
+    </w:p>
+    <w:p>
+      <w:pPr>
+        <w:spacing w:line="360" w:lineRule="auto"/>
+        <w:ind w:left="1276" w:hanging="567"/>
+        <w:jc w:val="both"/>
+        <w:rPr>
+          <w:lang w:val="en-US"/>
+        </w:rPr>
+      </w:pPr>
+      <w:r>
+        <w:rPr>
+          <w:color w:val="000000"/>
+          <w:lang w:val="en-US"/>
+        </w:rPr>
+        <w:t xml:space="preserve">3.2 </w:t>
+      </w:r>
+      <w:r>
+        <w:rPr>
+          <w:color w:val="000000"/>
+        </w:rPr>
+        <w:t>База</w:t>
+      </w:r>
+      <w:r>
+        <w:rPr>
+          <w:color w:val="000000"/>
+          <w:lang w:val="en-US"/>
+        </w:rPr>
+        <w:t xml:space="preserve"> </w:t>
+      </w:r>
+      <w:r>
+        <w:rPr>
+          <w:color w:val="000000"/>
+        </w:rPr>
+        <w:t>данных</w:t>
+      </w:r>
+      <w:r>
+        <w:rPr>
+          <w:color w:val="000000"/>
+          <w:lang w:val="en-US"/>
+        </w:rPr>
+        <w:t xml:space="preserve"> </w:t>
+      </w:r>
+      <w:r>
+        <w:rPr>
+          <w:color w:val="000000"/>
+        </w:rPr>
+        <w:t>и</w:t>
+      </w:r>
+      <w:r>
+        <w:rPr>
+          <w:color w:val="000000"/>
+          <w:lang w:val="en-US"/>
+        </w:rPr>
+        <w:t xml:space="preserve"> </w:t>
+      </w:r>
+      <w:r>
+        <w:rPr>
+          <w:color w:val="000000"/>
+        </w:rPr>
+        <w:t>файлы</w:t>
+      </w:r>
+      <w:r>
+        <w:rPr>
+          <w:color w:val="000000"/>
+          <w:lang w:val="en-US"/>
+        </w:rPr>
+        <w:t xml:space="preserve">. </w:t>
+      </w:r>
+      <w:r>
+        <w:rPr>
+          <w:color w:val="000000"/>
+        </w:rPr>
+        <w:t>Технологии</w:t>
+      </w:r>
+      <w:r>
+        <w:rPr>
+          <w:color w:val="000000"/>
+          <w:lang w:val="en-US"/>
+        </w:rPr>
+        <w:t>: PostgreSQL 16, GORM, Adminer, MinIO, Docker Compose.</w:t>
+      </w:r>
+    </w:p>
+    <w:p>
+      <w:pPr>
+        <w:spacing w:line="360" w:lineRule="auto"/>
+        <w:ind w:left="1276" w:hanging="567"/>
+        <w:jc w:val="both"/>
+        <w:rPr>
+          <w:lang w:val="en-US"/>
+        </w:rPr>
+      </w:pPr>
+      <w:r>
+        <w:rPr>
+          <w:color w:val="000000"/>
+        </w:rPr>
+        <w:t xml:space="preserve">3.3 </w:t>
+      </w:r>
+      <w:r>
+        <w:rPr>
+          <w:color w:val="000000"/>
+        </w:rPr>
+        <w:t>REST</w:t>
+      </w:r>
+      <w:r>
+        <w:rPr>
+          <w:color w:val="000000"/>
+        </w:rPr>
+        <w:t xml:space="preserve"> </w:t>
+      </w:r>
+      <w:r>
+        <w:rPr>
+          <w:color w:val="000000"/>
+        </w:rPr>
+        <w:t>API</w:t>
+      </w:r>
+      <w:r>
+        <w:rPr>
+          <w:color w:val="000000"/>
+        </w:rPr>
+        <w:t xml:space="preserve"> карточек и исследователей. </w:t>
+      </w:r>
+      <w:r>
+        <w:rPr>
+          <w:color w:val="000000"/>
+        </w:rPr>
+        <w:t>Технологии</w:t>
+      </w:r>
+      <w:r>
+        <w:rPr>
+          <w:color w:val="000000"/>
+          <w:lang w:val="en-US"/>
+        </w:rPr>
+        <w:t xml:space="preserve">: Go, Gin, </w:t>
+      </w:r>
+      <w:r>
+        <w:rPr>
+          <w:color w:val="000000"/>
+        </w:rPr>
+        <w:t>префикс</w:t>
+      </w:r>
+      <w:r>
+        <w:rPr>
+          <w:color w:val="000000"/>
+          <w:lang w:val="en-US"/>
+        </w:rPr>
+        <w:t xml:space="preserve"> /api, Postman.</w:t>
+      </w:r>
+    </w:p>
+    <w:p>
+      <w:pPr>
+        <w:spacing w:line="360" w:lineRule="auto"/>
+        <w:ind w:left="1276" w:hanging="567"/>
+        <w:jc w:val="both"/>
+      </w:pPr>
+      <w:r>
+        <w:rPr>
+          <w:color w:val="000000"/>
+        </w:rPr>
+        <w:t xml:space="preserve">3.4 Аутентификация и авторизация создателя. Технологии: </w:t>
       </w:r>
       <w:r>
         <w:rPr>
@@ -2294,12 +2752,387 @@
         <w:rPr>
           <w:color w:val="000000"/>
         </w:rPr>
-        <w:t xml:space="preserve"> и ведёт свой черновик: создаёт карточку с фото и видео, публикует, удаляет и ставит лайк</w:t>
-      </w:r>
-      <w:r>
-        <w:rPr>
-          <w:color w:val="000000"/>
-        </w:rPr>
+        <w:t xml:space="preserve"> </w:t>
+      </w:r>
+      <w:r>
+        <w:rPr>
+          <w:color w:val="000000"/>
+        </w:rPr>
+        <w:t>HS</w:t>
+      </w:r>
+      <w:r>
+        <w:rPr>
+          <w:color w:val="000000"/>
+        </w:rPr>
+        <w:t xml:space="preserve">256, </w:t>
+      </w:r>
+      <w:r>
+        <w:rPr>
+          <w:color w:val="000000"/>
+        </w:rPr>
+        <w:t>Redis</w:t>
+      </w:r>
+      <w:r>
+        <w:rPr>
+          <w:color w:val="000000"/>
+        </w:rPr>
+        <w:t xml:space="preserve"> (чёрный список отозванных токенов), </w:t>
+      </w:r>
+      <w:r>
+        <w:rPr>
+          <w:color w:val="000000"/>
+        </w:rPr>
+        <w:t>Swagger</w:t>
+      </w:r>
+      <w:r>
+        <w:rPr>
+          <w:color w:val="000000"/>
+        </w:rPr>
+        <w:t>.</w:t>
+      </w:r>
+    </w:p>
+    <w:p>
+      <w:pPr>
+        <w:spacing w:line="360" w:lineRule="auto"/>
+        <w:ind w:left="1276" w:hanging="567"/>
+        <w:jc w:val="both"/>
+        <w:rPr>
+          <w:lang w:val="en-US"/>
+        </w:rPr>
+      </w:pPr>
+      <w:r>
+        <w:rPr>
+          <w:color w:val="000000"/>
+        </w:rPr>
+        <w:t xml:space="preserve">3.5 </w:t>
+      </w:r>
+      <w:r>
+        <w:rPr>
+          <w:color w:val="000000"/>
+        </w:rPr>
+        <w:t>SPA</w:t>
+      </w:r>
+      <w:r>
+        <w:rPr>
+          <w:color w:val="000000"/>
+        </w:rPr>
+        <w:t xml:space="preserve"> гостя: лента и плитка на </w:t>
+      </w:r>
+      <w:r>
+        <w:rPr>
+          <w:color w:val="000000"/>
+        </w:rPr>
+        <w:t>mock</w:t>
+      </w:r>
+      <w:r>
+        <w:rPr>
+          <w:color w:val="000000"/>
+        </w:rPr>
+        <w:t xml:space="preserve">-данных. </w:t>
+      </w:r>
+      <w:r>
+        <w:rPr>
+          <w:color w:val="000000"/>
+        </w:rPr>
+        <w:t>Технологии</w:t>
+      </w:r>
+      <w:r>
+        <w:rPr>
+          <w:color w:val="000000"/>
+          <w:lang w:val="en-US"/>
+        </w:rPr>
+        <w:t>: React, TypeScript, React-Bootstrap.</w:t>
+      </w:r>
+    </w:p>
+    <w:p>
+      <w:pPr>
+        <w:spacing w:line="360" w:lineRule="auto"/>
+        <w:ind w:left="1276" w:hanging="567"/>
+        <w:jc w:val="both"/>
+      </w:pPr>
+      <w:r>
+        <w:rPr>
+          <w:color w:val="000000"/>
+        </w:rPr>
+        <w:t xml:space="preserve">3.6 </w:t>
+      </w:r>
+      <w:r>
+        <w:rPr>
+          <w:color w:val="000000"/>
+        </w:rPr>
+        <w:t>SPA</w:t>
+      </w:r>
+      <w:r>
+        <w:rPr>
+          <w:color w:val="000000"/>
+        </w:rPr>
+        <w:t xml:space="preserve"> с живым </w:t>
+      </w:r>
+      <w:r>
+        <w:rPr>
+          <w:color w:val="000000"/>
+        </w:rPr>
+        <w:t>API</w:t>
+      </w:r>
+      <w:r>
+        <w:rPr>
+          <w:color w:val="000000"/>
+        </w:rPr>
+        <w:t xml:space="preserve">, лайками и добавлением. Технологии: </w:t>
+      </w:r>
+      <w:r>
+        <w:rPr>
+          <w:color w:val="000000"/>
+        </w:rPr>
+        <w:t>React</w:t>
+      </w:r>
+      <w:r>
+        <w:rPr>
+          <w:color w:val="000000"/>
+        </w:rPr>
+        <w:t xml:space="preserve">, </w:t>
+      </w:r>
+      <w:r>
+        <w:rPr>
+          <w:color w:val="000000"/>
+        </w:rPr>
+        <w:t>Redux</w:t>
+      </w:r>
+      <w:r>
+        <w:rPr>
+          <w:color w:val="000000"/>
+        </w:rPr>
+        <w:t xml:space="preserve"> </w:t>
+      </w:r>
+      <w:r>
+        <w:rPr>
+          <w:color w:val="000000"/>
+        </w:rPr>
+        <w:t>Toolkit</w:t>
+      </w:r>
+      <w:r>
+        <w:rPr>
+          <w:color w:val="000000"/>
+        </w:rPr>
+        <w:t xml:space="preserve">, </w:t>
+      </w:r>
+      <w:r>
+        <w:rPr>
+          <w:color w:val="000000"/>
+        </w:rPr>
+        <w:t>axios</w:t>
+      </w:r>
+      <w:r>
+        <w:rPr>
+          <w:color w:val="000000"/>
+        </w:rPr>
+        <w:t xml:space="preserve">, код из </w:t>
+      </w:r>
+      <w:r>
+        <w:rPr>
+          <w:color w:val="000000"/>
+        </w:rPr>
+        <w:t>Swagger</w:t>
+      </w:r>
+      <w:r>
+        <w:rPr>
+          <w:color w:val="000000"/>
+        </w:rPr>
+        <w:t>.</w:t>
+      </w:r>
+    </w:p>
+    <w:p>
+      <w:pPr>
+        <w:spacing w:line="360" w:lineRule="auto"/>
+        <w:ind w:left="1276" w:hanging="567"/>
+        <w:jc w:val="both"/>
+      </w:pPr>
+      <w:r>
+        <w:rPr>
+          <w:color w:val="000000"/>
+        </w:rPr>
+        <w:t xml:space="preserve">3.7 Завершение фронтенда создателя и гостя поверх того же </w:t>
+      </w:r>
+      <w:r>
+        <w:rPr>
+          <w:color w:val="000000"/>
+        </w:rPr>
+        <w:t>API</w:t>
+      </w:r>
+      <w:r>
+        <w:rPr>
+          <w:color w:val="000000"/>
+        </w:rPr>
+        <w:t>.</w:t>
+      </w:r>
+    </w:p>
+    <w:p>
+      <w:pPr>
+        <w:spacing w:line="360" w:lineRule="auto"/>
+        <w:ind w:left="1276" w:hanging="567"/>
+        <w:jc w:val="both"/>
+      </w:pPr>
+      <w:r>
+        <w:rPr>
+          <w:color w:val="000000"/>
+        </w:rPr>
+        <w:t xml:space="preserve">3.8 Демонстрация страниц. Технологии: </w:t>
+      </w:r>
+      <w:r>
+        <w:rPr>
+          <w:color w:val="000000"/>
+        </w:rPr>
+        <w:t>GitHub</w:t>
+      </w:r>
+      <w:r>
+        <w:rPr>
+          <w:color w:val="000000"/>
+        </w:rPr>
+        <w:t xml:space="preserve"> </w:t>
+      </w:r>
+      <w:r>
+        <w:rPr>
+          <w:color w:val="000000"/>
+        </w:rPr>
+        <w:t>Pages</w:t>
+      </w:r>
+      <w:r>
+        <w:rPr>
+          <w:color w:val="000000"/>
+        </w:rPr>
+        <w:t xml:space="preserve">, </w:t>
+      </w:r>
+      <w:r>
+        <w:rPr>
+          <w:color w:val="000000"/>
+        </w:rPr>
+        <w:t>HTTPS</w:t>
+      </w:r>
+      <w:r>
+        <w:rPr>
+          <w:color w:val="000000"/>
+        </w:rPr>
+        <w:t>.</w:t>
+      </w:r>
+    </w:p>
+    <w:p>
+      <w:pPr>
+        <w:spacing w:line="360" w:lineRule="auto"/>
+        <w:ind w:left="1276" w:hanging="567"/>
+        <w:jc w:val="both"/>
+      </w:pPr>
+      <w:r>
+        <w:rPr>
+          <w:color w:val="000000"/>
+        </w:rPr>
+        <w:t xml:space="preserve">3.9 Документация: </w:t>
+      </w:r>
+      <w:r>
+        <w:rPr>
+          <w:color w:val="000000"/>
+        </w:rPr>
+        <w:t>ER</w:t>
+      </w:r>
+      <w:r>
+        <w:rPr>
+          <w:color w:val="000000"/>
+        </w:rPr>
+        <w:t xml:space="preserve">-диаграмма, диаграмма классов, диаграмма последовательности, техническое задание, расчётно-пояснительная записка. Технологии: </w:t>
+      </w:r>
+      <w:r>
+        <w:rPr>
+          <w:color w:val="000000"/>
+        </w:rPr>
+        <w:t>StarUML</w:t>
+      </w:r>
+      <w:r>
+        <w:rPr>
+          <w:color w:val="000000"/>
+        </w:rPr>
+        <w:t xml:space="preserve">, </w:t>
+      </w:r>
+      <w:r>
+        <w:rPr>
+          <w:color w:val="000000"/>
+        </w:rPr>
+        <w:t>Microsoft</w:t>
+      </w:r>
+      <w:r>
+        <w:rPr>
+          <w:color w:val="000000"/>
+        </w:rPr>
+        <w:t xml:space="preserve"> </w:t>
+      </w:r>
+      <w:r>
+        <w:rPr>
+          <w:color w:val="000000"/>
+        </w:rPr>
+        <w:t>Word</w:t>
+      </w:r>
+      <w:r>
+        <w:rPr>
+          <w:color w:val="000000"/>
+        </w:rPr>
+        <w:t>.</w:t>
+      </w:r>
+    </w:p>
+    <w:p>
+      <w:pPr>
+        <w:tabs>
+          <w:tab w:val="left" w:pos="1276"/>
+        </w:tabs>
+        <w:spacing w:line="360" w:lineRule="auto"/>
+        <w:ind w:left="1276" w:hanging="567"/>
+      </w:pPr>
+      <w:r>
+        <w:rPr>
+          <w:color w:val="000000"/>
+        </w:rPr>
+        <w:t xml:space="preserve">3.10 Репозиторий </w:t>
+      </w:r>
+      <w:r>
+        <w:rPr>
+          <w:color w:val="000000"/>
+        </w:rPr>
+        <w:t>Git</w:t>
+      </w:r>
+      <w:r>
+        <w:rPr>
+          <w:color w:val="000000"/>
+        </w:rPr>
+        <w:t xml:space="preserve"> с веткой по теме и описанием в </w:t>
+      </w:r>
+      <w:r>
+        <w:rPr>
+          <w:color w:val="000000"/>
+        </w:rPr>
+        <w:t>README</w:t>
+      </w:r>
+      <w:r>
+        <w:rPr>
+          <w:color w:val="000000"/>
+        </w:rPr>
+        <w:t xml:space="preserve">. Технологии: </w:t>
+      </w:r>
+      <w:r>
+        <w:rPr>
+          <w:color w:val="000000"/>
+        </w:rPr>
+        <w:t>Git</w:t>
+      </w:r>
+      <w:r>
+        <w:rPr>
+          <w:color w:val="000000"/>
+        </w:rPr>
+        <w:t xml:space="preserve">, </w:t>
+      </w:r>
+      <w:r>
+        <w:rPr>
+          <w:color w:val="000000"/>
+        </w:rPr>
+        <w:t>GitHub</w:t>
+      </w:r>
+      <w:r>
         <w:t>.</w:t>
       </w:r>
     </w:p>
@@ -2314,714 +3147,7 @@
           <w:b/>
           <w:bCs/>
         </w:rPr>
-        <w:t>3. Задачи</w:t>
-      </w:r>
-    </w:p>
-    <w:p>
-      <w:pPr>
-        <w:spacing w:line="360" w:lineRule="auto"/>
-        <w:ind w:left="1276" w:hanging="567"/>
-        <w:jc w:val="both"/>
-      </w:pPr>
-      <w:r>
-        <w:rPr>
-          <w:color w:val="000000"/>
-        </w:rPr>
-        <w:t xml:space="preserve">3.1 Страницы ленты, плитки и добавления на сервере. Технологии: </w:t>
-      </w:r>
-      <w:r>
-        <w:rPr>
-          <w:color w:val="000000"/>
-        </w:rPr>
-        <w:t>Go</w:t>
-      </w:r>
-      <w:r>
-        <w:rPr>
-          <w:color w:val="000000"/>
-        </w:rPr>
-        <w:t xml:space="preserve">, </w:t>
-      </w:r>
-      <w:proofErr w:type="spellStart"/>
-      <w:r>
-        <w:rPr>
-          <w:color w:val="000000"/>
-        </w:rPr>
-        <w:t>Gin</w:t>
-      </w:r>
-      <w:proofErr w:type="spellEnd"/>
-      <w:r>
-        <w:rPr>
-          <w:color w:val="000000"/>
-        </w:rPr>
-        <w:t xml:space="preserve">, </w:t>
-      </w:r>
-      <w:r>
-        <w:rPr>
-          <w:color w:val="000000"/>
-        </w:rPr>
-        <w:t>HTML</w:t>
-      </w:r>
-      <w:r>
-        <w:rPr>
-          <w:color w:val="000000"/>
-        </w:rPr>
-        <w:t xml:space="preserve">-шаблоны, </w:t>
-      </w:r>
-      <w:r>
-        <w:rPr>
-          <w:color w:val="000000"/>
-        </w:rPr>
-        <w:t>CSS</w:t>
-      </w:r>
-      <w:r>
-        <w:rPr>
-          <w:color w:val="000000"/>
-        </w:rPr>
-        <w:t>.</w:t>
-      </w:r>
-    </w:p>
-    <w:p>
-      <w:pPr>
-        <w:spacing w:line="360" w:lineRule="auto"/>
-        <w:ind w:left="1276" w:hanging="567"/>
-        <w:jc w:val="both"/>
-        <w:rPr>
-          <w:lang w:val="en-US"/>
-        </w:rPr>
-      </w:pPr>
-      <w:r>
-        <w:rPr>
-          <w:color w:val="000000"/>
-          <w:lang w:val="en-US"/>
-        </w:rPr>
-        <w:t xml:space="preserve">3.2 </w:t>
-      </w:r>
-      <w:r>
-        <w:rPr>
-          <w:color w:val="000000"/>
-        </w:rPr>
-        <w:t>База</w:t>
-      </w:r>
-      <w:r>
-        <w:rPr>
-          <w:color w:val="000000"/>
-          <w:lang w:val="en-US"/>
-        </w:rPr>
-        <w:t xml:space="preserve"> </w:t>
-      </w:r>
-      <w:r>
-        <w:rPr>
-          <w:color w:val="000000"/>
-        </w:rPr>
-        <w:t>данных</w:t>
-      </w:r>
-      <w:r>
-        <w:rPr>
-          <w:color w:val="000000"/>
-          <w:lang w:val="en-US"/>
-        </w:rPr>
-        <w:t xml:space="preserve"> </w:t>
-      </w:r>
-      <w:r>
-        <w:rPr>
-          <w:color w:val="000000"/>
-        </w:rPr>
-        <w:t>и</w:t>
-      </w:r>
-      <w:r>
-        <w:rPr>
-          <w:color w:val="000000"/>
-          <w:lang w:val="en-US"/>
-        </w:rPr>
-        <w:t xml:space="preserve"> </w:t>
-      </w:r>
-      <w:r>
-        <w:rPr>
-          <w:color w:val="000000"/>
-        </w:rPr>
-        <w:t>файлы</w:t>
-      </w:r>
-      <w:r>
-        <w:rPr>
-          <w:color w:val="000000"/>
-          <w:lang w:val="en-US"/>
-        </w:rPr>
-        <w:t xml:space="preserve">. </w:t>
-      </w:r>
-      <w:r>
-        <w:rPr>
-          <w:color w:val="000000"/>
-        </w:rPr>
-        <w:t>Технологии</w:t>
-      </w:r>
-      <w:r>
-        <w:rPr>
-          <w:color w:val="000000"/>
-          <w:lang w:val="en-US"/>
-        </w:rPr>
-        <w:t xml:space="preserve">: PostgreSQL 16, GORM, </w:t>
-      </w:r>
-      <w:proofErr w:type="spellStart"/>
-      <w:r>
-        <w:rPr>
-          <w:color w:val="000000"/>
-          <w:lang w:val="en-US"/>
-        </w:rPr>
-        <w:t>Adminer</w:t>
-      </w:r>
-      <w:proofErr w:type="spellEnd"/>
-      <w:r>
-        <w:rPr>
-          <w:color w:val="000000"/>
-          <w:lang w:val="en-US"/>
-        </w:rPr>
-        <w:t xml:space="preserve">, </w:t>
-      </w:r>
-      <w:proofErr w:type="spellStart"/>
-      <w:r>
-        <w:rPr>
-          <w:color w:val="000000"/>
-          <w:lang w:val="en-US"/>
-        </w:rPr>
-        <w:t>MinIO</w:t>
-      </w:r>
-      <w:proofErr w:type="spellEnd"/>
-      <w:r>
-        <w:rPr>
-          <w:color w:val="000000"/>
-          <w:lang w:val="en-US"/>
-        </w:rPr>
-        <w:t>, Docker Compose.</w:t>
-      </w:r>
-    </w:p>
-    <w:p>
-      <w:pPr>
-        <w:spacing w:line="360" w:lineRule="auto"/>
-        <w:ind w:left="1276" w:hanging="567"/>
-        <w:jc w:val="both"/>
-        <w:rPr>
-          <w:lang w:val="en-US"/>
-        </w:rPr>
-      </w:pPr>
-      <w:r>
-        <w:rPr>
-          <w:color w:val="000000"/>
-        </w:rPr>
-        <w:t xml:space="preserve">3.3 </w:t>
-      </w:r>
-      <w:r>
-        <w:rPr>
-          <w:color w:val="000000"/>
-        </w:rPr>
-        <w:t>REST</w:t>
-      </w:r>
-      <w:r>
-        <w:rPr>
-          <w:color w:val="000000"/>
-        </w:rPr>
-        <w:t xml:space="preserve"> </w:t>
-      </w:r>
-      <w:r>
-        <w:rPr>
-          <w:color w:val="000000"/>
-        </w:rPr>
-        <w:t>API</w:t>
-      </w:r>
-      <w:r>
-        <w:rPr>
-          <w:color w:val="000000"/>
-        </w:rPr>
-        <w:t xml:space="preserve"> карточек и исследователей. </w:t>
-      </w:r>
-      <w:r>
-        <w:rPr>
-          <w:color w:val="000000"/>
-        </w:rPr>
-        <w:t>Технологии</w:t>
-      </w:r>
-      <w:r>
-        <w:rPr>
-          <w:color w:val="000000"/>
-          <w:lang w:val="en-US"/>
-        </w:rPr>
-        <w:t xml:space="preserve">: Go, Gin, </w:t>
-      </w:r>
-      <w:r>
-        <w:rPr>
-          <w:color w:val="000000"/>
-        </w:rPr>
-        <w:t>префикс</w:t>
-      </w:r>
-      <w:r>
-        <w:rPr>
-          <w:color w:val="000000"/>
-          <w:lang w:val="en-US"/>
-        </w:rPr>
-        <w:t xml:space="preserve"> /</w:t>
-      </w:r>
-      <w:proofErr w:type="spellStart"/>
-      <w:r>
-        <w:rPr>
-          <w:color w:val="000000"/>
-          <w:lang w:val="en-US"/>
-        </w:rPr>
-        <w:t>api</w:t>
-      </w:r>
-      <w:proofErr w:type="spellEnd"/>
-      <w:r>
-        <w:rPr>
-          <w:color w:val="000000"/>
-          <w:lang w:val="en-US"/>
-        </w:rPr>
-        <w:t>, Postman.</w:t>
-      </w:r>
-    </w:p>
-    <w:p>
-      <w:pPr>
-        <w:spacing w:line="360" w:lineRule="auto"/>
-        <w:ind w:left="1276" w:hanging="567"/>
-        <w:jc w:val="both"/>
-      </w:pPr>
-      <w:r>
-        <w:rPr>
-          <w:color w:val="000000"/>
-        </w:rPr>
-        <w:t xml:space="preserve">3.4 Аутентификация и авторизация создателя. Технологии: </w:t>
-      </w:r>
-      <w:r>
-        <w:rPr>
-          <w:color w:val="000000"/>
-        </w:rPr>
-        <w:t>JWT</w:t>
-      </w:r>
-      <w:r>
-        <w:rPr>
-          <w:color w:val="000000"/>
-        </w:rPr>
-        <w:t xml:space="preserve"> </w:t>
-      </w:r>
-      <w:r>
-        <w:rPr>
-          <w:color w:val="000000"/>
-        </w:rPr>
-        <w:t>HS</w:t>
-      </w:r>
-      <w:r>
-        <w:rPr>
-          <w:color w:val="000000"/>
-        </w:rPr>
-        <w:t xml:space="preserve">256, </w:t>
-      </w:r>
-      <w:proofErr w:type="spellStart"/>
-      <w:r>
-        <w:rPr>
-          <w:color w:val="000000"/>
-        </w:rPr>
-        <w:t>Redis</w:t>
-      </w:r>
-      <w:proofErr w:type="spellEnd"/>
-      <w:r>
-        <w:rPr>
-          <w:color w:val="000000"/>
-        </w:rPr>
-        <w:t xml:space="preserve"> (чёрный список отозванных токенов), </w:t>
-      </w:r>
-      <w:proofErr w:type="spellStart"/>
-      <w:r>
-        <w:rPr>
-          <w:color w:val="000000"/>
-        </w:rPr>
-        <w:t>Swagger</w:t>
-      </w:r>
-      <w:proofErr w:type="spellEnd"/>
-      <w:r>
-        <w:rPr>
-          <w:color w:val="000000"/>
-        </w:rPr>
-        <w:t>.</w:t>
-      </w:r>
-    </w:p>
-    <w:p>
-      <w:pPr>
-        <w:spacing w:line="360" w:lineRule="auto"/>
-        <w:ind w:left="1276" w:hanging="567"/>
-        <w:jc w:val="both"/>
-        <w:rPr>
-          <w:lang w:val="en-US"/>
-        </w:rPr>
-      </w:pPr>
-      <w:r>
-        <w:rPr>
-          <w:color w:val="000000"/>
-        </w:rPr>
-        <w:t xml:space="preserve">3.5 </w:t>
-      </w:r>
-      <w:r>
-        <w:rPr>
-          <w:color w:val="000000"/>
-        </w:rPr>
-        <w:t>SPA</w:t>
-      </w:r>
-      <w:r>
-        <w:rPr>
-          <w:color w:val="000000"/>
-        </w:rPr>
-        <w:t xml:space="preserve"> гостя: лента и плитка на </w:t>
-      </w:r>
-      <w:proofErr w:type="spellStart"/>
-      <w:r>
-        <w:rPr>
-          <w:color w:val="000000"/>
-        </w:rPr>
-        <w:t>mock</w:t>
-      </w:r>
-      <w:proofErr w:type="spellEnd"/>
-      <w:r>
-        <w:rPr>
-          <w:color w:val="000000"/>
-        </w:rPr>
-        <w:t xml:space="preserve">-данных. </w:t>
-      </w:r>
-      <w:r>
-        <w:rPr>
-          <w:color w:val="000000"/>
-        </w:rPr>
-        <w:t>Технологии</w:t>
-      </w:r>
-      <w:r>
-        <w:rPr>
-          <w:color w:val="000000"/>
-          <w:lang w:val="en-US"/>
-        </w:rPr>
-        <w:t>: React, TypeScript, React-Bootstrap.</w:t>
-      </w:r>
-    </w:p>
-    <w:p>
-      <w:pPr>
-        <w:spacing w:line="360" w:lineRule="auto"/>
-        <w:ind w:left="1276" w:hanging="567"/>
-        <w:jc w:val="both"/>
-      </w:pPr>
-      <w:r>
-        <w:rPr>
-          <w:color w:val="000000"/>
-        </w:rPr>
-        <w:t xml:space="preserve">3.6 </w:t>
-      </w:r>
-      <w:r>
-        <w:rPr>
-          <w:color w:val="000000"/>
-        </w:rPr>
-        <w:t>SPA</w:t>
-      </w:r>
-      <w:r>
-        <w:rPr>
-          <w:color w:val="000000"/>
-        </w:rPr>
-        <w:t xml:space="preserve"> с живым </w:t>
-      </w:r>
-      <w:r>
-        <w:rPr>
-          <w:color w:val="000000"/>
-        </w:rPr>
-        <w:t>API</w:t>
-      </w:r>
-      <w:r>
-        <w:rPr>
-          <w:color w:val="000000"/>
-        </w:rPr>
-        <w:t xml:space="preserve">, лайками и добавлением. Технологии: </w:t>
-      </w:r>
-      <w:proofErr w:type="spellStart"/>
-      <w:r>
-        <w:rPr>
-          <w:color w:val="000000"/>
-        </w:rPr>
-        <w:t>React</w:t>
-      </w:r>
-      <w:proofErr w:type="spellEnd"/>
-      <w:r>
-        <w:rPr>
-          <w:color w:val="000000"/>
-        </w:rPr>
-        <w:t xml:space="preserve">, </w:t>
-      </w:r>
-      <w:proofErr w:type="spellStart"/>
-      <w:r>
-        <w:rPr>
-          <w:color w:val="000000"/>
-        </w:rPr>
-        <w:t>Redux</w:t>
-      </w:r>
-      <w:proofErr w:type="spellEnd"/>
-      <w:r>
-        <w:rPr>
-          <w:color w:val="000000"/>
-        </w:rPr>
-        <w:t xml:space="preserve"> </w:t>
-      </w:r>
-      <w:proofErr w:type="spellStart"/>
-      <w:r>
-        <w:rPr>
-          <w:color w:val="000000"/>
-        </w:rPr>
-        <w:t>Toolkit</w:t>
-      </w:r>
-      <w:proofErr w:type="spellEnd"/>
-      <w:r>
-        <w:rPr>
-          <w:color w:val="000000"/>
-        </w:rPr>
-        <w:t xml:space="preserve">, </w:t>
-      </w:r>
-      <w:proofErr w:type="spellStart"/>
-      <w:r>
-        <w:rPr>
-          <w:color w:val="000000"/>
-        </w:rPr>
-        <w:t>axios</w:t>
-      </w:r>
-      <w:proofErr w:type="spellEnd"/>
-      <w:r>
-        <w:rPr>
-          <w:color w:val="000000"/>
-        </w:rPr>
-        <w:t xml:space="preserve">, код из </w:t>
-      </w:r>
-      <w:proofErr w:type="spellStart"/>
-      <w:r>
-        <w:rPr>
-          <w:color w:val="000000"/>
-        </w:rPr>
-        <w:t>Swagger</w:t>
-      </w:r>
-      <w:proofErr w:type="spellEnd"/>
-      <w:r>
-        <w:rPr>
-          <w:color w:val="000000"/>
-        </w:rPr>
-        <w:t>.</w:t>
-      </w:r>
-    </w:p>
-    <w:p>
-      <w:pPr>
-        <w:spacing w:line="360" w:lineRule="auto"/>
-        <w:ind w:left="1276" w:hanging="567"/>
-        <w:jc w:val="both"/>
-      </w:pPr>
-      <w:r>
-        <w:rPr>
-          <w:color w:val="000000"/>
-        </w:rPr>
-        <w:t xml:space="preserve">3.7 Завершение фронтенда создателя и гостя поверх того же </w:t>
-      </w:r>
-      <w:r>
-        <w:rPr>
-          <w:color w:val="000000"/>
-        </w:rPr>
-        <w:t>API</w:t>
-      </w:r>
-      <w:r>
-        <w:rPr>
-          <w:color w:val="000000"/>
-        </w:rPr>
-        <w:t>.</w:t>
-      </w:r>
-    </w:p>
-    <w:p>
-      <w:pPr>
-        <w:spacing w:line="360" w:lineRule="auto"/>
-        <w:ind w:left="1276" w:hanging="567"/>
-        <w:jc w:val="both"/>
-      </w:pPr>
-      <w:r>
-        <w:rPr>
-          <w:color w:val="000000"/>
-        </w:rPr>
-        <w:t xml:space="preserve">3.8 Демонстрация страниц. Технологии: </w:t>
-      </w:r>
-      <w:proofErr w:type="spellStart"/>
-      <w:r>
-        <w:rPr>
-          <w:color w:val="000000"/>
-        </w:rPr>
-        <w:t>GitHub</w:t>
-      </w:r>
-      <w:proofErr w:type="spellEnd"/>
-      <w:r>
-        <w:rPr>
-          <w:color w:val="000000"/>
-        </w:rPr>
-        <w:t xml:space="preserve"> </w:t>
-      </w:r>
-      <w:proofErr w:type="spellStart"/>
-      <w:r>
-        <w:rPr>
-          <w:color w:val="000000"/>
-        </w:rPr>
-        <w:t>Pages</w:t>
-      </w:r>
-      <w:proofErr w:type="spellEnd"/>
-      <w:r>
-        <w:rPr>
-          <w:color w:val="000000"/>
-        </w:rPr>
-        <w:t xml:space="preserve">, </w:t>
-      </w:r>
-      <w:r>
-        <w:rPr>
-          <w:color w:val="000000"/>
-        </w:rPr>
-        <w:t>HTTPS</w:t>
-      </w:r>
-      <w:r>
-        <w:rPr>
-          <w:color w:val="000000"/>
-        </w:rPr>
-        <w:t>.</w:t>
-      </w:r>
-    </w:p>
-    <w:p>
-      <w:pPr>
-        <w:spacing w:line="360" w:lineRule="auto"/>
-        <w:ind w:left="1276" w:hanging="567"/>
-        <w:jc w:val="both"/>
-      </w:pPr>
-      <w:r>
-        <w:rPr>
-          <w:color w:val="000000"/>
-        </w:rPr>
         <w:lastRenderedPageBreak/>
-        <w:t xml:space="preserve">3.9 Документация: </w:t>
-      </w:r>
-      <w:r>
-        <w:rPr>
-          <w:color w:val="000000"/>
-        </w:rPr>
-        <w:t>ER</w:t>
-      </w:r>
-      <w:r>
-        <w:rPr>
-          <w:color w:val="000000"/>
-        </w:rPr>
-        <w:t xml:space="preserve">-диаграмма, диаграмма классов, диаграмма последовательности, техническое задание, расчётно-пояснительная записка. Технологии: </w:t>
-      </w:r>
-      <w:proofErr w:type="spellStart"/>
-      <w:r>
-        <w:rPr>
-          <w:color w:val="000000"/>
-        </w:rPr>
-        <w:t>StarUML</w:t>
-      </w:r>
-      <w:proofErr w:type="spellEnd"/>
-      <w:r>
-        <w:rPr>
-          <w:color w:val="000000"/>
-        </w:rPr>
-        <w:t xml:space="preserve">, </w:t>
-      </w:r>
-      <w:r>
-        <w:rPr>
-          <w:color w:val="000000"/>
-        </w:rPr>
-        <w:t>Microsoft</w:t>
-      </w:r>
-      <w:r>
-        <w:rPr>
-          <w:color w:val="000000"/>
-        </w:rPr>
-        <w:t xml:space="preserve"> </w:t>
-      </w:r>
-      <w:r>
-        <w:rPr>
-          <w:color w:val="000000"/>
-        </w:rPr>
-        <w:t>Word</w:t>
-      </w:r>
-      <w:r>
-        <w:rPr>
-          <w:color w:val="000000"/>
-        </w:rPr>
-        <w:t>.</w:t>
-      </w:r>
-    </w:p>
-    <w:p>
-      <w:pPr>
-        <w:tabs>
-          <w:tab w:val="left" w:pos="1276"/>
-        </w:tabs>
-        <w:spacing w:line="360" w:lineRule="auto"/>
-        <w:ind w:left="1276" w:hanging="567"/>
-      </w:pPr>
-      <w:r>
-        <w:rPr>
-          <w:color w:val="000000"/>
-        </w:rPr>
-        <w:t xml:space="preserve">3.10 Репозиторий </w:t>
-      </w:r>
-      <w:proofErr w:type="spellStart"/>
-      <w:r>
-        <w:rPr>
-          <w:color w:val="000000"/>
-        </w:rPr>
-        <w:t>Git</w:t>
-      </w:r>
-      <w:proofErr w:type="spellEnd"/>
-      <w:r>
-        <w:rPr>
-          <w:color w:val="000000"/>
-        </w:rPr>
-        <w:t xml:space="preserve"> с веткой по теме и описанием в </w:t>
-      </w:r>
-      <w:r>
-        <w:rPr>
-          <w:color w:val="000000"/>
-        </w:rPr>
-        <w:t>README</w:t>
-      </w:r>
-      <w:r>
-        <w:rPr>
-          <w:color w:val="000000"/>
-        </w:rPr>
-        <w:t xml:space="preserve">. Технологии: </w:t>
-      </w:r>
-      <w:proofErr w:type="spellStart"/>
-      <w:r>
-        <w:rPr>
-          <w:color w:val="000000"/>
-        </w:rPr>
-        <w:t>Git</w:t>
-      </w:r>
-      <w:proofErr w:type="spellEnd"/>
-      <w:r>
-        <w:rPr>
-          <w:color w:val="000000"/>
-        </w:rPr>
-        <w:t xml:space="preserve">, </w:t>
-      </w:r>
-      <w:proofErr w:type="spellStart"/>
-      <w:r>
-        <w:rPr>
-          <w:color w:val="000000"/>
-        </w:rPr>
-        <w:t>GitHub</w:t>
-      </w:r>
-      <w:proofErr w:type="spellEnd"/>
-      <w:r>
-        <w:t>.</w:t>
-      </w:r>
-    </w:p>
-    <w:p>
-      <w:pPr>
-        <w:keepNext/>
-        <w:spacing w:before="240" w:after="120" w:line="360" w:lineRule="auto"/>
-        <w:ind w:firstLine="709"/>
-      </w:pPr>
-      <w:r>
-        <w:rPr>
-          <w:b/>
-          <w:bCs/>
-        </w:rPr>
         <w:t>4. Функциональные требования</w:t>
       </w:r>
     </w:p>
@@ -3050,55 +3176,7 @@
           <w:color w:val="000000"/>
           <w:lang w:val="en-US"/>
         </w:rPr>
-        <w:t>4.1.1 GET /</w:t>
-      </w:r>
-      <w:proofErr w:type="spellStart"/>
-      <w:r>
-        <w:rPr>
-          <w:color w:val="000000"/>
-          <w:lang w:val="en-US"/>
-        </w:rPr>
-        <w:t>api</w:t>
-      </w:r>
-      <w:proofErr w:type="spellEnd"/>
-      <w:r>
-        <w:rPr>
-          <w:color w:val="000000"/>
-          <w:lang w:val="en-US"/>
-        </w:rPr>
-        <w:t>/</w:t>
-      </w:r>
-      <w:proofErr w:type="spellStart"/>
-      <w:r>
-        <w:rPr>
-          <w:color w:val="000000"/>
-          <w:lang w:val="en-US"/>
-        </w:rPr>
-        <w:t>dendro_scale_patterns?date_from</w:t>
-      </w:r>
-      <w:proofErr w:type="spellEnd"/>
-      <w:r>
-        <w:rPr>
-          <w:color w:val="000000"/>
-          <w:lang w:val="en-US"/>
-        </w:rPr>
-        <w:t>=&amp;</w:t>
-      </w:r>
-      <w:proofErr w:type="spellStart"/>
-      <w:r>
-        <w:rPr>
-          <w:color w:val="000000"/>
-          <w:lang w:val="en-US"/>
-        </w:rPr>
-        <w:t>date_to</w:t>
-      </w:r>
-      <w:proofErr w:type="spellEnd"/>
-      <w:r>
-        <w:rPr>
-          <w:color w:val="000000"/>
-          <w:lang w:val="en-US"/>
-        </w:rPr>
-        <w:t xml:space="preserve">= — </w:t>
+        <w:t xml:space="preserve">4.1.1 GET /api/dendro_scale_patterns?date_from=&amp;date_to= — </w:t>
       </w:r>
       <w:r>
         <w:rPr>
@@ -3170,21 +3248,18 @@
         </w:rPr>
         <w:t xml:space="preserve"> /</w:t>
       </w:r>
-      <w:proofErr w:type="spellStart"/>
       <w:r>
         <w:rPr>
           <w:color w:val="000000"/>
         </w:rPr>
         <w:t>api</w:t>
       </w:r>
-      <w:proofErr w:type="spellEnd"/>
       <w:r>
         <w:rPr>
           <w:color w:val="000000"/>
         </w:rPr>
         <w:t>/</w:t>
       </w:r>
-      <w:proofErr w:type="spellStart"/>
       <w:r>
         <w:rPr>
           <w:color w:val="000000"/>
@@ -3215,21 +3290,18 @@
         </w:rPr>
         <w:t>patterns</w:t>
       </w:r>
-      <w:proofErr w:type="spellEnd"/>
       <w:r>
         <w:rPr>
           <w:color w:val="000000"/>
         </w:rPr>
         <w:t>/</w:t>
       </w:r>
-      <w:proofErr w:type="spellStart"/>
       <w:r>
         <w:rPr>
           <w:color w:val="000000"/>
         </w:rPr>
         <w:t>feed</w:t>
       </w:r>
-      <w:proofErr w:type="spellEnd"/>
       <w:r>
         <w:rPr>
           <w:color w:val="000000"/>
@@ -3264,21 +3336,18 @@
         </w:rPr>
         <w:t xml:space="preserve"> /</w:t>
       </w:r>
-      <w:proofErr w:type="spellStart"/>
       <w:r>
         <w:rPr>
           <w:color w:val="000000"/>
         </w:rPr>
         <w:t>api</w:t>
       </w:r>
-      <w:proofErr w:type="spellEnd"/>
       <w:r>
         <w:rPr>
           <w:color w:val="000000"/>
         </w:rPr>
         <w:t>/</w:t>
       </w:r>
-      <w:proofErr w:type="spellStart"/>
       <w:r>
         <w:rPr>
           <w:color w:val="000000"/>
@@ -3309,28 +3378,24 @@
         </w:rPr>
         <w:t>patterns</w:t>
       </w:r>
-      <w:proofErr w:type="spellEnd"/>
       <w:r>
         <w:rPr>
           <w:color w:val="000000"/>
         </w:rPr>
         <w:t>/</w:t>
       </w:r>
-      <w:proofErr w:type="spellStart"/>
       <w:r>
         <w:rPr>
           <w:color w:val="000000"/>
         </w:rPr>
         <w:t>feed</w:t>
       </w:r>
-      <w:proofErr w:type="spellEnd"/>
       <w:r>
         <w:rPr>
           <w:color w:val="000000"/>
         </w:rPr>
         <w:t>/:</w:t>
       </w:r>
-      <w:proofErr w:type="spellStart"/>
       <w:r>
         <w:rPr>
           <w:color w:val="000000"/>
@@ -3349,49 +3414,42 @@
         </w:rPr>
         <w:t>next</w:t>
       </w:r>
-      <w:proofErr w:type="spellEnd"/>
       <w:r>
         <w:rPr>
           <w:color w:val="000000"/>
         </w:rPr>
         <w:t>=</w:t>
       </w:r>
-      <w:proofErr w:type="spellStart"/>
       <w:r>
         <w:rPr>
           <w:color w:val="000000"/>
         </w:rPr>
         <w:t>true</w:t>
       </w:r>
-      <w:proofErr w:type="spellEnd"/>
       <w:r>
         <w:rPr>
           <w:color w:val="000000"/>
         </w:rPr>
         <w:t xml:space="preserve"> — лента с указанного идентификатора или следующий паттерн при </w:t>
       </w:r>
-      <w:proofErr w:type="spellStart"/>
       <w:r>
         <w:rPr>
           <w:color w:val="000000"/>
         </w:rPr>
         <w:t>next</w:t>
       </w:r>
-      <w:proofErr w:type="spellEnd"/>
       <w:r>
         <w:rPr>
           <w:color w:val="000000"/>
         </w:rPr>
         <w:t>=</w:t>
       </w:r>
-      <w:proofErr w:type="spellStart"/>
       <w:r>
         <w:rPr>
           <w:color w:val="000000"/>
         </w:rPr>
         <w:t>true</w:t>
       </w:r>
-      <w:proofErr w:type="spellEnd"/>
       <w:r>
         <w:rPr>
           <w:color w:val="000000"/>
@@ -3452,94 +3510,46 @@
           <w:color w:val="000000"/>
           <w:lang w:val="en-US"/>
         </w:rPr>
-        <w:t>4.1.4 POST /</w:t>
-      </w:r>
-      <w:proofErr w:type="spellStart"/>
+        <w:t xml:space="preserve">4.1.4 POST /api/dendro_researchers/register — </w:t>
+      </w:r>
+      <w:r>
+        <w:rPr>
+          <w:color w:val="000000"/>
+        </w:rPr>
+        <w:t>регистрация</w:t>
+      </w:r>
       <w:r>
         <w:rPr>
           <w:color w:val="000000"/>
           <w:lang w:val="en-US"/>
         </w:rPr>
-        <w:t>api</w:t>
-      </w:r>
-      <w:proofErr w:type="spellEnd"/>
+        <w:t xml:space="preserve">. </w:t>
+      </w:r>
+      <w:r>
+        <w:rPr>
+          <w:color w:val="000000"/>
+        </w:rPr>
+        <w:t>Гость</w:t>
+      </w:r>
       <w:r>
         <w:rPr>
           <w:color w:val="000000"/>
           <w:lang w:val="en-US"/>
         </w:rPr>
-        <w:t>/</w:t>
-      </w:r>
-      <w:proofErr w:type="spellStart"/>
+        <w:t xml:space="preserve">. </w:t>
+      </w:r>
+      <w:r>
+        <w:rPr>
+          <w:color w:val="000000"/>
+        </w:rPr>
+        <w:t>Тело</w:t>
+      </w:r>
       <w:r>
         <w:rPr>
           <w:color w:val="000000"/>
           <w:lang w:val="en-US"/>
         </w:rPr>
-        <w:t>dendro_researchers</w:t>
-      </w:r>
-      <w:proofErr w:type="spellEnd"/>
-      <w:r>
-        <w:rPr>
-          <w:color w:val="000000"/>
-          <w:lang w:val="en-US"/>
-        </w:rPr>
-        <w:t xml:space="preserve">/register — </w:t>
-      </w:r>
-      <w:r>
-        <w:rPr>
-          <w:color w:val="000000"/>
-        </w:rPr>
-        <w:t>регистрация</w:t>
-      </w:r>
-      <w:r>
-        <w:rPr>
-          <w:color w:val="000000"/>
-          <w:lang w:val="en-US"/>
-        </w:rPr>
-        <w:t xml:space="preserve">. </w:t>
-      </w:r>
-      <w:r>
-        <w:rPr>
-          <w:color w:val="000000"/>
-        </w:rPr>
-        <w:t>Гость</w:t>
-      </w:r>
-      <w:r>
-        <w:rPr>
-          <w:color w:val="000000"/>
-          <w:lang w:val="en-US"/>
-        </w:rPr>
-        <w:t xml:space="preserve">. </w:t>
-      </w:r>
-      <w:r>
-        <w:rPr>
-          <w:color w:val="000000"/>
-        </w:rPr>
-        <w:t>Тело</w:t>
-      </w:r>
-      <w:r>
-        <w:rPr>
-          <w:color w:val="000000"/>
-          <w:lang w:val="en-US"/>
-        </w:rPr>
-        <w:t xml:space="preserve">: login, password, </w:t>
-      </w:r>
-      <w:proofErr w:type="spellStart"/>
-      <w:r>
-        <w:rPr>
-          <w:color w:val="000000"/>
-          <w:lang w:val="en-US"/>
-        </w:rPr>
-        <w:t>full_name</w:t>
-      </w:r>
-      <w:proofErr w:type="spellEnd"/>
-      <w:r>
-        <w:rPr>
-          <w:color w:val="000000"/>
-          <w:lang w:val="en-US"/>
-        </w:rPr>
-        <w:t>.</w:t>
+        <w:t>: login, password, full_name.</w:t>
       </w:r>
     </w:p>
     <w:p>
@@ -3553,51 +3563,19 @@
           <w:color w:val="000000"/>
           <w:lang w:val="en-US"/>
         </w:rPr>
-        <w:t>4.1.5 POST /</w:t>
-      </w:r>
-      <w:proofErr w:type="spellStart"/>
+        <w:t xml:space="preserve">4.1.5 POST /api/dendro_researchers/login — </w:t>
+      </w:r>
+      <w:r>
+        <w:rPr>
+          <w:color w:val="000000"/>
+        </w:rPr>
+        <w:t>аутентификация</w:t>
+      </w:r>
       <w:r>
         <w:rPr>
           <w:color w:val="000000"/>
           <w:lang w:val="en-US"/>
         </w:rPr>
-        <w:t>api</w:t>
-      </w:r>
-      <w:proofErr w:type="spellEnd"/>
-      <w:r>
-        <w:rPr>
-          <w:color w:val="000000"/>
-          <w:lang w:val="en-US"/>
-        </w:rPr>
-        <w:t>/</w:t>
-      </w:r>
-      <w:proofErr w:type="spellStart"/>
-      <w:r>
-        <w:rPr>
-          <w:color w:val="000000"/>
-          <w:lang w:val="en-US"/>
-        </w:rPr>
-        <w:t>dendro_researchers</w:t>
-      </w:r>
-      <w:proofErr w:type="spellEnd"/>
-      <w:r>
-        <w:rPr>
-          <w:color w:val="000000"/>
-          <w:lang w:val="en-US"/>
-        </w:rPr>
-        <w:t xml:space="preserve">/login — </w:t>
-      </w:r>
-      <w:r>
-        <w:rPr>
-          <w:color w:val="000000"/>
-        </w:rPr>
-        <w:t>аутентификация</w:t>
-      </w:r>
-      <w:r>
-        <w:rPr>
-          <w:color w:val="000000"/>
-          <w:lang w:val="en-US"/>
-        </w:rPr>
         <w:t xml:space="preserve">. </w:t>
       </w:r>
       <w:r>
@@ -3606,7 +3584,6 @@
         </w:rPr>
         <w:t xml:space="preserve">Гость. Ответ содержит </w:t>
       </w:r>
-      <w:proofErr w:type="spellStart"/>
       <w:r>
         <w:rPr>
           <w:color w:val="000000"/>
@@ -3625,7 +3602,6 @@
         </w:rPr>
         <w:t>token</w:t>
       </w:r>
-      <w:proofErr w:type="spellEnd"/>
       <w:r>
         <w:rPr>
           <w:color w:val="000000"/>
@@ -3644,103 +3620,71 @@
           <w:color w:val="000000"/>
           <w:lang w:val="en-US"/>
         </w:rPr>
-        <w:t>4.1.6 POST /</w:t>
-      </w:r>
-      <w:proofErr w:type="spellStart"/>
+        <w:t xml:space="preserve">4.1.6 POST /api/dendro_scale_patterns — </w:t>
+      </w:r>
+      <w:r>
+        <w:rPr>
+          <w:color w:val="000000"/>
+        </w:rPr>
+        <w:t>черновик</w:t>
+      </w:r>
       <w:r>
         <w:rPr>
           <w:color w:val="000000"/>
           <w:lang w:val="en-US"/>
         </w:rPr>
-        <w:t>api</w:t>
-      </w:r>
-      <w:proofErr w:type="spellEnd"/>
+        <w:t xml:space="preserve"> </w:t>
+      </w:r>
+      <w:r>
+        <w:rPr>
+          <w:color w:val="000000"/>
+        </w:rPr>
+        <w:t>с</w:t>
+      </w:r>
       <w:r>
         <w:rPr>
           <w:color w:val="000000"/>
           <w:lang w:val="en-US"/>
         </w:rPr>
-        <w:t>/</w:t>
-      </w:r>
-      <w:proofErr w:type="spellStart"/>
+        <w:t xml:space="preserve"> </w:t>
+      </w:r>
+      <w:r>
+        <w:rPr>
+          <w:color w:val="000000"/>
+        </w:rPr>
+        <w:t>фото</w:t>
+      </w:r>
       <w:r>
         <w:rPr>
           <w:color w:val="000000"/>
           <w:lang w:val="en-US"/>
         </w:rPr>
-        <w:t>dendro_scale_patterns</w:t>
-      </w:r>
-      <w:proofErr w:type="spellEnd"/>
+        <w:t xml:space="preserve"> </w:t>
+      </w:r>
+      <w:r>
+        <w:rPr>
+          <w:color w:val="000000"/>
+        </w:rPr>
+        <w:t>и</w:t>
+      </w:r>
       <w:r>
         <w:rPr>
           <w:color w:val="000000"/>
           <w:lang w:val="en-US"/>
         </w:rPr>
-        <w:t xml:space="preserve"> — </w:t>
-      </w:r>
-      <w:r>
-        <w:rPr>
-          <w:color w:val="000000"/>
-        </w:rPr>
-        <w:t>черновик</w:t>
+        <w:t xml:space="preserve"> </w:t>
+      </w:r>
+      <w:r>
+        <w:rPr>
+          <w:color w:val="000000"/>
+        </w:rPr>
+        <w:t>видео</w:t>
       </w:r>
       <w:r>
         <w:rPr>
           <w:color w:val="000000"/>
           <w:lang w:val="en-US"/>
         </w:rPr>
-        <w:t xml:space="preserve"> </w:t>
-      </w:r>
-      <w:r>
-        <w:rPr>
-          <w:color w:val="000000"/>
-        </w:rPr>
-        <w:t>с</w:t>
-      </w:r>
-      <w:r>
-        <w:rPr>
-          <w:color w:val="000000"/>
-          <w:lang w:val="en-US"/>
-        </w:rPr>
-        <w:t xml:space="preserve"> </w:t>
-      </w:r>
-      <w:r>
-        <w:rPr>
-          <w:color w:val="000000"/>
-        </w:rPr>
-        <w:t>фото</w:t>
-      </w:r>
-      <w:r>
-        <w:rPr>
-          <w:color w:val="000000"/>
-          <w:lang w:val="en-US"/>
-        </w:rPr>
-        <w:t xml:space="preserve"> </w:t>
-      </w:r>
-      <w:r>
-        <w:rPr>
-          <w:color w:val="000000"/>
-        </w:rPr>
-        <w:t>и</w:t>
-      </w:r>
-      <w:r>
-        <w:rPr>
-          <w:color w:val="000000"/>
-          <w:lang w:val="en-US"/>
-        </w:rPr>
-        <w:t xml:space="preserve"> </w:t>
-      </w:r>
-      <w:r>
-        <w:rPr>
-          <w:color w:val="000000"/>
-        </w:rPr>
-        <w:t>видео</w:t>
-      </w:r>
-      <w:r>
-        <w:rPr>
-          <w:color w:val="000000"/>
-          <w:lang w:val="en-US"/>
-        </w:rPr>
         <w:t xml:space="preserve">. </w:t>
       </w:r>
       <w:r>
@@ -3761,14 +3705,12 @@
         </w:rPr>
         <w:t xml:space="preserve">. Файлы сохраняются в </w:t>
       </w:r>
-      <w:proofErr w:type="spellStart"/>
       <w:r>
         <w:rPr>
           <w:color w:val="000000"/>
         </w:rPr>
         <w:t>MinIO</w:t>
       </w:r>
-      <w:proofErr w:type="spellEnd"/>
       <w:r>
         <w:rPr>
           <w:color w:val="000000"/>
@@ -3787,39 +3729,7 @@
           <w:color w:val="000000"/>
           <w:lang w:val="en-US"/>
         </w:rPr>
-        <w:t>4.1.7 GET /</w:t>
-      </w:r>
-      <w:proofErr w:type="spellStart"/>
-      <w:r>
-        <w:rPr>
-          <w:color w:val="000000"/>
-          <w:lang w:val="en-US"/>
-        </w:rPr>
-        <w:t>api</w:t>
-      </w:r>
-      <w:proofErr w:type="spellEnd"/>
-      <w:r>
-        <w:rPr>
-          <w:color w:val="000000"/>
-          <w:lang w:val="en-US"/>
-        </w:rPr>
-        <w:t>/</w:t>
-      </w:r>
-      <w:proofErr w:type="spellStart"/>
-      <w:r>
-        <w:rPr>
-          <w:color w:val="000000"/>
-          <w:lang w:val="en-US"/>
-        </w:rPr>
-        <w:t>dendro_scale_patterns</w:t>
-      </w:r>
-      <w:proofErr w:type="spellEnd"/>
-      <w:r>
-        <w:rPr>
-          <w:color w:val="000000"/>
-          <w:lang w:val="en-US"/>
-        </w:rPr>
-        <w:t xml:space="preserve">/draft — </w:t>
+        <w:t xml:space="preserve">4.1.7 GET /api/dendro_scale_patterns/draft — </w:t>
       </w:r>
       <w:r>
         <w:rPr>
@@ -3877,7 +3787,6 @@
         <w:rPr>
           <w:color w:val="000000"/>
         </w:rPr>
-        <w:lastRenderedPageBreak/>
         <w:t xml:space="preserve">4.1.8 </w:t>
       </w:r>
       <w:r>
@@ -3892,21 +3801,18 @@
         </w:rPr>
         <w:t xml:space="preserve"> /</w:t>
       </w:r>
-      <w:proofErr w:type="spellStart"/>
       <w:r>
         <w:rPr>
           <w:color w:val="000000"/>
         </w:rPr>
         <w:t>api</w:t>
       </w:r>
-      <w:proofErr w:type="spellEnd"/>
       <w:r>
         <w:rPr>
           <w:color w:val="000000"/>
         </w:rPr>
         <w:t>/</w:t>
       </w:r>
-      <w:proofErr w:type="spellStart"/>
       <w:r>
         <w:rPr>
           <w:color w:val="000000"/>
@@ -3937,21 +3843,18 @@
         </w:rPr>
         <w:t>patterns</w:t>
       </w:r>
-      <w:proofErr w:type="spellEnd"/>
       <w:r>
         <w:rPr>
           <w:color w:val="000000"/>
         </w:rPr>
         <w:t>/</w:t>
       </w:r>
-      <w:proofErr w:type="spellStart"/>
       <w:r>
         <w:rPr>
           <w:color w:val="000000"/>
         </w:rPr>
         <w:t>publish</w:t>
       </w:r>
-      <w:proofErr w:type="spellEnd"/>
       <w:r>
         <w:rPr>
           <w:color w:val="000000"/>
@@ -3983,21 +3886,18 @@
         </w:rPr>
         <w:t xml:space="preserve"> /</w:t>
       </w:r>
-      <w:proofErr w:type="spellStart"/>
       <w:r>
         <w:rPr>
           <w:color w:val="000000"/>
         </w:rPr>
         <w:t>api</w:t>
       </w:r>
-      <w:proofErr w:type="spellEnd"/>
       <w:r>
         <w:rPr>
           <w:color w:val="000000"/>
         </w:rPr>
         <w:t>/</w:t>
       </w:r>
-      <w:proofErr w:type="spellStart"/>
       <w:r>
         <w:rPr>
           <w:color w:val="000000"/>
@@ -4028,35 +3928,30 @@
         </w:rPr>
         <w:t>patterns</w:t>
       </w:r>
-      <w:proofErr w:type="spellEnd"/>
       <w:r>
         <w:rPr>
           <w:color w:val="000000"/>
         </w:rPr>
         <w:t>/:</w:t>
       </w:r>
-      <w:proofErr w:type="spellStart"/>
       <w:r>
         <w:rPr>
           <w:color w:val="000000"/>
         </w:rPr>
         <w:t>id</w:t>
       </w:r>
-      <w:proofErr w:type="spellEnd"/>
       <w:r>
         <w:rPr>
           <w:color w:val="000000"/>
         </w:rPr>
         <w:t xml:space="preserve"> — логическое удаление, статус </w:t>
       </w:r>
-      <w:proofErr w:type="spellStart"/>
       <w:r>
         <w:rPr>
           <w:color w:val="000000"/>
         </w:rPr>
         <w:t>deleted</w:t>
       </w:r>
-      <w:proofErr w:type="spellEnd"/>
       <w:r>
         <w:rPr>
           <w:color w:val="000000"/>
@@ -4088,21 +3983,18 @@
         </w:rPr>
         <w:t xml:space="preserve"> /</w:t>
       </w:r>
-      <w:proofErr w:type="spellStart"/>
       <w:r>
         <w:rPr>
           <w:color w:val="000000"/>
         </w:rPr>
         <w:t>api</w:t>
       </w:r>
-      <w:proofErr w:type="spellEnd"/>
       <w:r>
         <w:rPr>
           <w:color w:val="000000"/>
         </w:rPr>
         <w:t>/</w:t>
       </w:r>
-      <w:proofErr w:type="spellStart"/>
       <w:r>
         <w:rPr>
           <w:color w:val="000000"/>
@@ -4133,35 +4025,30 @@
         </w:rPr>
         <w:t>patterns</w:t>
       </w:r>
-      <w:proofErr w:type="spellEnd"/>
       <w:r>
         <w:rPr>
           <w:color w:val="000000"/>
         </w:rPr>
         <w:t>/:</w:t>
       </w:r>
-      <w:proofErr w:type="spellStart"/>
       <w:r>
         <w:rPr>
           <w:color w:val="000000"/>
         </w:rPr>
         <w:t>id</w:t>
       </w:r>
-      <w:proofErr w:type="spellEnd"/>
       <w:r>
         <w:rPr>
           <w:color w:val="000000"/>
         </w:rPr>
         <w:t>/</w:t>
       </w:r>
-      <w:proofErr w:type="spellStart"/>
       <w:r>
         <w:rPr>
           <w:color w:val="000000"/>
         </w:rPr>
         <w:t>like</w:t>
       </w:r>
-      <w:proofErr w:type="spellEnd"/>
       <w:r>
         <w:rPr>
           <w:color w:val="000000"/>
@@ -4203,6 +4090,7 @@
         <w:rPr>
           <w:color w:val="000000"/>
         </w:rPr>
+        <w:lastRenderedPageBreak/>
         <w:t xml:space="preserve">4.1.11 </w:t>
       </w:r>
       <w:r>
@@ -4217,21 +4105,18 @@
         </w:rPr>
         <w:t xml:space="preserve"> /</w:t>
       </w:r>
-      <w:proofErr w:type="spellStart"/>
       <w:r>
         <w:rPr>
           <w:color w:val="000000"/>
         </w:rPr>
         <w:t>api</w:t>
       </w:r>
-      <w:proofErr w:type="spellEnd"/>
       <w:r>
         <w:rPr>
           <w:color w:val="000000"/>
         </w:rPr>
         <w:t>/</w:t>
       </w:r>
-      <w:proofErr w:type="spellStart"/>
       <w:r>
         <w:rPr>
           <w:color w:val="000000"/>
@@ -4250,35 +4135,30 @@
         </w:rPr>
         <w:t>researchers</w:t>
       </w:r>
-      <w:proofErr w:type="spellEnd"/>
       <w:r>
         <w:rPr>
           <w:color w:val="000000"/>
         </w:rPr>
         <w:t>/</w:t>
       </w:r>
-      <w:proofErr w:type="spellStart"/>
       <w:r>
         <w:rPr>
           <w:color w:val="000000"/>
         </w:rPr>
         <w:t>logout</w:t>
       </w:r>
-      <w:proofErr w:type="spellEnd"/>
       <w:r>
         <w:rPr>
           <w:color w:val="000000"/>
         </w:rPr>
         <w:t xml:space="preserve"> — токен помещается в чёрный список </w:t>
       </w:r>
-      <w:proofErr w:type="spellStart"/>
       <w:r>
         <w:rPr>
           <w:color w:val="000000"/>
         </w:rPr>
         <w:t>Redis</w:t>
       </w:r>
-      <w:proofErr w:type="spellEnd"/>
       <w:r>
         <w:rPr>
           <w:color w:val="000000"/>
@@ -4508,10 +4388,8 @@
         <w:rPr>
           <w:color w:val="000000"/>
         </w:rPr>
-        <w:lastRenderedPageBreak/>
         <w:t xml:space="preserve">4.3.4.1 Войти — вызов метода 4.1.5, сохранение </w:t>
       </w:r>
-      <w:proofErr w:type="spellStart"/>
       <w:r>
         <w:rPr>
           <w:color w:val="000000"/>
@@ -4530,7 +4408,6 @@
         </w:rPr>
         <w:t>token</w:t>
       </w:r>
-      <w:proofErr w:type="spellEnd"/>
       <w:r>
         <w:rPr>
           <w:color w:val="000000"/>
@@ -4563,28 +4440,24 @@
         </w:rPr>
         <w:t xml:space="preserve">4.3.5 Создатель передаёт заголовок </w:t>
       </w:r>
-      <w:proofErr w:type="spellStart"/>
       <w:r>
         <w:rPr>
           <w:color w:val="000000"/>
         </w:rPr>
         <w:t>Authorization</w:t>
       </w:r>
-      <w:proofErr w:type="spellEnd"/>
       <w:r>
         <w:rPr>
           <w:color w:val="000000"/>
         </w:rPr>
         <w:t xml:space="preserve">: </w:t>
       </w:r>
-      <w:proofErr w:type="spellStart"/>
       <w:r>
         <w:rPr>
           <w:color w:val="000000"/>
         </w:rPr>
         <w:t>Bearer</w:t>
       </w:r>
-      <w:proofErr w:type="spellEnd"/>
       <w:r>
         <w:rPr>
           <w:color w:val="000000"/>
@@ -4645,30 +4518,27 @@
         <w:rPr>
           <w:color w:val="000000"/>
         </w:rPr>
+        <w:lastRenderedPageBreak/>
         <w:t xml:space="preserve">4.4.2.1 Изображение паттерна. Если файл не загружен, показывается изображение по умолчанию из каталога </w:t>
       </w:r>
-      <w:proofErr w:type="spellStart"/>
       <w:r>
         <w:rPr>
           <w:color w:val="000000"/>
         </w:rPr>
         <w:t>static</w:t>
       </w:r>
-      <w:proofErr w:type="spellEnd"/>
       <w:r>
         <w:rPr>
           <w:color w:val="000000"/>
         </w:rPr>
         <w:t xml:space="preserve">, а не из </w:t>
       </w:r>
-      <w:proofErr w:type="spellStart"/>
       <w:r>
         <w:rPr>
           <w:color w:val="000000"/>
         </w:rPr>
         <w:t>MinIO</w:t>
       </w:r>
-      <w:proofErr w:type="spellEnd"/>
       <w:r>
         <w:rPr>
           <w:color w:val="000000"/>
@@ -4736,7 +4606,6 @@
         </w:rPr>
         <w:t xml:space="preserve">4.4.3.1 Фильтр по календарным датам </w:t>
       </w:r>
-      <w:proofErr w:type="spellStart"/>
       <w:r>
         <w:rPr>
           <w:color w:val="000000"/>
@@ -4755,14 +4624,12 @@
         </w:rPr>
         <w:t>from</w:t>
       </w:r>
-      <w:proofErr w:type="spellEnd"/>
       <w:r>
         <w:rPr>
           <w:color w:val="000000"/>
         </w:rPr>
         <w:t xml:space="preserve"> и </w:t>
       </w:r>
-      <w:proofErr w:type="spellStart"/>
       <w:r>
         <w:rPr>
           <w:color w:val="000000"/>
@@ -4781,7 +4648,6 @@
         </w:rPr>
         <w:t>to</w:t>
       </w:r>
-      <w:proofErr w:type="spellEnd"/>
       <w:r>
         <w:rPr>
           <w:color w:val="000000"/>
@@ -4857,14 +4723,12 @@
         </w:rPr>
         <w:t xml:space="preserve">4.5.2.1 Видео паттерна. Если файл не загружен, показывается видео по умолчанию из каталога </w:t>
       </w:r>
-      <w:proofErr w:type="spellStart"/>
       <w:r>
         <w:rPr>
           <w:color w:val="000000"/>
         </w:rPr>
         <w:t>static</w:t>
       </w:r>
-      <w:proofErr w:type="spellEnd"/>
       <w:r>
         <w:rPr>
           <w:color w:val="000000"/>
@@ -4908,7 +4772,6 @@
         </w:rPr>
         <w:t xml:space="preserve">4.5.2.4 Два разных числа: </w:t>
       </w:r>
-      <w:proofErr w:type="spellStart"/>
       <w:r>
         <w:rPr>
           <w:color w:val="000000"/>
@@ -4927,35 +4790,30 @@
         </w:rPr>
         <w:t>count</w:t>
       </w:r>
-      <w:proofErr w:type="spellEnd"/>
       <w:r>
         <w:rPr>
           <w:color w:val="000000"/>
         </w:rPr>
         <w:t xml:space="preserve"> — сколько лайков всего, </w:t>
       </w:r>
-      <w:proofErr w:type="spellStart"/>
       <w:r>
         <w:rPr>
           <w:color w:val="000000"/>
         </w:rPr>
         <w:t>liked</w:t>
       </w:r>
-      <w:proofErr w:type="spellEnd"/>
       <w:r>
         <w:rPr>
           <w:color w:val="000000"/>
         </w:rPr>
         <w:t xml:space="preserve"> — 0 или 1, поставил ли лайк исследователь из токена. Без токена </w:t>
       </w:r>
-      <w:proofErr w:type="spellStart"/>
       <w:r>
         <w:rPr>
           <w:color w:val="000000"/>
         </w:rPr>
         <w:t>liked</w:t>
       </w:r>
-      <w:proofErr w:type="spellEnd"/>
       <w:r>
         <w:rPr>
           <w:color w:val="000000"/>
@@ -4985,31 +4843,26 @@
         <w:rPr>
           <w:color w:val="000000"/>
         </w:rPr>
-        <w:lastRenderedPageBreak/>
         <w:t xml:space="preserve">4.5.3.1 Следующий паттерн — вызов метода 4.1.3 с параметром </w:t>
       </w:r>
-      <w:proofErr w:type="spellStart"/>
       <w:r>
         <w:rPr>
           <w:color w:val="000000"/>
         </w:rPr>
         <w:t>next</w:t>
       </w:r>
-      <w:proofErr w:type="spellEnd"/>
       <w:r>
         <w:rPr>
           <w:color w:val="000000"/>
         </w:rPr>
         <w:t>=</w:t>
       </w:r>
-      <w:proofErr w:type="spellStart"/>
       <w:r>
         <w:rPr>
           <w:color w:val="000000"/>
         </w:rPr>
         <w:t>true</w:t>
       </w:r>
-      <w:proofErr w:type="spellEnd"/>
       <w:r>
         <w:rPr>
           <w:color w:val="000000"/>
@@ -5029,28 +4882,24 @@
         </w:rPr>
         <w:t xml:space="preserve">4.5.3.2 Лайк (доступно создателю) — вызов метода 4.1.10 со значением </w:t>
       </w:r>
-      <w:proofErr w:type="spellStart"/>
       <w:r>
         <w:rPr>
           <w:color w:val="000000"/>
         </w:rPr>
         <w:t>like</w:t>
       </w:r>
-      <w:proofErr w:type="spellEnd"/>
       <w:r>
         <w:rPr>
           <w:color w:val="000000"/>
         </w:rPr>
         <w:t xml:space="preserve"> = 1, повторное нажатие — </w:t>
       </w:r>
-      <w:proofErr w:type="spellStart"/>
       <w:r>
         <w:rPr>
           <w:color w:val="000000"/>
         </w:rPr>
         <w:t>like</w:t>
       </w:r>
-      <w:proofErr w:type="spellEnd"/>
       <w:r>
         <w:rPr>
           <w:color w:val="000000"/>
@@ -5124,6 +4973,7 @@
         <w:rPr>
           <w:color w:val="000000"/>
         </w:rPr>
+        <w:lastRenderedPageBreak/>
         <w:t>4.6.4 Страница черновика читает метод 4.1.7. Идентификатор черновика в адресе не передаётся.</w:t>
       </w:r>
     </w:p>
@@ -5342,7 +5192,6 @@
           <w:b/>
           <w:bCs/>
         </w:rPr>
-        <w:lastRenderedPageBreak/>
         <w:t>6. Требования к программному обеспечению</w:t>
       </w:r>
     </w:p>
@@ -5444,6 +5293,7 @@
       <w:r>
         <w:rPr>
           <w:color w:val="000000"/>
+          <w:lang w:val="en-US"/>
         </w:rPr>
         <w:tab/>
       </w:r>
@@ -5499,6 +5349,7 @@
       <w:r>
         <w:rPr>
           <w:color w:val="000000"/>
+          <w:lang w:val="en-US"/>
         </w:rPr>
         <w:tab/>
       </w:r>
@@ -5507,43 +5358,28 @@
           <w:color w:val="000000"/>
           <w:lang w:val="en-US"/>
         </w:rPr>
-        <w:t xml:space="preserve">PostgreSQL 16, Redis 7, </w:t>
-      </w:r>
-      <w:proofErr w:type="spellStart"/>
-      <w:r>
-        <w:rPr>
-          <w:color w:val="000000"/>
+        <w:t>PostgreSQL 16, Redis 7, MinIO.</w:t>
+      </w:r>
+    </w:p>
+    <w:p>
+      <w:pPr>
+        <w:spacing w:line="360" w:lineRule="auto"/>
+        <w:ind w:left="2126" w:hanging="850"/>
+        <w:rPr>
           <w:lang w:val="en-US"/>
         </w:rPr>
-        <w:t>MinIO</w:t>
-      </w:r>
-      <w:proofErr w:type="spellEnd"/>
+      </w:pPr>
       <w:r>
         <w:rPr>
           <w:color w:val="000000"/>
           <w:lang w:val="en-US"/>
         </w:rPr>
-        <w:t>.</w:t>
-      </w:r>
-    </w:p>
-    <w:p>
-      <w:pPr>
-        <w:spacing w:line="360" w:lineRule="auto"/>
-        <w:ind w:left="2126" w:hanging="850"/>
-        <w:rPr>
+        <w:t xml:space="preserve">6.1.4 </w:t>
+      </w:r>
+      <w:r>
+        <w:rPr>
+          <w:color w:val="000000"/>
           <w:lang w:val="en-US"/>
-        </w:rPr>
-      </w:pPr>
-      <w:r>
-        <w:rPr>
-          <w:color w:val="000000"/>
-          <w:lang w:val="en-US"/>
-        </w:rPr>
-        <w:t xml:space="preserve">6.1.4 </w:t>
-      </w:r>
-      <w:r>
-        <w:rPr>
-          <w:color w:val="000000"/>
         </w:rPr>
         <w:tab/>
       </w:r>
@@ -5640,6 +5476,7 @@
       <w:r>
         <w:rPr>
           <w:color w:val="000000"/>
+          <w:lang w:val="en-US"/>
         </w:rPr>
         <w:tab/>
       </w:r>
@@ -5686,29 +5523,20 @@
           <w:color w:val="000000"/>
         </w:rPr>
         <w:tab/>
-      </w:r>
-      <w:proofErr w:type="spellStart"/>
-      <w:r>
-        <w:rPr>
-          <w:color w:val="000000"/>
-        </w:rPr>
         <w:t>Postman</w:t>
       </w:r>
-      <w:proofErr w:type="spellEnd"/>
       <w:r>
         <w:rPr>
           <w:color w:val="000000"/>
         </w:rPr>
         <w:t xml:space="preserve"> или </w:t>
       </w:r>
-      <w:proofErr w:type="spellStart"/>
       <w:r>
         <w:rPr>
           <w:color w:val="000000"/>
         </w:rPr>
         <w:t>Insomnia</w:t>
       </w:r>
-      <w:proofErr w:type="spellEnd"/>
       <w:r>
         <w:rPr>
           <w:color w:val="000000"/>
@@ -5747,36 +5575,15 @@
           <w:color w:val="000000"/>
         </w:rPr>
         <w:tab/>
-      </w:r>
-      <w:proofErr w:type="spellStart"/>
-      <w:r>
-        <w:rPr>
-          <w:color w:val="000000"/>
-        </w:rPr>
-        <w:t>Swagger</w:t>
-      </w:r>
-      <w:proofErr w:type="spellEnd"/>
-      <w:r>
-        <w:rPr>
-          <w:color w:val="000000"/>
-        </w:rPr>
-        <w:t xml:space="preserve"> UI по адресу /</w:t>
-      </w:r>
-      <w:proofErr w:type="spellStart"/>
-      <w:r>
-        <w:rPr>
-          <w:color w:val="000000"/>
-        </w:rPr>
-        <w:t>swagger</w:t>
-      </w:r>
-      <w:proofErr w:type="spellEnd"/>
+        <w:t>Swagger UI по адресу /swagger</w:t>
+      </w:r>
     </w:p>
     <w:p>
       <w:pPr>
         <w:sectPr>
           <w:footerReference w:type="default" r:id="rId11"/>
           <w:pgSz w:w="11906" w:h="16838"/>
-          <w:pgMar w:top="1134" w:right="850" w:bottom="1134" w:left="1701" w:header="708" w:footer="708" w:gutter="0"/>
+          <w:pgMar w:top="567" w:right="850" w:bottom="709" w:left="1701" w:header="708" w:footer="708" w:gutter="0"/>
           <w:pgNumType w:start="2"/>
           <w:cols w:space="720"/>
           <w:docGrid w:linePitch="360"/>
@@ -6069,39 +5876,8 @@
                 <w:sz w:val="28"/>
                 <w:szCs w:val="28"/>
               </w:rPr>
-              <w:t>/</w:t>
-            </w:r>
-            <w:proofErr w:type="spellStart"/>
-            <w:r>
-              <w:rPr>
-                <w:rFonts w:ascii="Times New Roman" w:eastAsia="Times New Roman" w:hAnsi="Times New Roman" w:cs="Times New Roman"/>
-                <w:color w:val="000000"/>
-                <w:sz w:val="28"/>
-                <w:szCs w:val="28"/>
-              </w:rPr>
-              <w:t>api</w:t>
-            </w:r>
-            <w:proofErr w:type="spellEnd"/>
-            <w:r>
-              <w:rPr>
-                <w:rFonts w:ascii="Times New Roman" w:eastAsia="Times New Roman" w:hAnsi="Times New Roman" w:cs="Times New Roman"/>
-                <w:color w:val="000000"/>
-                <w:sz w:val="28"/>
-                <w:szCs w:val="28"/>
-              </w:rPr>
-              <w:t>/</w:t>
-            </w:r>
-            <w:proofErr w:type="spellStart"/>
-            <w:r>
-              <w:rPr>
-                <w:rFonts w:ascii="Times New Roman" w:eastAsia="Times New Roman" w:hAnsi="Times New Roman" w:cs="Times New Roman"/>
-                <w:color w:val="000000"/>
-                <w:sz w:val="28"/>
-                <w:szCs w:val="28"/>
-              </w:rPr>
-              <w:t>dendro_scale_patterns</w:t>
-            </w:r>
-            <w:proofErr w:type="spellEnd"/>
+              <w:t>/api/dendro_scale_patterns</w:t>
+            </w:r>
           </w:p>
         </w:tc>
         <w:tc>
@@ -6161,174 +5937,32 @@
                 <w:szCs w:val="28"/>
               </w:rPr>
             </w:pPr>
-            <w:proofErr w:type="spellStart"/>
-            <w:r>
-              <w:rPr>
-                <w:rFonts w:ascii="Times New Roman" w:eastAsia="Times New Roman" w:hAnsi="Times New Roman" w:cs="Times New Roman"/>
-                <w:color w:val="000000"/>
-                <w:sz w:val="28"/>
-                <w:szCs w:val="28"/>
-              </w:rPr>
-              <w:t>date_from</w:t>
-            </w:r>
-            <w:proofErr w:type="spellEnd"/>
-            <w:r>
-              <w:rPr>
-                <w:rFonts w:ascii="Times New Roman" w:eastAsia="Times New Roman" w:hAnsi="Times New Roman" w:cs="Times New Roman"/>
-                <w:color w:val="000000"/>
-                <w:sz w:val="28"/>
-                <w:szCs w:val="28"/>
-              </w:rPr>
-              <w:t xml:space="preserve">: </w:t>
-            </w:r>
-            <w:proofErr w:type="spellStart"/>
-            <w:r>
-              <w:rPr>
-                <w:rFonts w:ascii="Times New Roman" w:eastAsia="Times New Roman" w:hAnsi="Times New Roman" w:cs="Times New Roman"/>
-                <w:color w:val="000000"/>
-                <w:sz w:val="28"/>
-                <w:szCs w:val="28"/>
-              </w:rPr>
-              <w:t>date</w:t>
-            </w:r>
-            <w:proofErr w:type="spellEnd"/>
-            <w:r>
-              <w:rPr>
-                <w:rFonts w:ascii="Times New Roman" w:eastAsia="Times New Roman" w:hAnsi="Times New Roman" w:cs="Times New Roman"/>
-                <w:color w:val="000000"/>
-                <w:sz w:val="28"/>
-                <w:szCs w:val="28"/>
-              </w:rPr>
-              <w:t xml:space="preserve"> (</w:t>
-            </w:r>
-            <w:proofErr w:type="spellStart"/>
-            <w:r>
-              <w:rPr>
-                <w:rFonts w:ascii="Times New Roman" w:eastAsia="Times New Roman" w:hAnsi="Times New Roman" w:cs="Times New Roman"/>
-                <w:color w:val="000000"/>
-                <w:sz w:val="28"/>
-                <w:szCs w:val="28"/>
-              </w:rPr>
-              <w:t>query</w:t>
-            </w:r>
-            <w:proofErr w:type="spellEnd"/>
-            <w:r>
-              <w:rPr>
-                <w:rFonts w:ascii="Times New Roman" w:eastAsia="Times New Roman" w:hAnsi="Times New Roman" w:cs="Times New Roman"/>
-                <w:color w:val="000000"/>
-                <w:sz w:val="28"/>
-                <w:szCs w:val="28"/>
-              </w:rPr>
-              <w:t xml:space="preserve">, </w:t>
-            </w:r>
-            <w:proofErr w:type="spellStart"/>
-            <w:r>
-              <w:rPr>
-                <w:rFonts w:ascii="Times New Roman" w:eastAsia="Times New Roman" w:hAnsi="Times New Roman" w:cs="Times New Roman"/>
-                <w:color w:val="000000"/>
-                <w:sz w:val="28"/>
-                <w:szCs w:val="28"/>
-              </w:rPr>
-              <w:t>необяз</w:t>
-            </w:r>
-            <w:proofErr w:type="spellEnd"/>
-            <w:r>
-              <w:rPr>
-                <w:rFonts w:ascii="Times New Roman" w:eastAsia="Times New Roman" w:hAnsi="Times New Roman" w:cs="Times New Roman"/>
-                <w:color w:val="000000"/>
-                <w:sz w:val="28"/>
-                <w:szCs w:val="28"/>
-              </w:rPr>
-              <w:t>.)</w:t>
-            </w:r>
-          </w:p>
-          <w:p>
-            <w:pPr>
-              <w:rPr>
-                <w:rFonts w:ascii="Times New Roman" w:hAnsi="Times New Roman" w:cs="Times New Roman"/>
-                <w:sz w:val="28"/>
-                <w:szCs w:val="28"/>
-              </w:rPr>
-            </w:pPr>
-            <w:proofErr w:type="spellStart"/>
-            <w:r>
-              <w:rPr>
-                <w:rFonts w:ascii="Times New Roman" w:eastAsia="Times New Roman" w:hAnsi="Times New Roman" w:cs="Times New Roman"/>
-                <w:color w:val="000000"/>
-                <w:sz w:val="28"/>
-                <w:szCs w:val="28"/>
-              </w:rPr>
-              <w:t>date_to</w:t>
-            </w:r>
-            <w:proofErr w:type="spellEnd"/>
-            <w:r>
-              <w:rPr>
-                <w:rFonts w:ascii="Times New Roman" w:eastAsia="Times New Roman" w:hAnsi="Times New Roman" w:cs="Times New Roman"/>
-                <w:color w:val="000000"/>
-                <w:sz w:val="28"/>
-                <w:szCs w:val="28"/>
-              </w:rPr>
-              <w:t xml:space="preserve">: </w:t>
-            </w:r>
-            <w:proofErr w:type="spellStart"/>
-            <w:r>
-              <w:rPr>
-                <w:rFonts w:ascii="Times New Roman" w:eastAsia="Times New Roman" w:hAnsi="Times New Roman" w:cs="Times New Roman"/>
-                <w:color w:val="000000"/>
-                <w:sz w:val="28"/>
-                <w:szCs w:val="28"/>
-              </w:rPr>
-              <w:t>date</w:t>
-            </w:r>
-            <w:proofErr w:type="spellEnd"/>
-            <w:r>
-              <w:rPr>
-                <w:rFonts w:ascii="Times New Roman" w:eastAsia="Times New Roman" w:hAnsi="Times New Roman" w:cs="Times New Roman"/>
-                <w:color w:val="000000"/>
-                <w:sz w:val="28"/>
-                <w:szCs w:val="28"/>
-              </w:rPr>
-              <w:t xml:space="preserve"> (</w:t>
-            </w:r>
-            <w:proofErr w:type="spellStart"/>
-            <w:r>
-              <w:rPr>
-                <w:rFonts w:ascii="Times New Roman" w:eastAsia="Times New Roman" w:hAnsi="Times New Roman" w:cs="Times New Roman"/>
-                <w:color w:val="000000"/>
-                <w:sz w:val="28"/>
-                <w:szCs w:val="28"/>
-              </w:rPr>
-              <w:t>query</w:t>
-            </w:r>
-            <w:proofErr w:type="spellEnd"/>
-            <w:r>
-              <w:rPr>
-                <w:rFonts w:ascii="Times New Roman" w:eastAsia="Times New Roman" w:hAnsi="Times New Roman" w:cs="Times New Roman"/>
-                <w:color w:val="000000"/>
-                <w:sz w:val="28"/>
-                <w:szCs w:val="28"/>
-              </w:rPr>
-              <w:t xml:space="preserve">, </w:t>
-            </w:r>
-            <w:proofErr w:type="spellStart"/>
-            <w:r>
-              <w:rPr>
-                <w:rFonts w:ascii="Times New Roman" w:eastAsia="Times New Roman" w:hAnsi="Times New Roman" w:cs="Times New Roman"/>
-                <w:color w:val="000000"/>
-                <w:sz w:val="28"/>
-                <w:szCs w:val="28"/>
-              </w:rPr>
-              <w:t>необяз</w:t>
-            </w:r>
-            <w:proofErr w:type="spellEnd"/>
-            <w:r>
-              <w:rPr>
-                <w:rFonts w:ascii="Times New Roman" w:eastAsia="Times New Roman" w:hAnsi="Times New Roman" w:cs="Times New Roman"/>
-                <w:color w:val="000000"/>
-                <w:sz w:val="28"/>
-                <w:szCs w:val="28"/>
-              </w:rPr>
-              <w:t>.)</w:t>
+            <w:r>
+              <w:rPr>
+                <w:rFonts w:ascii="Times New Roman" w:eastAsia="Times New Roman" w:hAnsi="Times New Roman" w:cs="Times New Roman"/>
+                <w:color w:val="000000"/>
+                <w:sz w:val="28"/>
+                <w:szCs w:val="28"/>
+              </w:rPr>
+              <w:t>date_from: date (query, необяз.)</w:t>
+            </w:r>
+          </w:p>
+          <w:p>
+            <w:pPr>
+              <w:rPr>
+                <w:rFonts w:ascii="Times New Roman" w:hAnsi="Times New Roman" w:cs="Times New Roman"/>
+                <w:sz w:val="28"/>
+                <w:szCs w:val="28"/>
+              </w:rPr>
+            </w:pPr>
+            <w:r>
+              <w:rPr>
+                <w:rFonts w:ascii="Times New Roman" w:eastAsia="Times New Roman" w:hAnsi="Times New Roman" w:cs="Times New Roman"/>
+                <w:color w:val="000000"/>
+                <w:sz w:val="28"/>
+                <w:szCs w:val="28"/>
+              </w:rPr>
+              <w:t>date_to: date (query, необяз.)</w:t>
             </w:r>
           </w:p>
         </w:tc>
@@ -6393,329 +6027,98 @@
                 <w:sz w:val="28"/>
                 <w:szCs w:val="28"/>
               </w:rPr>
-              <w:t xml:space="preserve">    </w:t>
-            </w:r>
-            <w:proofErr w:type="spellStart"/>
-            <w:r>
-              <w:rPr>
-                <w:rFonts w:ascii="Times New Roman" w:eastAsia="Times New Roman" w:hAnsi="Times New Roman" w:cs="Times New Roman"/>
-                <w:color w:val="000000"/>
-                <w:sz w:val="28"/>
-                <w:szCs w:val="28"/>
-              </w:rPr>
-              <w:t>id</w:t>
-            </w:r>
-            <w:proofErr w:type="spellEnd"/>
-            <w:r>
-              <w:rPr>
-                <w:rFonts w:ascii="Times New Roman" w:eastAsia="Times New Roman" w:hAnsi="Times New Roman" w:cs="Times New Roman"/>
-                <w:color w:val="000000"/>
-                <w:sz w:val="28"/>
-                <w:szCs w:val="28"/>
-              </w:rPr>
-              <w:t xml:space="preserve">, </w:t>
-            </w:r>
-            <w:proofErr w:type="spellStart"/>
-            <w:r>
-              <w:rPr>
-                <w:rFonts w:ascii="Times New Roman" w:eastAsia="Times New Roman" w:hAnsi="Times New Roman" w:cs="Times New Roman"/>
-                <w:color w:val="000000"/>
-                <w:sz w:val="28"/>
-                <w:szCs w:val="28"/>
-              </w:rPr>
-              <w:t>title</w:t>
-            </w:r>
-            <w:proofErr w:type="spellEnd"/>
-            <w:r>
-              <w:rPr>
-                <w:rFonts w:ascii="Times New Roman" w:eastAsia="Times New Roman" w:hAnsi="Times New Roman" w:cs="Times New Roman"/>
-                <w:color w:val="000000"/>
-                <w:sz w:val="28"/>
-                <w:szCs w:val="28"/>
-              </w:rPr>
-              <w:t xml:space="preserve">, </w:t>
-            </w:r>
-            <w:proofErr w:type="spellStart"/>
-            <w:r>
-              <w:rPr>
-                <w:rFonts w:ascii="Times New Roman" w:eastAsia="Times New Roman" w:hAnsi="Times New Roman" w:cs="Times New Roman"/>
-                <w:color w:val="000000"/>
-                <w:sz w:val="28"/>
-                <w:szCs w:val="28"/>
-              </w:rPr>
-              <w:t>status</w:t>
-            </w:r>
-            <w:proofErr w:type="spellEnd"/>
-            <w:r>
-              <w:rPr>
-                <w:rFonts w:ascii="Times New Roman" w:eastAsia="Times New Roman" w:hAnsi="Times New Roman" w:cs="Times New Roman"/>
-                <w:color w:val="000000"/>
-                <w:sz w:val="28"/>
-                <w:szCs w:val="28"/>
-              </w:rPr>
-              <w:t>,</w:t>
-            </w:r>
-          </w:p>
-          <w:p>
-            <w:pPr>
-              <w:rPr>
-                <w:rFonts w:ascii="Times New Roman" w:hAnsi="Times New Roman" w:cs="Times New Roman"/>
-                <w:sz w:val="28"/>
-                <w:szCs w:val="28"/>
-              </w:rPr>
-            </w:pPr>
-            <w:r>
-              <w:rPr>
-                <w:rFonts w:ascii="Times New Roman" w:eastAsia="Times New Roman" w:hAnsi="Times New Roman" w:cs="Times New Roman"/>
-                <w:color w:val="000000"/>
-                <w:sz w:val="28"/>
-                <w:szCs w:val="28"/>
-              </w:rPr>
-              <w:t xml:space="preserve">    </w:t>
-            </w:r>
-            <w:proofErr w:type="spellStart"/>
-            <w:r>
-              <w:rPr>
-                <w:rFonts w:ascii="Times New Roman" w:eastAsia="Times New Roman" w:hAnsi="Times New Roman" w:cs="Times New Roman"/>
-                <w:color w:val="000000"/>
-                <w:sz w:val="28"/>
-                <w:szCs w:val="28"/>
-              </w:rPr>
-              <w:t>image_url</w:t>
-            </w:r>
-            <w:proofErr w:type="spellEnd"/>
-            <w:r>
-              <w:rPr>
-                <w:rFonts w:ascii="Times New Roman" w:eastAsia="Times New Roman" w:hAnsi="Times New Roman" w:cs="Times New Roman"/>
-                <w:color w:val="000000"/>
-                <w:sz w:val="28"/>
-                <w:szCs w:val="28"/>
-              </w:rPr>
-              <w:t xml:space="preserve">, </w:t>
-            </w:r>
-            <w:proofErr w:type="spellStart"/>
-            <w:r>
-              <w:rPr>
-                <w:rFonts w:ascii="Times New Roman" w:eastAsia="Times New Roman" w:hAnsi="Times New Roman" w:cs="Times New Roman"/>
-                <w:color w:val="000000"/>
-                <w:sz w:val="28"/>
-                <w:szCs w:val="28"/>
-              </w:rPr>
-              <w:t>video_url</w:t>
-            </w:r>
-            <w:proofErr w:type="spellEnd"/>
-            <w:r>
-              <w:rPr>
-                <w:rFonts w:ascii="Times New Roman" w:eastAsia="Times New Roman" w:hAnsi="Times New Roman" w:cs="Times New Roman"/>
-                <w:color w:val="000000"/>
-                <w:sz w:val="28"/>
-                <w:szCs w:val="28"/>
-              </w:rPr>
-              <w:t>,</w:t>
-            </w:r>
-          </w:p>
-          <w:p>
-            <w:pPr>
-              <w:rPr>
-                <w:rFonts w:ascii="Times New Roman" w:hAnsi="Times New Roman" w:cs="Times New Roman"/>
-                <w:sz w:val="28"/>
-                <w:szCs w:val="28"/>
-              </w:rPr>
-            </w:pPr>
-            <w:r>
-              <w:rPr>
-                <w:rFonts w:ascii="Times New Roman" w:eastAsia="Times New Roman" w:hAnsi="Times New Roman" w:cs="Times New Roman"/>
-                <w:color w:val="000000"/>
-                <w:sz w:val="28"/>
-                <w:szCs w:val="28"/>
-              </w:rPr>
-              <w:t xml:space="preserve">    </w:t>
-            </w:r>
-            <w:proofErr w:type="spellStart"/>
-            <w:r>
-              <w:rPr>
-                <w:rFonts w:ascii="Times New Roman" w:eastAsia="Times New Roman" w:hAnsi="Times New Roman" w:cs="Times New Roman"/>
-                <w:color w:val="000000"/>
-                <w:sz w:val="28"/>
-                <w:szCs w:val="28"/>
-              </w:rPr>
-              <w:t>short_description</w:t>
-            </w:r>
-            <w:proofErr w:type="spellEnd"/>
-            <w:r>
-              <w:rPr>
-                <w:rFonts w:ascii="Times New Roman" w:eastAsia="Times New Roman" w:hAnsi="Times New Roman" w:cs="Times New Roman"/>
-                <w:color w:val="000000"/>
-                <w:sz w:val="28"/>
-                <w:szCs w:val="28"/>
-              </w:rPr>
-              <w:t>,</w:t>
-            </w:r>
-          </w:p>
-          <w:p>
-            <w:pPr>
-              <w:rPr>
-                <w:rFonts w:ascii="Times New Roman" w:hAnsi="Times New Roman" w:cs="Times New Roman"/>
-                <w:sz w:val="28"/>
-                <w:szCs w:val="28"/>
-              </w:rPr>
-            </w:pPr>
-            <w:r>
-              <w:rPr>
-                <w:rFonts w:ascii="Times New Roman" w:eastAsia="Times New Roman" w:hAnsi="Times New Roman" w:cs="Times New Roman"/>
-                <w:color w:val="000000"/>
-                <w:sz w:val="28"/>
-                <w:szCs w:val="28"/>
-              </w:rPr>
-              <w:t xml:space="preserve">    </w:t>
-            </w:r>
-            <w:proofErr w:type="spellStart"/>
-            <w:r>
-              <w:rPr>
-                <w:rFonts w:ascii="Times New Roman" w:eastAsia="Times New Roman" w:hAnsi="Times New Roman" w:cs="Times New Roman"/>
-                <w:color w:val="000000"/>
-                <w:sz w:val="28"/>
-                <w:szCs w:val="28"/>
-              </w:rPr>
-              <w:t>event_year</w:t>
-            </w:r>
-            <w:proofErr w:type="spellEnd"/>
-            <w:r>
-              <w:rPr>
-                <w:rFonts w:ascii="Times New Roman" w:eastAsia="Times New Roman" w:hAnsi="Times New Roman" w:cs="Times New Roman"/>
-                <w:color w:val="000000"/>
-                <w:sz w:val="28"/>
-                <w:szCs w:val="28"/>
-              </w:rPr>
-              <w:t xml:space="preserve">, </w:t>
-            </w:r>
-            <w:proofErr w:type="spellStart"/>
-            <w:r>
-              <w:rPr>
-                <w:rFonts w:ascii="Times New Roman" w:eastAsia="Times New Roman" w:hAnsi="Times New Roman" w:cs="Times New Roman"/>
-                <w:color w:val="000000"/>
-                <w:sz w:val="28"/>
-                <w:szCs w:val="28"/>
-              </w:rPr>
-              <w:t>ring_count</w:t>
-            </w:r>
-            <w:proofErr w:type="spellEnd"/>
-            <w:r>
-              <w:rPr>
-                <w:rFonts w:ascii="Times New Roman" w:eastAsia="Times New Roman" w:hAnsi="Times New Roman" w:cs="Times New Roman"/>
-                <w:color w:val="000000"/>
-                <w:sz w:val="28"/>
-                <w:szCs w:val="28"/>
-              </w:rPr>
-              <w:t>,</w:t>
-            </w:r>
-          </w:p>
-          <w:p>
-            <w:pPr>
-              <w:rPr>
-                <w:rFonts w:ascii="Times New Roman" w:hAnsi="Times New Roman" w:cs="Times New Roman"/>
-                <w:sz w:val="28"/>
-                <w:szCs w:val="28"/>
-              </w:rPr>
-            </w:pPr>
-            <w:r>
-              <w:rPr>
-                <w:rFonts w:ascii="Times New Roman" w:eastAsia="Times New Roman" w:hAnsi="Times New Roman" w:cs="Times New Roman"/>
-                <w:color w:val="000000"/>
-                <w:sz w:val="28"/>
-                <w:szCs w:val="28"/>
-              </w:rPr>
-              <w:t xml:space="preserve">    </w:t>
-            </w:r>
-            <w:proofErr w:type="spellStart"/>
-            <w:r>
-              <w:rPr>
-                <w:rFonts w:ascii="Times New Roman" w:eastAsia="Times New Roman" w:hAnsi="Times New Roman" w:cs="Times New Roman"/>
-                <w:color w:val="000000"/>
-                <w:sz w:val="28"/>
-                <w:szCs w:val="28"/>
-              </w:rPr>
-              <w:t>like_count</w:t>
-            </w:r>
-            <w:proofErr w:type="spellEnd"/>
-            <w:r>
-              <w:rPr>
-                <w:rFonts w:ascii="Times New Roman" w:eastAsia="Times New Roman" w:hAnsi="Times New Roman" w:cs="Times New Roman"/>
-                <w:color w:val="000000"/>
-                <w:sz w:val="28"/>
-                <w:szCs w:val="28"/>
-              </w:rPr>
-              <w:t xml:space="preserve">, </w:t>
-            </w:r>
-            <w:proofErr w:type="spellStart"/>
-            <w:r>
-              <w:rPr>
-                <w:rFonts w:ascii="Times New Roman" w:eastAsia="Times New Roman" w:hAnsi="Times New Roman" w:cs="Times New Roman"/>
-                <w:color w:val="000000"/>
-                <w:sz w:val="28"/>
-                <w:szCs w:val="28"/>
-              </w:rPr>
-              <w:t>liked</w:t>
-            </w:r>
-            <w:proofErr w:type="spellEnd"/>
-            <w:r>
-              <w:rPr>
-                <w:rFonts w:ascii="Times New Roman" w:eastAsia="Times New Roman" w:hAnsi="Times New Roman" w:cs="Times New Roman"/>
-                <w:color w:val="000000"/>
-                <w:sz w:val="28"/>
-                <w:szCs w:val="28"/>
-              </w:rPr>
-              <w:t>: 0/1,</w:t>
-            </w:r>
-          </w:p>
-          <w:p>
-            <w:pPr>
-              <w:rPr>
-                <w:rFonts w:ascii="Times New Roman" w:hAnsi="Times New Roman" w:cs="Times New Roman"/>
-                <w:sz w:val="28"/>
-                <w:szCs w:val="28"/>
-              </w:rPr>
-            </w:pPr>
-            <w:r>
-              <w:rPr>
-                <w:rFonts w:ascii="Times New Roman" w:eastAsia="Times New Roman" w:hAnsi="Times New Roman" w:cs="Times New Roman"/>
-                <w:color w:val="000000"/>
-                <w:sz w:val="28"/>
-                <w:szCs w:val="28"/>
-              </w:rPr>
-              <w:t xml:space="preserve">    </w:t>
-            </w:r>
-            <w:proofErr w:type="spellStart"/>
-            <w:r>
-              <w:rPr>
-                <w:rFonts w:ascii="Times New Roman" w:eastAsia="Times New Roman" w:hAnsi="Times New Roman" w:cs="Times New Roman"/>
-                <w:color w:val="000000"/>
-                <w:sz w:val="28"/>
-                <w:szCs w:val="28"/>
-              </w:rPr>
-              <w:t>creator_id</w:t>
-            </w:r>
-            <w:proofErr w:type="spellEnd"/>
-            <w:r>
-              <w:rPr>
-                <w:rFonts w:ascii="Times New Roman" w:eastAsia="Times New Roman" w:hAnsi="Times New Roman" w:cs="Times New Roman"/>
-                <w:color w:val="000000"/>
-                <w:sz w:val="28"/>
-                <w:szCs w:val="28"/>
-              </w:rPr>
-              <w:t xml:space="preserve">, </w:t>
-            </w:r>
-            <w:proofErr w:type="spellStart"/>
-            <w:r>
-              <w:rPr>
-                <w:rFonts w:ascii="Times New Roman" w:eastAsia="Times New Roman" w:hAnsi="Times New Roman" w:cs="Times New Roman"/>
-                <w:color w:val="000000"/>
-                <w:sz w:val="28"/>
-                <w:szCs w:val="28"/>
-              </w:rPr>
-              <w:t>created_at</w:t>
-            </w:r>
-            <w:proofErr w:type="spellEnd"/>
+              <w:t xml:space="preserve">    id, title, status,</w:t>
+            </w:r>
+          </w:p>
+          <w:p>
+            <w:pPr>
+              <w:rPr>
+                <w:rFonts w:ascii="Times New Roman" w:hAnsi="Times New Roman" w:cs="Times New Roman"/>
+                <w:sz w:val="28"/>
+                <w:szCs w:val="28"/>
+              </w:rPr>
+            </w:pPr>
+            <w:r>
+              <w:rPr>
+                <w:rFonts w:ascii="Times New Roman" w:eastAsia="Times New Roman" w:hAnsi="Times New Roman" w:cs="Times New Roman"/>
+                <w:color w:val="000000"/>
+                <w:sz w:val="28"/>
+                <w:szCs w:val="28"/>
+              </w:rPr>
+              <w:t xml:space="preserve">    image_url, video_url,</w:t>
+            </w:r>
+          </w:p>
+          <w:p>
+            <w:pPr>
+              <w:rPr>
+                <w:rFonts w:ascii="Times New Roman" w:hAnsi="Times New Roman" w:cs="Times New Roman"/>
+                <w:sz w:val="28"/>
+                <w:szCs w:val="28"/>
+              </w:rPr>
+            </w:pPr>
+            <w:r>
+              <w:rPr>
+                <w:rFonts w:ascii="Times New Roman" w:eastAsia="Times New Roman" w:hAnsi="Times New Roman" w:cs="Times New Roman"/>
+                <w:color w:val="000000"/>
+                <w:sz w:val="28"/>
+                <w:szCs w:val="28"/>
+              </w:rPr>
+              <w:t xml:space="preserve">    short_description,</w:t>
+            </w:r>
+          </w:p>
+          <w:p>
+            <w:pPr>
+              <w:rPr>
+                <w:rFonts w:ascii="Times New Roman" w:hAnsi="Times New Roman" w:cs="Times New Roman"/>
+                <w:sz w:val="28"/>
+                <w:szCs w:val="28"/>
+              </w:rPr>
+            </w:pPr>
+            <w:r>
+              <w:rPr>
+                <w:rFonts w:ascii="Times New Roman" w:eastAsia="Times New Roman" w:hAnsi="Times New Roman" w:cs="Times New Roman"/>
+                <w:color w:val="000000"/>
+                <w:sz w:val="28"/>
+                <w:szCs w:val="28"/>
+              </w:rPr>
+              <w:t xml:space="preserve">    event_year, ring_count,</w:t>
+            </w:r>
+          </w:p>
+          <w:p>
+            <w:pPr>
+              <w:rPr>
+                <w:rFonts w:ascii="Times New Roman" w:hAnsi="Times New Roman" w:cs="Times New Roman"/>
+                <w:sz w:val="28"/>
+                <w:szCs w:val="28"/>
+              </w:rPr>
+            </w:pPr>
+            <w:r>
+              <w:rPr>
+                <w:rFonts w:ascii="Times New Roman" w:eastAsia="Times New Roman" w:hAnsi="Times New Roman" w:cs="Times New Roman"/>
+                <w:color w:val="000000"/>
+                <w:sz w:val="28"/>
+                <w:szCs w:val="28"/>
+              </w:rPr>
+              <w:t xml:space="preserve">    like_count, liked: 0/1,</w:t>
+            </w:r>
+          </w:p>
+          <w:p>
+            <w:pPr>
+              <w:rPr>
+                <w:rFonts w:ascii="Times New Roman" w:hAnsi="Times New Roman" w:cs="Times New Roman"/>
+                <w:sz w:val="28"/>
+                <w:szCs w:val="28"/>
+              </w:rPr>
+            </w:pPr>
+            <w:r>
+              <w:rPr>
+                <w:rFonts w:ascii="Times New Roman" w:eastAsia="Times New Roman" w:hAnsi="Times New Roman" w:cs="Times New Roman"/>
+                <w:color w:val="000000"/>
+                <w:sz w:val="28"/>
+                <w:szCs w:val="28"/>
+              </w:rPr>
+              <w:t xml:space="preserve">    creator_id, created_at</w:t>
+            </w:r>
           </w:p>
           <w:p>
             <w:pPr>
@@ -6846,59 +6249,8 @@
                 <w:sz w:val="28"/>
                 <w:szCs w:val="28"/>
               </w:rPr>
-              <w:t>/</w:t>
-            </w:r>
-            <w:proofErr w:type="spellStart"/>
-            <w:r>
-              <w:rPr>
-                <w:rFonts w:ascii="Times New Roman" w:eastAsia="Times New Roman" w:hAnsi="Times New Roman" w:cs="Times New Roman"/>
-                <w:color w:val="000000"/>
-                <w:sz w:val="28"/>
-                <w:szCs w:val="28"/>
-              </w:rPr>
-              <w:t>api</w:t>
-            </w:r>
-            <w:proofErr w:type="spellEnd"/>
-            <w:r>
-              <w:rPr>
-                <w:rFonts w:ascii="Times New Roman" w:eastAsia="Times New Roman" w:hAnsi="Times New Roman" w:cs="Times New Roman"/>
-                <w:color w:val="000000"/>
-                <w:sz w:val="28"/>
-                <w:szCs w:val="28"/>
-              </w:rPr>
-              <w:t>/</w:t>
-            </w:r>
-            <w:proofErr w:type="spellStart"/>
-            <w:r>
-              <w:rPr>
-                <w:rFonts w:ascii="Times New Roman" w:eastAsia="Times New Roman" w:hAnsi="Times New Roman" w:cs="Times New Roman"/>
-                <w:color w:val="000000"/>
-                <w:sz w:val="28"/>
-                <w:szCs w:val="28"/>
-              </w:rPr>
-              <w:t>dendro_scale_patterns</w:t>
-            </w:r>
-            <w:proofErr w:type="spellEnd"/>
-            <w:r>
-              <w:rPr>
-                <w:rFonts w:ascii="Times New Roman" w:eastAsia="Times New Roman" w:hAnsi="Times New Roman" w:cs="Times New Roman"/>
-                <w:color w:val="000000"/>
-                <w:sz w:val="28"/>
-                <w:szCs w:val="28"/>
-              </w:rPr>
-              <w:t>/</w:t>
-            </w:r>
-            <w:proofErr w:type="spellStart"/>
-            <w:r>
-              <w:rPr>
-                <w:rFonts w:ascii="Times New Roman" w:eastAsia="Times New Roman" w:hAnsi="Times New Roman" w:cs="Times New Roman"/>
-                <w:color w:val="000000"/>
-                <w:sz w:val="28"/>
-                <w:szCs w:val="28"/>
-              </w:rPr>
-              <w:t>feed</w:t>
-            </w:r>
-            <w:proofErr w:type="spellEnd"/>
+              <w:t>/api/dendro_scale_patterns/feed</w:t>
+            </w:r>
           </w:p>
         </w:tc>
         <w:tc>
@@ -7012,277 +6364,97 @@
                 <w:sz w:val="28"/>
                 <w:szCs w:val="28"/>
               </w:rPr>
-              <w:t xml:space="preserve">  </w:t>
-            </w:r>
-            <w:proofErr w:type="spellStart"/>
-            <w:r>
-              <w:rPr>
-                <w:rFonts w:ascii="Times New Roman" w:eastAsia="Times New Roman" w:hAnsi="Times New Roman" w:cs="Times New Roman"/>
-                <w:color w:val="000000"/>
-                <w:sz w:val="28"/>
-                <w:szCs w:val="28"/>
-              </w:rPr>
-              <w:t>id</w:t>
-            </w:r>
-            <w:proofErr w:type="spellEnd"/>
-            <w:r>
-              <w:rPr>
-                <w:rFonts w:ascii="Times New Roman" w:eastAsia="Times New Roman" w:hAnsi="Times New Roman" w:cs="Times New Roman"/>
-                <w:color w:val="000000"/>
-                <w:sz w:val="28"/>
-                <w:szCs w:val="28"/>
-              </w:rPr>
-              <w:t xml:space="preserve">, </w:t>
-            </w:r>
-            <w:proofErr w:type="spellStart"/>
-            <w:r>
-              <w:rPr>
-                <w:rFonts w:ascii="Times New Roman" w:eastAsia="Times New Roman" w:hAnsi="Times New Roman" w:cs="Times New Roman"/>
-                <w:color w:val="000000"/>
-                <w:sz w:val="28"/>
-                <w:szCs w:val="28"/>
-              </w:rPr>
-              <w:t>title</w:t>
-            </w:r>
-            <w:proofErr w:type="spellEnd"/>
-            <w:r>
-              <w:rPr>
-                <w:rFonts w:ascii="Times New Roman" w:eastAsia="Times New Roman" w:hAnsi="Times New Roman" w:cs="Times New Roman"/>
-                <w:color w:val="000000"/>
-                <w:sz w:val="28"/>
-                <w:szCs w:val="28"/>
-              </w:rPr>
-              <w:t>,</w:t>
-            </w:r>
-          </w:p>
-          <w:p>
-            <w:pPr>
-              <w:rPr>
-                <w:rFonts w:ascii="Times New Roman" w:hAnsi="Times New Roman" w:cs="Times New Roman"/>
-                <w:sz w:val="28"/>
-                <w:szCs w:val="28"/>
-              </w:rPr>
-            </w:pPr>
-            <w:r>
-              <w:rPr>
-                <w:rFonts w:ascii="Times New Roman" w:eastAsia="Times New Roman" w:hAnsi="Times New Roman" w:cs="Times New Roman"/>
-                <w:color w:val="000000"/>
-                <w:sz w:val="28"/>
-                <w:szCs w:val="28"/>
-              </w:rPr>
-              <w:t xml:space="preserve">  </w:t>
-            </w:r>
-            <w:proofErr w:type="spellStart"/>
-            <w:r>
-              <w:rPr>
-                <w:rFonts w:ascii="Times New Roman" w:eastAsia="Times New Roman" w:hAnsi="Times New Roman" w:cs="Times New Roman"/>
-                <w:color w:val="000000"/>
-                <w:sz w:val="28"/>
-                <w:szCs w:val="28"/>
-              </w:rPr>
-              <w:t>short_description</w:t>
-            </w:r>
-            <w:proofErr w:type="spellEnd"/>
-            <w:r>
-              <w:rPr>
-                <w:rFonts w:ascii="Times New Roman" w:eastAsia="Times New Roman" w:hAnsi="Times New Roman" w:cs="Times New Roman"/>
-                <w:color w:val="000000"/>
-                <w:sz w:val="28"/>
-                <w:szCs w:val="28"/>
-              </w:rPr>
-              <w:t>,</w:t>
-            </w:r>
-          </w:p>
-          <w:p>
-            <w:pPr>
-              <w:rPr>
-                <w:rFonts w:ascii="Times New Roman" w:hAnsi="Times New Roman" w:cs="Times New Roman"/>
-                <w:sz w:val="28"/>
-                <w:szCs w:val="28"/>
-              </w:rPr>
-            </w:pPr>
-            <w:r>
-              <w:rPr>
-                <w:rFonts w:ascii="Times New Roman" w:eastAsia="Times New Roman" w:hAnsi="Times New Roman" w:cs="Times New Roman"/>
-                <w:color w:val="000000"/>
-                <w:sz w:val="28"/>
-                <w:szCs w:val="28"/>
-              </w:rPr>
-              <w:t xml:space="preserve">  </w:t>
-            </w:r>
-            <w:proofErr w:type="spellStart"/>
-            <w:r>
-              <w:rPr>
-                <w:rFonts w:ascii="Times New Roman" w:eastAsia="Times New Roman" w:hAnsi="Times New Roman" w:cs="Times New Roman"/>
-                <w:color w:val="000000"/>
-                <w:sz w:val="28"/>
-                <w:szCs w:val="28"/>
-              </w:rPr>
-              <w:t>image_url</w:t>
-            </w:r>
-            <w:proofErr w:type="spellEnd"/>
-            <w:r>
-              <w:rPr>
-                <w:rFonts w:ascii="Times New Roman" w:eastAsia="Times New Roman" w:hAnsi="Times New Roman" w:cs="Times New Roman"/>
-                <w:color w:val="000000"/>
-                <w:sz w:val="28"/>
-                <w:szCs w:val="28"/>
-              </w:rPr>
-              <w:t xml:space="preserve">, </w:t>
-            </w:r>
-            <w:proofErr w:type="spellStart"/>
-            <w:r>
-              <w:rPr>
-                <w:rFonts w:ascii="Times New Roman" w:eastAsia="Times New Roman" w:hAnsi="Times New Roman" w:cs="Times New Roman"/>
-                <w:color w:val="000000"/>
-                <w:sz w:val="28"/>
-                <w:szCs w:val="28"/>
-              </w:rPr>
-              <w:t>video_url</w:t>
-            </w:r>
-            <w:proofErr w:type="spellEnd"/>
-            <w:r>
-              <w:rPr>
-                <w:rFonts w:ascii="Times New Roman" w:eastAsia="Times New Roman" w:hAnsi="Times New Roman" w:cs="Times New Roman"/>
-                <w:color w:val="000000"/>
-                <w:sz w:val="28"/>
-                <w:szCs w:val="28"/>
-              </w:rPr>
-              <w:t>,</w:t>
-            </w:r>
-          </w:p>
-          <w:p>
-            <w:pPr>
-              <w:rPr>
-                <w:rFonts w:ascii="Times New Roman" w:hAnsi="Times New Roman" w:cs="Times New Roman"/>
-                <w:sz w:val="28"/>
-                <w:szCs w:val="28"/>
-              </w:rPr>
-            </w:pPr>
-            <w:r>
-              <w:rPr>
-                <w:rFonts w:ascii="Times New Roman" w:eastAsia="Times New Roman" w:hAnsi="Times New Roman" w:cs="Times New Roman"/>
-                <w:color w:val="000000"/>
-                <w:sz w:val="28"/>
-                <w:szCs w:val="28"/>
-              </w:rPr>
-              <w:t xml:space="preserve">  </w:t>
-            </w:r>
-            <w:proofErr w:type="spellStart"/>
-            <w:r>
-              <w:rPr>
-                <w:rFonts w:ascii="Times New Roman" w:eastAsia="Times New Roman" w:hAnsi="Times New Roman" w:cs="Times New Roman"/>
-                <w:color w:val="000000"/>
-                <w:sz w:val="28"/>
-                <w:szCs w:val="28"/>
-              </w:rPr>
-              <w:t>event_year</w:t>
-            </w:r>
-            <w:proofErr w:type="spellEnd"/>
-            <w:r>
-              <w:rPr>
-                <w:rFonts w:ascii="Times New Roman" w:eastAsia="Times New Roman" w:hAnsi="Times New Roman" w:cs="Times New Roman"/>
-                <w:color w:val="000000"/>
-                <w:sz w:val="28"/>
-                <w:szCs w:val="28"/>
-              </w:rPr>
-              <w:t xml:space="preserve">, </w:t>
-            </w:r>
-            <w:proofErr w:type="spellStart"/>
-            <w:r>
-              <w:rPr>
-                <w:rFonts w:ascii="Times New Roman" w:eastAsia="Times New Roman" w:hAnsi="Times New Roman" w:cs="Times New Roman"/>
-                <w:color w:val="000000"/>
-                <w:sz w:val="28"/>
-                <w:szCs w:val="28"/>
-              </w:rPr>
-              <w:t>ring_count</w:t>
-            </w:r>
-            <w:proofErr w:type="spellEnd"/>
-            <w:r>
-              <w:rPr>
-                <w:rFonts w:ascii="Times New Roman" w:eastAsia="Times New Roman" w:hAnsi="Times New Roman" w:cs="Times New Roman"/>
-                <w:color w:val="000000"/>
-                <w:sz w:val="28"/>
-                <w:szCs w:val="28"/>
-              </w:rPr>
-              <w:t>,</w:t>
-            </w:r>
-          </w:p>
-          <w:p>
-            <w:pPr>
-              <w:rPr>
-                <w:rFonts w:ascii="Times New Roman" w:hAnsi="Times New Roman" w:cs="Times New Roman"/>
-                <w:sz w:val="28"/>
-                <w:szCs w:val="28"/>
-              </w:rPr>
-            </w:pPr>
-            <w:r>
-              <w:rPr>
-                <w:rFonts w:ascii="Times New Roman" w:eastAsia="Times New Roman" w:hAnsi="Times New Roman" w:cs="Times New Roman"/>
-                <w:color w:val="000000"/>
-                <w:sz w:val="28"/>
-                <w:szCs w:val="28"/>
-              </w:rPr>
-              <w:t xml:space="preserve">  </w:t>
-            </w:r>
-            <w:proofErr w:type="spellStart"/>
-            <w:r>
-              <w:rPr>
-                <w:rFonts w:ascii="Times New Roman" w:eastAsia="Times New Roman" w:hAnsi="Times New Roman" w:cs="Times New Roman"/>
-                <w:color w:val="000000"/>
-                <w:sz w:val="28"/>
-                <w:szCs w:val="28"/>
-              </w:rPr>
-              <w:t>like_count</w:t>
-            </w:r>
-            <w:proofErr w:type="spellEnd"/>
-            <w:r>
-              <w:rPr>
-                <w:rFonts w:ascii="Times New Roman" w:eastAsia="Times New Roman" w:hAnsi="Times New Roman" w:cs="Times New Roman"/>
-                <w:color w:val="000000"/>
-                <w:sz w:val="28"/>
-                <w:szCs w:val="28"/>
-              </w:rPr>
-              <w:t>,</w:t>
-            </w:r>
-          </w:p>
-          <w:p>
-            <w:pPr>
-              <w:rPr>
-                <w:rFonts w:ascii="Times New Roman" w:hAnsi="Times New Roman" w:cs="Times New Roman"/>
-                <w:sz w:val="28"/>
-                <w:szCs w:val="28"/>
-              </w:rPr>
-            </w:pPr>
-            <w:r>
-              <w:rPr>
-                <w:rFonts w:ascii="Times New Roman" w:eastAsia="Times New Roman" w:hAnsi="Times New Roman" w:cs="Times New Roman"/>
-                <w:color w:val="000000"/>
-                <w:sz w:val="28"/>
-                <w:szCs w:val="28"/>
-              </w:rPr>
-              <w:t xml:space="preserve">  </w:t>
-            </w:r>
-            <w:proofErr w:type="spellStart"/>
-            <w:r>
-              <w:rPr>
-                <w:rFonts w:ascii="Times New Roman" w:eastAsia="Times New Roman" w:hAnsi="Times New Roman" w:cs="Times New Roman"/>
-                <w:color w:val="000000"/>
-                <w:sz w:val="28"/>
-                <w:szCs w:val="28"/>
-              </w:rPr>
-              <w:t>liked</w:t>
-            </w:r>
-            <w:proofErr w:type="spellEnd"/>
-            <w:r>
-              <w:rPr>
-                <w:rFonts w:ascii="Times New Roman" w:eastAsia="Times New Roman" w:hAnsi="Times New Roman" w:cs="Times New Roman"/>
-                <w:color w:val="000000"/>
-                <w:sz w:val="28"/>
-                <w:szCs w:val="28"/>
-              </w:rPr>
-              <w:t>: 0/1</w:t>
+              <w:t xml:space="preserve">  id, title,</w:t>
+            </w:r>
+          </w:p>
+          <w:p>
+            <w:pPr>
+              <w:rPr>
+                <w:rFonts w:ascii="Times New Roman" w:hAnsi="Times New Roman" w:cs="Times New Roman"/>
+                <w:sz w:val="28"/>
+                <w:szCs w:val="28"/>
+              </w:rPr>
+            </w:pPr>
+            <w:r>
+              <w:rPr>
+                <w:rFonts w:ascii="Times New Roman" w:eastAsia="Times New Roman" w:hAnsi="Times New Roman" w:cs="Times New Roman"/>
+                <w:color w:val="000000"/>
+                <w:sz w:val="28"/>
+                <w:szCs w:val="28"/>
+              </w:rPr>
+              <w:t xml:space="preserve">  short_description,</w:t>
+            </w:r>
+          </w:p>
+          <w:p>
+            <w:pPr>
+              <w:rPr>
+                <w:rFonts w:ascii="Times New Roman" w:hAnsi="Times New Roman" w:cs="Times New Roman"/>
+                <w:sz w:val="28"/>
+                <w:szCs w:val="28"/>
+              </w:rPr>
+            </w:pPr>
+            <w:r>
+              <w:rPr>
+                <w:rFonts w:ascii="Times New Roman" w:eastAsia="Times New Roman" w:hAnsi="Times New Roman" w:cs="Times New Roman"/>
+                <w:color w:val="000000"/>
+                <w:sz w:val="28"/>
+                <w:szCs w:val="28"/>
+              </w:rPr>
+              <w:t xml:space="preserve">  image_url, video_url,</w:t>
+            </w:r>
+          </w:p>
+          <w:p>
+            <w:pPr>
+              <w:rPr>
+                <w:rFonts w:ascii="Times New Roman" w:hAnsi="Times New Roman" w:cs="Times New Roman"/>
+                <w:sz w:val="28"/>
+                <w:szCs w:val="28"/>
+              </w:rPr>
+            </w:pPr>
+            <w:r>
+              <w:rPr>
+                <w:rFonts w:ascii="Times New Roman" w:eastAsia="Times New Roman" w:hAnsi="Times New Roman" w:cs="Times New Roman"/>
+                <w:color w:val="000000"/>
+                <w:sz w:val="28"/>
+                <w:szCs w:val="28"/>
+              </w:rPr>
+              <w:t xml:space="preserve">  event_year, ring_count,</w:t>
+            </w:r>
+          </w:p>
+          <w:p>
+            <w:pPr>
+              <w:rPr>
+                <w:rFonts w:ascii="Times New Roman" w:hAnsi="Times New Roman" w:cs="Times New Roman"/>
+                <w:sz w:val="28"/>
+                <w:szCs w:val="28"/>
+              </w:rPr>
+            </w:pPr>
+            <w:r>
+              <w:rPr>
+                <w:rFonts w:ascii="Times New Roman" w:eastAsia="Times New Roman" w:hAnsi="Times New Roman" w:cs="Times New Roman"/>
+                <w:color w:val="000000"/>
+                <w:sz w:val="28"/>
+                <w:szCs w:val="28"/>
+              </w:rPr>
+              <w:t xml:space="preserve">  like_count,</w:t>
+            </w:r>
+          </w:p>
+          <w:p>
+            <w:pPr>
+              <w:rPr>
+                <w:rFonts w:ascii="Times New Roman" w:hAnsi="Times New Roman" w:cs="Times New Roman"/>
+                <w:sz w:val="28"/>
+                <w:szCs w:val="28"/>
+              </w:rPr>
+            </w:pPr>
+            <w:r>
+              <w:rPr>
+                <w:rFonts w:ascii="Times New Roman" w:eastAsia="Times New Roman" w:hAnsi="Times New Roman" w:cs="Times New Roman"/>
+                <w:color w:val="000000"/>
+                <w:sz w:val="28"/>
+                <w:szCs w:val="28"/>
+              </w:rPr>
+              <w:t xml:space="preserve">  liked: 0/1</w:t>
             </w:r>
           </w:p>
           <w:p>
@@ -7397,79 +6569,8 @@
                 <w:sz w:val="28"/>
                 <w:szCs w:val="28"/>
               </w:rPr>
-              <w:t>/</w:t>
-            </w:r>
-            <w:proofErr w:type="spellStart"/>
-            <w:r>
-              <w:rPr>
-                <w:rFonts w:ascii="Times New Roman" w:eastAsia="Times New Roman" w:hAnsi="Times New Roman" w:cs="Times New Roman"/>
-                <w:color w:val="000000"/>
-                <w:sz w:val="28"/>
-                <w:szCs w:val="28"/>
-              </w:rPr>
-              <w:t>api</w:t>
-            </w:r>
-            <w:proofErr w:type="spellEnd"/>
-            <w:r>
-              <w:rPr>
-                <w:rFonts w:ascii="Times New Roman" w:eastAsia="Times New Roman" w:hAnsi="Times New Roman" w:cs="Times New Roman"/>
-                <w:color w:val="000000"/>
-                <w:sz w:val="28"/>
-                <w:szCs w:val="28"/>
-              </w:rPr>
-              <w:t>/</w:t>
-            </w:r>
-            <w:proofErr w:type="spellStart"/>
-            <w:r>
-              <w:rPr>
-                <w:rFonts w:ascii="Times New Roman" w:eastAsia="Times New Roman" w:hAnsi="Times New Roman" w:cs="Times New Roman"/>
-                <w:color w:val="000000"/>
-                <w:sz w:val="28"/>
-                <w:szCs w:val="28"/>
-              </w:rPr>
-              <w:t>dendro_scale_patterns</w:t>
-            </w:r>
-            <w:proofErr w:type="spellEnd"/>
-            <w:r>
-              <w:rPr>
-                <w:rFonts w:ascii="Times New Roman" w:eastAsia="Times New Roman" w:hAnsi="Times New Roman" w:cs="Times New Roman"/>
-                <w:color w:val="000000"/>
-                <w:sz w:val="28"/>
-                <w:szCs w:val="28"/>
-              </w:rPr>
-              <w:t>/</w:t>
-            </w:r>
-            <w:proofErr w:type="spellStart"/>
-            <w:r>
-              <w:rPr>
-                <w:rFonts w:ascii="Times New Roman" w:eastAsia="Times New Roman" w:hAnsi="Times New Roman" w:cs="Times New Roman"/>
-                <w:color w:val="000000"/>
-                <w:sz w:val="28"/>
-                <w:szCs w:val="28"/>
-              </w:rPr>
-              <w:t>feed</w:t>
-            </w:r>
-            <w:proofErr w:type="spellEnd"/>
-            <w:r>
-              <w:rPr>
-                <w:rFonts w:ascii="Times New Roman" w:eastAsia="Times New Roman" w:hAnsi="Times New Roman" w:cs="Times New Roman"/>
-                <w:color w:val="000000"/>
-                <w:sz w:val="28"/>
-                <w:szCs w:val="28"/>
-              </w:rPr>
-              <w:t>/:</w:t>
-            </w:r>
-            <w:proofErr w:type="spellStart"/>
-            <w:r>
-              <w:rPr>
-                <w:rFonts w:ascii="Times New Roman" w:eastAsia="Times New Roman" w:hAnsi="Times New Roman" w:cs="Times New Roman"/>
-                <w:color w:val="000000"/>
-                <w:sz w:val="28"/>
-                <w:szCs w:val="28"/>
-              </w:rPr>
-              <w:t>id</w:t>
-            </w:r>
-            <w:proofErr w:type="spellEnd"/>
+              <w:t>/api/dendro_scale_patterns/feed/:id</w:t>
+            </w:r>
           </w:p>
         </w:tc>
         <w:tc>
@@ -7500,7 +6601,6 @@
               </w:rPr>
               <w:t xml:space="preserve">Лента с этого идентификатора. При </w:t>
             </w:r>
-            <w:proofErr w:type="spellStart"/>
             <w:r>
               <w:rPr>
                 <w:rFonts w:ascii="Times New Roman" w:eastAsia="Times New Roman" w:hAnsi="Times New Roman" w:cs="Times New Roman"/>
@@ -7510,7 +6610,6 @@
               </w:rPr>
               <w:t>next</w:t>
             </w:r>
-            <w:proofErr w:type="spellEnd"/>
             <w:r>
               <w:rPr>
                 <w:rFonts w:ascii="Times New Roman" w:eastAsia="Times New Roman" w:hAnsi="Times New Roman" w:cs="Times New Roman"/>
@@ -7521,7 +6620,6 @@
               </w:rPr>
               <w:t>=</w:t>
             </w:r>
-            <w:proofErr w:type="spellStart"/>
             <w:r>
               <w:rPr>
                 <w:rFonts w:ascii="Times New Roman" w:eastAsia="Times New Roman" w:hAnsi="Times New Roman" w:cs="Times New Roman"/>
@@ -7531,7 +6629,6 @@
               </w:rPr>
               <w:t>true</w:t>
             </w:r>
-            <w:proofErr w:type="spellEnd"/>
             <w:r>
               <w:rPr>
                 <w:rFonts w:ascii="Times New Roman" w:eastAsia="Times New Roman" w:hAnsi="Times New Roman" w:cs="Times New Roman"/>
@@ -7571,154 +6668,32 @@
                 <w:szCs w:val="28"/>
               </w:rPr>
             </w:pPr>
-            <w:proofErr w:type="spellStart"/>
-            <w:r>
-              <w:rPr>
-                <w:rFonts w:ascii="Times New Roman" w:eastAsia="Times New Roman" w:hAnsi="Times New Roman" w:cs="Times New Roman"/>
-                <w:color w:val="000000"/>
-                <w:sz w:val="28"/>
-                <w:szCs w:val="28"/>
-              </w:rPr>
-              <w:t>id</w:t>
-            </w:r>
-            <w:proofErr w:type="spellEnd"/>
-            <w:r>
-              <w:rPr>
-                <w:rFonts w:ascii="Times New Roman" w:eastAsia="Times New Roman" w:hAnsi="Times New Roman" w:cs="Times New Roman"/>
-                <w:color w:val="000000"/>
-                <w:sz w:val="28"/>
-                <w:szCs w:val="28"/>
-              </w:rPr>
-              <w:t xml:space="preserve">: </w:t>
-            </w:r>
-            <w:proofErr w:type="spellStart"/>
-            <w:r>
-              <w:rPr>
-                <w:rFonts w:ascii="Times New Roman" w:eastAsia="Times New Roman" w:hAnsi="Times New Roman" w:cs="Times New Roman"/>
-                <w:color w:val="000000"/>
-                <w:sz w:val="28"/>
-                <w:szCs w:val="28"/>
-              </w:rPr>
-              <w:t>int</w:t>
-            </w:r>
-            <w:proofErr w:type="spellEnd"/>
-            <w:r>
-              <w:rPr>
-                <w:rFonts w:ascii="Times New Roman" w:eastAsia="Times New Roman" w:hAnsi="Times New Roman" w:cs="Times New Roman"/>
-                <w:color w:val="000000"/>
-                <w:sz w:val="28"/>
-                <w:szCs w:val="28"/>
-              </w:rPr>
-              <w:t xml:space="preserve"> (</w:t>
-            </w:r>
-            <w:proofErr w:type="spellStart"/>
-            <w:r>
-              <w:rPr>
-                <w:rFonts w:ascii="Times New Roman" w:eastAsia="Times New Roman" w:hAnsi="Times New Roman" w:cs="Times New Roman"/>
-                <w:color w:val="000000"/>
-                <w:sz w:val="28"/>
-                <w:szCs w:val="28"/>
-              </w:rPr>
-              <w:t>path</w:t>
-            </w:r>
-            <w:proofErr w:type="spellEnd"/>
-            <w:r>
-              <w:rPr>
-                <w:rFonts w:ascii="Times New Roman" w:eastAsia="Times New Roman" w:hAnsi="Times New Roman" w:cs="Times New Roman"/>
-                <w:color w:val="000000"/>
-                <w:sz w:val="28"/>
-                <w:szCs w:val="28"/>
-              </w:rPr>
-              <w:t>)</w:t>
-            </w:r>
-          </w:p>
-          <w:p>
-            <w:pPr>
-              <w:rPr>
-                <w:rFonts w:ascii="Times New Roman" w:hAnsi="Times New Roman" w:cs="Times New Roman"/>
-                <w:sz w:val="28"/>
-                <w:szCs w:val="28"/>
-              </w:rPr>
-            </w:pPr>
-            <w:proofErr w:type="spellStart"/>
-            <w:r>
-              <w:rPr>
-                <w:rFonts w:ascii="Times New Roman" w:eastAsia="Times New Roman" w:hAnsi="Times New Roman" w:cs="Times New Roman"/>
-                <w:color w:val="000000"/>
-                <w:sz w:val="28"/>
-                <w:szCs w:val="28"/>
-              </w:rPr>
-              <w:t>next</w:t>
-            </w:r>
-            <w:proofErr w:type="spellEnd"/>
-            <w:r>
-              <w:rPr>
-                <w:rFonts w:ascii="Times New Roman" w:eastAsia="Times New Roman" w:hAnsi="Times New Roman" w:cs="Times New Roman"/>
-                <w:color w:val="000000"/>
-                <w:sz w:val="28"/>
-                <w:szCs w:val="28"/>
-              </w:rPr>
-              <w:t xml:space="preserve">: </w:t>
-            </w:r>
-            <w:proofErr w:type="spellStart"/>
-            <w:r>
-              <w:rPr>
-                <w:rFonts w:ascii="Times New Roman" w:eastAsia="Times New Roman" w:hAnsi="Times New Roman" w:cs="Times New Roman"/>
-                <w:color w:val="000000"/>
-                <w:sz w:val="28"/>
-                <w:szCs w:val="28"/>
-              </w:rPr>
-              <w:t>bool</w:t>
-            </w:r>
-            <w:proofErr w:type="spellEnd"/>
-            <w:r>
-              <w:rPr>
-                <w:rFonts w:ascii="Times New Roman" w:eastAsia="Times New Roman" w:hAnsi="Times New Roman" w:cs="Times New Roman"/>
-                <w:color w:val="000000"/>
-                <w:sz w:val="28"/>
-                <w:szCs w:val="28"/>
-              </w:rPr>
-              <w:t xml:space="preserve"> (</w:t>
-            </w:r>
-            <w:proofErr w:type="spellStart"/>
-            <w:r>
-              <w:rPr>
-                <w:rFonts w:ascii="Times New Roman" w:eastAsia="Times New Roman" w:hAnsi="Times New Roman" w:cs="Times New Roman"/>
-                <w:color w:val="000000"/>
-                <w:sz w:val="28"/>
-                <w:szCs w:val="28"/>
-              </w:rPr>
-              <w:t>query</w:t>
-            </w:r>
-            <w:proofErr w:type="spellEnd"/>
-            <w:r>
-              <w:rPr>
-                <w:rFonts w:ascii="Times New Roman" w:eastAsia="Times New Roman" w:hAnsi="Times New Roman" w:cs="Times New Roman"/>
-                <w:color w:val="000000"/>
-                <w:sz w:val="28"/>
-                <w:szCs w:val="28"/>
-              </w:rPr>
-              <w:t xml:space="preserve">, </w:t>
-            </w:r>
-            <w:proofErr w:type="spellStart"/>
-            <w:r>
-              <w:rPr>
-                <w:rFonts w:ascii="Times New Roman" w:eastAsia="Times New Roman" w:hAnsi="Times New Roman" w:cs="Times New Roman"/>
-                <w:color w:val="000000"/>
-                <w:sz w:val="28"/>
-                <w:szCs w:val="28"/>
-              </w:rPr>
-              <w:t>необяз</w:t>
-            </w:r>
-            <w:proofErr w:type="spellEnd"/>
-            <w:r>
-              <w:rPr>
-                <w:rFonts w:ascii="Times New Roman" w:eastAsia="Times New Roman" w:hAnsi="Times New Roman" w:cs="Times New Roman"/>
-                <w:color w:val="000000"/>
-                <w:sz w:val="28"/>
-                <w:szCs w:val="28"/>
-              </w:rPr>
-              <w:t>.)</w:t>
+            <w:r>
+              <w:rPr>
+                <w:rFonts w:ascii="Times New Roman" w:eastAsia="Times New Roman" w:hAnsi="Times New Roman" w:cs="Times New Roman"/>
+                <w:color w:val="000000"/>
+                <w:sz w:val="28"/>
+                <w:szCs w:val="28"/>
+              </w:rPr>
+              <w:t>id: int (path)</w:t>
+            </w:r>
+          </w:p>
+          <w:p>
+            <w:pPr>
+              <w:rPr>
+                <w:rFonts w:ascii="Times New Roman" w:hAnsi="Times New Roman" w:cs="Times New Roman"/>
+                <w:sz w:val="28"/>
+                <w:szCs w:val="28"/>
+              </w:rPr>
+            </w:pPr>
+            <w:r>
+              <w:rPr>
+                <w:rFonts w:ascii="Times New Roman" w:eastAsia="Times New Roman" w:hAnsi="Times New Roman" w:cs="Times New Roman"/>
+                <w:color w:val="000000"/>
+                <w:sz w:val="28"/>
+                <w:szCs w:val="28"/>
+              </w:rPr>
+              <w:t>next: bool (query, необяз.)</w:t>
             </w:r>
           </w:p>
         </w:tc>
@@ -7765,277 +6740,97 @@
                 <w:sz w:val="28"/>
                 <w:szCs w:val="28"/>
               </w:rPr>
-              <w:t xml:space="preserve">  </w:t>
-            </w:r>
-            <w:proofErr w:type="spellStart"/>
-            <w:r>
-              <w:rPr>
-                <w:rFonts w:ascii="Times New Roman" w:eastAsia="Times New Roman" w:hAnsi="Times New Roman" w:cs="Times New Roman"/>
-                <w:color w:val="000000"/>
-                <w:sz w:val="28"/>
-                <w:szCs w:val="28"/>
-              </w:rPr>
-              <w:t>id</w:t>
-            </w:r>
-            <w:proofErr w:type="spellEnd"/>
-            <w:r>
-              <w:rPr>
-                <w:rFonts w:ascii="Times New Roman" w:eastAsia="Times New Roman" w:hAnsi="Times New Roman" w:cs="Times New Roman"/>
-                <w:color w:val="000000"/>
-                <w:sz w:val="28"/>
-                <w:szCs w:val="28"/>
-              </w:rPr>
-              <w:t xml:space="preserve">, </w:t>
-            </w:r>
-            <w:proofErr w:type="spellStart"/>
-            <w:r>
-              <w:rPr>
-                <w:rFonts w:ascii="Times New Roman" w:eastAsia="Times New Roman" w:hAnsi="Times New Roman" w:cs="Times New Roman"/>
-                <w:color w:val="000000"/>
-                <w:sz w:val="28"/>
-                <w:szCs w:val="28"/>
-              </w:rPr>
-              <w:t>title</w:t>
-            </w:r>
-            <w:proofErr w:type="spellEnd"/>
-            <w:r>
-              <w:rPr>
-                <w:rFonts w:ascii="Times New Roman" w:eastAsia="Times New Roman" w:hAnsi="Times New Roman" w:cs="Times New Roman"/>
-                <w:color w:val="000000"/>
-                <w:sz w:val="28"/>
-                <w:szCs w:val="28"/>
-              </w:rPr>
-              <w:t>,</w:t>
-            </w:r>
-          </w:p>
-          <w:p>
-            <w:pPr>
-              <w:rPr>
-                <w:rFonts w:ascii="Times New Roman" w:hAnsi="Times New Roman" w:cs="Times New Roman"/>
-                <w:sz w:val="28"/>
-                <w:szCs w:val="28"/>
-              </w:rPr>
-            </w:pPr>
-            <w:r>
-              <w:rPr>
-                <w:rFonts w:ascii="Times New Roman" w:eastAsia="Times New Roman" w:hAnsi="Times New Roman" w:cs="Times New Roman"/>
-                <w:color w:val="000000"/>
-                <w:sz w:val="28"/>
-                <w:szCs w:val="28"/>
-              </w:rPr>
-              <w:t xml:space="preserve">  </w:t>
-            </w:r>
-            <w:proofErr w:type="spellStart"/>
-            <w:r>
-              <w:rPr>
-                <w:rFonts w:ascii="Times New Roman" w:eastAsia="Times New Roman" w:hAnsi="Times New Roman" w:cs="Times New Roman"/>
-                <w:color w:val="000000"/>
-                <w:sz w:val="28"/>
-                <w:szCs w:val="28"/>
-              </w:rPr>
-              <w:t>short_description</w:t>
-            </w:r>
-            <w:proofErr w:type="spellEnd"/>
-            <w:r>
-              <w:rPr>
-                <w:rFonts w:ascii="Times New Roman" w:eastAsia="Times New Roman" w:hAnsi="Times New Roman" w:cs="Times New Roman"/>
-                <w:color w:val="000000"/>
-                <w:sz w:val="28"/>
-                <w:szCs w:val="28"/>
-              </w:rPr>
-              <w:t>,</w:t>
-            </w:r>
-          </w:p>
-          <w:p>
-            <w:pPr>
-              <w:rPr>
-                <w:rFonts w:ascii="Times New Roman" w:hAnsi="Times New Roman" w:cs="Times New Roman"/>
-                <w:sz w:val="28"/>
-                <w:szCs w:val="28"/>
-              </w:rPr>
-            </w:pPr>
-            <w:r>
-              <w:rPr>
-                <w:rFonts w:ascii="Times New Roman" w:eastAsia="Times New Roman" w:hAnsi="Times New Roman" w:cs="Times New Roman"/>
-                <w:color w:val="000000"/>
-                <w:sz w:val="28"/>
-                <w:szCs w:val="28"/>
-              </w:rPr>
-              <w:t xml:space="preserve">  </w:t>
-            </w:r>
-            <w:proofErr w:type="spellStart"/>
-            <w:r>
-              <w:rPr>
-                <w:rFonts w:ascii="Times New Roman" w:eastAsia="Times New Roman" w:hAnsi="Times New Roman" w:cs="Times New Roman"/>
-                <w:color w:val="000000"/>
-                <w:sz w:val="28"/>
-                <w:szCs w:val="28"/>
-              </w:rPr>
-              <w:t>image_url</w:t>
-            </w:r>
-            <w:proofErr w:type="spellEnd"/>
-            <w:r>
-              <w:rPr>
-                <w:rFonts w:ascii="Times New Roman" w:eastAsia="Times New Roman" w:hAnsi="Times New Roman" w:cs="Times New Roman"/>
-                <w:color w:val="000000"/>
-                <w:sz w:val="28"/>
-                <w:szCs w:val="28"/>
-              </w:rPr>
-              <w:t xml:space="preserve">, </w:t>
-            </w:r>
-            <w:proofErr w:type="spellStart"/>
-            <w:r>
-              <w:rPr>
-                <w:rFonts w:ascii="Times New Roman" w:eastAsia="Times New Roman" w:hAnsi="Times New Roman" w:cs="Times New Roman"/>
-                <w:color w:val="000000"/>
-                <w:sz w:val="28"/>
-                <w:szCs w:val="28"/>
-              </w:rPr>
-              <w:t>video_url</w:t>
-            </w:r>
-            <w:proofErr w:type="spellEnd"/>
-            <w:r>
-              <w:rPr>
-                <w:rFonts w:ascii="Times New Roman" w:eastAsia="Times New Roman" w:hAnsi="Times New Roman" w:cs="Times New Roman"/>
-                <w:color w:val="000000"/>
-                <w:sz w:val="28"/>
-                <w:szCs w:val="28"/>
-              </w:rPr>
-              <w:t>,</w:t>
-            </w:r>
-          </w:p>
-          <w:p>
-            <w:pPr>
-              <w:rPr>
-                <w:rFonts w:ascii="Times New Roman" w:hAnsi="Times New Roman" w:cs="Times New Roman"/>
-                <w:sz w:val="28"/>
-                <w:szCs w:val="28"/>
-              </w:rPr>
-            </w:pPr>
-            <w:r>
-              <w:rPr>
-                <w:rFonts w:ascii="Times New Roman" w:eastAsia="Times New Roman" w:hAnsi="Times New Roman" w:cs="Times New Roman"/>
-                <w:color w:val="000000"/>
-                <w:sz w:val="28"/>
-                <w:szCs w:val="28"/>
-              </w:rPr>
-              <w:t xml:space="preserve">  </w:t>
-            </w:r>
-            <w:proofErr w:type="spellStart"/>
-            <w:r>
-              <w:rPr>
-                <w:rFonts w:ascii="Times New Roman" w:eastAsia="Times New Roman" w:hAnsi="Times New Roman" w:cs="Times New Roman"/>
-                <w:color w:val="000000"/>
-                <w:sz w:val="28"/>
-                <w:szCs w:val="28"/>
-              </w:rPr>
-              <w:t>event_year</w:t>
-            </w:r>
-            <w:proofErr w:type="spellEnd"/>
-            <w:r>
-              <w:rPr>
-                <w:rFonts w:ascii="Times New Roman" w:eastAsia="Times New Roman" w:hAnsi="Times New Roman" w:cs="Times New Roman"/>
-                <w:color w:val="000000"/>
-                <w:sz w:val="28"/>
-                <w:szCs w:val="28"/>
-              </w:rPr>
-              <w:t xml:space="preserve">, </w:t>
-            </w:r>
-            <w:proofErr w:type="spellStart"/>
-            <w:r>
-              <w:rPr>
-                <w:rFonts w:ascii="Times New Roman" w:eastAsia="Times New Roman" w:hAnsi="Times New Roman" w:cs="Times New Roman"/>
-                <w:color w:val="000000"/>
-                <w:sz w:val="28"/>
-                <w:szCs w:val="28"/>
-              </w:rPr>
-              <w:t>ring_count</w:t>
-            </w:r>
-            <w:proofErr w:type="spellEnd"/>
-            <w:r>
-              <w:rPr>
-                <w:rFonts w:ascii="Times New Roman" w:eastAsia="Times New Roman" w:hAnsi="Times New Roman" w:cs="Times New Roman"/>
-                <w:color w:val="000000"/>
-                <w:sz w:val="28"/>
-                <w:szCs w:val="28"/>
-              </w:rPr>
-              <w:t>,</w:t>
-            </w:r>
-          </w:p>
-          <w:p>
-            <w:pPr>
-              <w:rPr>
-                <w:rFonts w:ascii="Times New Roman" w:hAnsi="Times New Roman" w:cs="Times New Roman"/>
-                <w:sz w:val="28"/>
-                <w:szCs w:val="28"/>
-              </w:rPr>
-            </w:pPr>
-            <w:r>
-              <w:rPr>
-                <w:rFonts w:ascii="Times New Roman" w:eastAsia="Times New Roman" w:hAnsi="Times New Roman" w:cs="Times New Roman"/>
-                <w:color w:val="000000"/>
-                <w:sz w:val="28"/>
-                <w:szCs w:val="28"/>
-              </w:rPr>
-              <w:t xml:space="preserve">  </w:t>
-            </w:r>
-            <w:proofErr w:type="spellStart"/>
-            <w:r>
-              <w:rPr>
-                <w:rFonts w:ascii="Times New Roman" w:eastAsia="Times New Roman" w:hAnsi="Times New Roman" w:cs="Times New Roman"/>
-                <w:color w:val="000000"/>
-                <w:sz w:val="28"/>
-                <w:szCs w:val="28"/>
-              </w:rPr>
-              <w:t>like_count</w:t>
-            </w:r>
-            <w:proofErr w:type="spellEnd"/>
-            <w:r>
-              <w:rPr>
-                <w:rFonts w:ascii="Times New Roman" w:eastAsia="Times New Roman" w:hAnsi="Times New Roman" w:cs="Times New Roman"/>
-                <w:color w:val="000000"/>
-                <w:sz w:val="28"/>
-                <w:szCs w:val="28"/>
-              </w:rPr>
-              <w:t>,</w:t>
-            </w:r>
-          </w:p>
-          <w:p>
-            <w:pPr>
-              <w:rPr>
-                <w:rFonts w:ascii="Times New Roman" w:hAnsi="Times New Roman" w:cs="Times New Roman"/>
-                <w:sz w:val="28"/>
-                <w:szCs w:val="28"/>
-              </w:rPr>
-            </w:pPr>
-            <w:r>
-              <w:rPr>
-                <w:rFonts w:ascii="Times New Roman" w:eastAsia="Times New Roman" w:hAnsi="Times New Roman" w:cs="Times New Roman"/>
-                <w:color w:val="000000"/>
-                <w:sz w:val="28"/>
-                <w:szCs w:val="28"/>
-              </w:rPr>
-              <w:t xml:space="preserve">  </w:t>
-            </w:r>
-            <w:proofErr w:type="spellStart"/>
-            <w:r>
-              <w:rPr>
-                <w:rFonts w:ascii="Times New Roman" w:eastAsia="Times New Roman" w:hAnsi="Times New Roman" w:cs="Times New Roman"/>
-                <w:color w:val="000000"/>
-                <w:sz w:val="28"/>
-                <w:szCs w:val="28"/>
-              </w:rPr>
-              <w:t>liked</w:t>
-            </w:r>
-            <w:proofErr w:type="spellEnd"/>
-            <w:r>
-              <w:rPr>
-                <w:rFonts w:ascii="Times New Roman" w:eastAsia="Times New Roman" w:hAnsi="Times New Roman" w:cs="Times New Roman"/>
-                <w:color w:val="000000"/>
-                <w:sz w:val="28"/>
-                <w:szCs w:val="28"/>
-              </w:rPr>
-              <w:t>: 0/1</w:t>
+              <w:t xml:space="preserve">  id, title,</w:t>
+            </w:r>
+          </w:p>
+          <w:p>
+            <w:pPr>
+              <w:rPr>
+                <w:rFonts w:ascii="Times New Roman" w:hAnsi="Times New Roman" w:cs="Times New Roman"/>
+                <w:sz w:val="28"/>
+                <w:szCs w:val="28"/>
+              </w:rPr>
+            </w:pPr>
+            <w:r>
+              <w:rPr>
+                <w:rFonts w:ascii="Times New Roman" w:eastAsia="Times New Roman" w:hAnsi="Times New Roman" w:cs="Times New Roman"/>
+                <w:color w:val="000000"/>
+                <w:sz w:val="28"/>
+                <w:szCs w:val="28"/>
+              </w:rPr>
+              <w:t xml:space="preserve">  short_description,</w:t>
+            </w:r>
+          </w:p>
+          <w:p>
+            <w:pPr>
+              <w:rPr>
+                <w:rFonts w:ascii="Times New Roman" w:hAnsi="Times New Roman" w:cs="Times New Roman"/>
+                <w:sz w:val="28"/>
+                <w:szCs w:val="28"/>
+              </w:rPr>
+            </w:pPr>
+            <w:r>
+              <w:rPr>
+                <w:rFonts w:ascii="Times New Roman" w:eastAsia="Times New Roman" w:hAnsi="Times New Roman" w:cs="Times New Roman"/>
+                <w:color w:val="000000"/>
+                <w:sz w:val="28"/>
+                <w:szCs w:val="28"/>
+              </w:rPr>
+              <w:t xml:space="preserve">  image_url, video_url,</w:t>
+            </w:r>
+          </w:p>
+          <w:p>
+            <w:pPr>
+              <w:rPr>
+                <w:rFonts w:ascii="Times New Roman" w:hAnsi="Times New Roman" w:cs="Times New Roman"/>
+                <w:sz w:val="28"/>
+                <w:szCs w:val="28"/>
+              </w:rPr>
+            </w:pPr>
+            <w:r>
+              <w:rPr>
+                <w:rFonts w:ascii="Times New Roman" w:eastAsia="Times New Roman" w:hAnsi="Times New Roman" w:cs="Times New Roman"/>
+                <w:color w:val="000000"/>
+                <w:sz w:val="28"/>
+                <w:szCs w:val="28"/>
+              </w:rPr>
+              <w:t xml:space="preserve">  event_year, ring_count,</w:t>
+            </w:r>
+          </w:p>
+          <w:p>
+            <w:pPr>
+              <w:rPr>
+                <w:rFonts w:ascii="Times New Roman" w:hAnsi="Times New Roman" w:cs="Times New Roman"/>
+                <w:sz w:val="28"/>
+                <w:szCs w:val="28"/>
+              </w:rPr>
+            </w:pPr>
+            <w:r>
+              <w:rPr>
+                <w:rFonts w:ascii="Times New Roman" w:eastAsia="Times New Roman" w:hAnsi="Times New Roman" w:cs="Times New Roman"/>
+                <w:color w:val="000000"/>
+                <w:sz w:val="28"/>
+                <w:szCs w:val="28"/>
+              </w:rPr>
+              <w:t xml:space="preserve">  like_count,</w:t>
+            </w:r>
+          </w:p>
+          <w:p>
+            <w:pPr>
+              <w:rPr>
+                <w:rFonts w:ascii="Times New Roman" w:hAnsi="Times New Roman" w:cs="Times New Roman"/>
+                <w:sz w:val="28"/>
+                <w:szCs w:val="28"/>
+              </w:rPr>
+            </w:pPr>
+            <w:r>
+              <w:rPr>
+                <w:rFonts w:ascii="Times New Roman" w:eastAsia="Times New Roman" w:hAnsi="Times New Roman" w:cs="Times New Roman"/>
+                <w:color w:val="000000"/>
+                <w:sz w:val="28"/>
+                <w:szCs w:val="28"/>
+              </w:rPr>
+              <w:t xml:space="preserve">  liked: 0/1</w:t>
             </w:r>
           </w:p>
           <w:p>
@@ -8149,59 +6944,8 @@
                 <w:sz w:val="28"/>
                 <w:szCs w:val="28"/>
               </w:rPr>
-              <w:t>/</w:t>
-            </w:r>
-            <w:proofErr w:type="spellStart"/>
-            <w:r>
-              <w:rPr>
-                <w:rFonts w:ascii="Times New Roman" w:eastAsia="Times New Roman" w:hAnsi="Times New Roman" w:cs="Times New Roman"/>
-                <w:color w:val="000000"/>
-                <w:sz w:val="28"/>
-                <w:szCs w:val="28"/>
-              </w:rPr>
-              <w:t>api</w:t>
-            </w:r>
-            <w:proofErr w:type="spellEnd"/>
-            <w:r>
-              <w:rPr>
-                <w:rFonts w:ascii="Times New Roman" w:eastAsia="Times New Roman" w:hAnsi="Times New Roman" w:cs="Times New Roman"/>
-                <w:color w:val="000000"/>
-                <w:sz w:val="28"/>
-                <w:szCs w:val="28"/>
-              </w:rPr>
-              <w:t>/</w:t>
-            </w:r>
-            <w:proofErr w:type="spellStart"/>
-            <w:r>
-              <w:rPr>
-                <w:rFonts w:ascii="Times New Roman" w:eastAsia="Times New Roman" w:hAnsi="Times New Roman" w:cs="Times New Roman"/>
-                <w:color w:val="000000"/>
-                <w:sz w:val="28"/>
-                <w:szCs w:val="28"/>
-              </w:rPr>
-              <w:t>dendro_researchers</w:t>
-            </w:r>
-            <w:proofErr w:type="spellEnd"/>
-            <w:r>
-              <w:rPr>
-                <w:rFonts w:ascii="Times New Roman" w:eastAsia="Times New Roman" w:hAnsi="Times New Roman" w:cs="Times New Roman"/>
-                <w:color w:val="000000"/>
-                <w:sz w:val="28"/>
-                <w:szCs w:val="28"/>
-              </w:rPr>
-              <w:t>/</w:t>
-            </w:r>
-            <w:proofErr w:type="spellStart"/>
-            <w:r>
-              <w:rPr>
-                <w:rFonts w:ascii="Times New Roman" w:eastAsia="Times New Roman" w:hAnsi="Times New Roman" w:cs="Times New Roman"/>
-                <w:color w:val="000000"/>
-                <w:sz w:val="28"/>
-                <w:szCs w:val="28"/>
-              </w:rPr>
-              <w:t>register</w:t>
-            </w:r>
-            <w:proofErr w:type="spellEnd"/>
+              <w:t>/api/dendro_researchers/register</w:t>
+            </w:r>
           </w:p>
         </w:tc>
         <w:tc>
@@ -8276,155 +7020,44 @@
                 <w:sz w:val="28"/>
                 <w:szCs w:val="28"/>
               </w:rPr>
-              <w:t xml:space="preserve">  </w:t>
-            </w:r>
-            <w:proofErr w:type="spellStart"/>
-            <w:r>
-              <w:rPr>
-                <w:rFonts w:ascii="Times New Roman" w:eastAsia="Times New Roman" w:hAnsi="Times New Roman" w:cs="Times New Roman"/>
-                <w:color w:val="000000"/>
-                <w:sz w:val="28"/>
-                <w:szCs w:val="28"/>
-              </w:rPr>
-              <w:t>login</w:t>
-            </w:r>
-            <w:proofErr w:type="spellEnd"/>
-            <w:r>
-              <w:rPr>
-                <w:rFonts w:ascii="Times New Roman" w:eastAsia="Times New Roman" w:hAnsi="Times New Roman" w:cs="Times New Roman"/>
-                <w:color w:val="000000"/>
-                <w:sz w:val="28"/>
-                <w:szCs w:val="28"/>
-              </w:rPr>
-              <w:t xml:space="preserve">: </w:t>
-            </w:r>
-            <w:proofErr w:type="spellStart"/>
-            <w:r>
-              <w:rPr>
-                <w:rFonts w:ascii="Times New Roman" w:eastAsia="Times New Roman" w:hAnsi="Times New Roman" w:cs="Times New Roman"/>
-                <w:color w:val="000000"/>
-                <w:sz w:val="28"/>
-                <w:szCs w:val="28"/>
-              </w:rPr>
-              <w:t>string</w:t>
-            </w:r>
-            <w:proofErr w:type="spellEnd"/>
-            <w:r>
-              <w:rPr>
-                <w:rFonts w:ascii="Times New Roman" w:eastAsia="Times New Roman" w:hAnsi="Times New Roman" w:cs="Times New Roman"/>
-                <w:color w:val="000000"/>
-                <w:sz w:val="28"/>
-                <w:szCs w:val="28"/>
-              </w:rPr>
-              <w:t>,</w:t>
-            </w:r>
-          </w:p>
-          <w:p>
-            <w:pPr>
-              <w:rPr>
-                <w:rFonts w:ascii="Times New Roman" w:hAnsi="Times New Roman" w:cs="Times New Roman"/>
-                <w:sz w:val="28"/>
-                <w:szCs w:val="28"/>
-              </w:rPr>
-            </w:pPr>
-            <w:r>
-              <w:rPr>
-                <w:rFonts w:ascii="Times New Roman" w:eastAsia="Times New Roman" w:hAnsi="Times New Roman" w:cs="Times New Roman"/>
-                <w:color w:val="000000"/>
-                <w:sz w:val="28"/>
-                <w:szCs w:val="28"/>
-              </w:rPr>
-              <w:t xml:space="preserve">  </w:t>
-            </w:r>
-            <w:proofErr w:type="spellStart"/>
-            <w:r>
-              <w:rPr>
-                <w:rFonts w:ascii="Times New Roman" w:eastAsia="Times New Roman" w:hAnsi="Times New Roman" w:cs="Times New Roman"/>
-                <w:color w:val="000000"/>
-                <w:sz w:val="28"/>
-                <w:szCs w:val="28"/>
-              </w:rPr>
-              <w:t>password</w:t>
-            </w:r>
-            <w:proofErr w:type="spellEnd"/>
-            <w:r>
-              <w:rPr>
-                <w:rFonts w:ascii="Times New Roman" w:eastAsia="Times New Roman" w:hAnsi="Times New Roman" w:cs="Times New Roman"/>
-                <w:color w:val="000000"/>
-                <w:sz w:val="28"/>
-                <w:szCs w:val="28"/>
-              </w:rPr>
-              <w:t xml:space="preserve">: </w:t>
-            </w:r>
-            <w:proofErr w:type="spellStart"/>
-            <w:r>
-              <w:rPr>
-                <w:rFonts w:ascii="Times New Roman" w:eastAsia="Times New Roman" w:hAnsi="Times New Roman" w:cs="Times New Roman"/>
-                <w:color w:val="000000"/>
-                <w:sz w:val="28"/>
-                <w:szCs w:val="28"/>
-              </w:rPr>
-              <w:t>string</w:t>
-            </w:r>
-            <w:proofErr w:type="spellEnd"/>
-            <w:r>
-              <w:rPr>
-                <w:rFonts w:ascii="Times New Roman" w:eastAsia="Times New Roman" w:hAnsi="Times New Roman" w:cs="Times New Roman"/>
-                <w:color w:val="000000"/>
-                <w:sz w:val="28"/>
-                <w:szCs w:val="28"/>
-              </w:rPr>
-              <w:t>,</w:t>
-            </w:r>
-          </w:p>
-          <w:p>
-            <w:pPr>
-              <w:rPr>
-                <w:rFonts w:ascii="Times New Roman" w:hAnsi="Times New Roman" w:cs="Times New Roman"/>
-                <w:sz w:val="28"/>
-                <w:szCs w:val="28"/>
-              </w:rPr>
-            </w:pPr>
-            <w:r>
-              <w:rPr>
-                <w:rFonts w:ascii="Times New Roman" w:eastAsia="Times New Roman" w:hAnsi="Times New Roman" w:cs="Times New Roman"/>
-                <w:color w:val="000000"/>
-                <w:sz w:val="28"/>
-                <w:szCs w:val="28"/>
-              </w:rPr>
-              <w:t xml:space="preserve">  </w:t>
-            </w:r>
-            <w:proofErr w:type="spellStart"/>
-            <w:r>
-              <w:rPr>
-                <w:rFonts w:ascii="Times New Roman" w:eastAsia="Times New Roman" w:hAnsi="Times New Roman" w:cs="Times New Roman"/>
-                <w:color w:val="000000"/>
-                <w:sz w:val="28"/>
-                <w:szCs w:val="28"/>
-              </w:rPr>
-              <w:t>full_name</w:t>
-            </w:r>
-            <w:proofErr w:type="spellEnd"/>
-            <w:r>
-              <w:rPr>
-                <w:rFonts w:ascii="Times New Roman" w:eastAsia="Times New Roman" w:hAnsi="Times New Roman" w:cs="Times New Roman"/>
-                <w:color w:val="000000"/>
-                <w:sz w:val="28"/>
-                <w:szCs w:val="28"/>
-              </w:rPr>
-              <w:t xml:space="preserve">: </w:t>
-            </w:r>
-            <w:proofErr w:type="spellStart"/>
-            <w:r>
-              <w:rPr>
-                <w:rFonts w:ascii="Times New Roman" w:eastAsia="Times New Roman" w:hAnsi="Times New Roman" w:cs="Times New Roman"/>
-                <w:color w:val="000000"/>
-                <w:sz w:val="28"/>
-                <w:szCs w:val="28"/>
-              </w:rPr>
-              <w:t>string</w:t>
-            </w:r>
-            <w:proofErr w:type="spellEnd"/>
+              <w:t xml:space="preserve">  login: string,</w:t>
+            </w:r>
+          </w:p>
+          <w:p>
+            <w:pPr>
+              <w:rPr>
+                <w:rFonts w:ascii="Times New Roman" w:hAnsi="Times New Roman" w:cs="Times New Roman"/>
+                <w:sz w:val="28"/>
+                <w:szCs w:val="28"/>
+              </w:rPr>
+            </w:pPr>
+            <w:r>
+              <w:rPr>
+                <w:rFonts w:ascii="Times New Roman" w:eastAsia="Times New Roman" w:hAnsi="Times New Roman" w:cs="Times New Roman"/>
+                <w:color w:val="000000"/>
+                <w:sz w:val="28"/>
+                <w:szCs w:val="28"/>
+              </w:rPr>
+              <w:t xml:space="preserve">  password: string,</w:t>
+            </w:r>
+          </w:p>
+          <w:p>
+            <w:pPr>
+              <w:rPr>
+                <w:rFonts w:ascii="Times New Roman" w:hAnsi="Times New Roman" w:cs="Times New Roman"/>
+                <w:sz w:val="28"/>
+                <w:szCs w:val="28"/>
+              </w:rPr>
+            </w:pPr>
+            <w:r>
+              <w:rPr>
+                <w:rFonts w:ascii="Times New Roman" w:eastAsia="Times New Roman" w:hAnsi="Times New Roman" w:cs="Times New Roman"/>
+                <w:color w:val="000000"/>
+                <w:sz w:val="28"/>
+                <w:szCs w:val="28"/>
+              </w:rPr>
+              <w:t xml:space="preserve">  full_name: string</w:t>
+            </w:r>
           </w:p>
           <w:p>
             <w:pPr>
@@ -8470,19 +7103,8 @@
                 <w:sz w:val="28"/>
                 <w:szCs w:val="28"/>
               </w:rPr>
-              <w:t xml:space="preserve">201 </w:t>
-            </w:r>
-            <w:proofErr w:type="spellStart"/>
-            <w:r>
-              <w:rPr>
-                <w:rFonts w:ascii="Times New Roman" w:eastAsia="Times New Roman" w:hAnsi="Times New Roman" w:cs="Times New Roman"/>
-                <w:color w:val="000000"/>
-                <w:sz w:val="28"/>
-                <w:szCs w:val="28"/>
-              </w:rPr>
-              <w:t>Created</w:t>
-            </w:r>
-            <w:proofErr w:type="spellEnd"/>
+              <w:t>201 Created</w:t>
+            </w:r>
           </w:p>
           <w:p>
             <w:pPr>
@@ -8517,155 +7139,44 @@
                 <w:sz w:val="28"/>
                 <w:szCs w:val="28"/>
               </w:rPr>
-              <w:t xml:space="preserve">  </w:t>
-            </w:r>
-            <w:proofErr w:type="spellStart"/>
-            <w:r>
-              <w:rPr>
-                <w:rFonts w:ascii="Times New Roman" w:eastAsia="Times New Roman" w:hAnsi="Times New Roman" w:cs="Times New Roman"/>
-                <w:color w:val="000000"/>
-                <w:sz w:val="28"/>
-                <w:szCs w:val="28"/>
-              </w:rPr>
-              <w:t>id</w:t>
-            </w:r>
-            <w:proofErr w:type="spellEnd"/>
-            <w:r>
-              <w:rPr>
-                <w:rFonts w:ascii="Times New Roman" w:eastAsia="Times New Roman" w:hAnsi="Times New Roman" w:cs="Times New Roman"/>
-                <w:color w:val="000000"/>
-                <w:sz w:val="28"/>
-                <w:szCs w:val="28"/>
-              </w:rPr>
-              <w:t xml:space="preserve">: </w:t>
-            </w:r>
-            <w:proofErr w:type="spellStart"/>
-            <w:r>
-              <w:rPr>
-                <w:rFonts w:ascii="Times New Roman" w:eastAsia="Times New Roman" w:hAnsi="Times New Roman" w:cs="Times New Roman"/>
-                <w:color w:val="000000"/>
-                <w:sz w:val="28"/>
-                <w:szCs w:val="28"/>
-              </w:rPr>
-              <w:t>int</w:t>
-            </w:r>
-            <w:proofErr w:type="spellEnd"/>
-            <w:r>
-              <w:rPr>
-                <w:rFonts w:ascii="Times New Roman" w:eastAsia="Times New Roman" w:hAnsi="Times New Roman" w:cs="Times New Roman"/>
-                <w:color w:val="000000"/>
-                <w:sz w:val="28"/>
-                <w:szCs w:val="28"/>
-              </w:rPr>
-              <w:t>,</w:t>
-            </w:r>
-          </w:p>
-          <w:p>
-            <w:pPr>
-              <w:rPr>
-                <w:rFonts w:ascii="Times New Roman" w:hAnsi="Times New Roman" w:cs="Times New Roman"/>
-                <w:sz w:val="28"/>
-                <w:szCs w:val="28"/>
-              </w:rPr>
-            </w:pPr>
-            <w:r>
-              <w:rPr>
-                <w:rFonts w:ascii="Times New Roman" w:eastAsia="Times New Roman" w:hAnsi="Times New Roman" w:cs="Times New Roman"/>
-                <w:color w:val="000000"/>
-                <w:sz w:val="28"/>
-                <w:szCs w:val="28"/>
-              </w:rPr>
-              <w:t xml:space="preserve">  </w:t>
-            </w:r>
-            <w:proofErr w:type="spellStart"/>
-            <w:r>
-              <w:rPr>
-                <w:rFonts w:ascii="Times New Roman" w:eastAsia="Times New Roman" w:hAnsi="Times New Roman" w:cs="Times New Roman"/>
-                <w:color w:val="000000"/>
-                <w:sz w:val="28"/>
-                <w:szCs w:val="28"/>
-              </w:rPr>
-              <w:t>login</w:t>
-            </w:r>
-            <w:proofErr w:type="spellEnd"/>
-            <w:r>
-              <w:rPr>
-                <w:rFonts w:ascii="Times New Roman" w:eastAsia="Times New Roman" w:hAnsi="Times New Roman" w:cs="Times New Roman"/>
-                <w:color w:val="000000"/>
-                <w:sz w:val="28"/>
-                <w:szCs w:val="28"/>
-              </w:rPr>
-              <w:t xml:space="preserve">: </w:t>
-            </w:r>
-            <w:proofErr w:type="spellStart"/>
-            <w:r>
-              <w:rPr>
-                <w:rFonts w:ascii="Times New Roman" w:eastAsia="Times New Roman" w:hAnsi="Times New Roman" w:cs="Times New Roman"/>
-                <w:color w:val="000000"/>
-                <w:sz w:val="28"/>
-                <w:szCs w:val="28"/>
-              </w:rPr>
-              <w:t>string</w:t>
-            </w:r>
-            <w:proofErr w:type="spellEnd"/>
-            <w:r>
-              <w:rPr>
-                <w:rFonts w:ascii="Times New Roman" w:eastAsia="Times New Roman" w:hAnsi="Times New Roman" w:cs="Times New Roman"/>
-                <w:color w:val="000000"/>
-                <w:sz w:val="28"/>
-                <w:szCs w:val="28"/>
-              </w:rPr>
-              <w:t>,</w:t>
-            </w:r>
-          </w:p>
-          <w:p>
-            <w:pPr>
-              <w:rPr>
-                <w:rFonts w:ascii="Times New Roman" w:hAnsi="Times New Roman" w:cs="Times New Roman"/>
-                <w:sz w:val="28"/>
-                <w:szCs w:val="28"/>
-              </w:rPr>
-            </w:pPr>
-            <w:r>
-              <w:rPr>
-                <w:rFonts w:ascii="Times New Roman" w:eastAsia="Times New Roman" w:hAnsi="Times New Roman" w:cs="Times New Roman"/>
-                <w:color w:val="000000"/>
-                <w:sz w:val="28"/>
-                <w:szCs w:val="28"/>
-              </w:rPr>
-              <w:t xml:space="preserve">  </w:t>
-            </w:r>
-            <w:proofErr w:type="spellStart"/>
-            <w:r>
-              <w:rPr>
-                <w:rFonts w:ascii="Times New Roman" w:eastAsia="Times New Roman" w:hAnsi="Times New Roman" w:cs="Times New Roman"/>
-                <w:color w:val="000000"/>
-                <w:sz w:val="28"/>
-                <w:szCs w:val="28"/>
-              </w:rPr>
-              <w:t>full_name</w:t>
-            </w:r>
-            <w:proofErr w:type="spellEnd"/>
-            <w:r>
-              <w:rPr>
-                <w:rFonts w:ascii="Times New Roman" w:eastAsia="Times New Roman" w:hAnsi="Times New Roman" w:cs="Times New Roman"/>
-                <w:color w:val="000000"/>
-                <w:sz w:val="28"/>
-                <w:szCs w:val="28"/>
-              </w:rPr>
-              <w:t xml:space="preserve">: </w:t>
-            </w:r>
-            <w:proofErr w:type="spellStart"/>
-            <w:r>
-              <w:rPr>
-                <w:rFonts w:ascii="Times New Roman" w:eastAsia="Times New Roman" w:hAnsi="Times New Roman" w:cs="Times New Roman"/>
-                <w:color w:val="000000"/>
-                <w:sz w:val="28"/>
-                <w:szCs w:val="28"/>
-              </w:rPr>
-              <w:t>string</w:t>
-            </w:r>
-            <w:proofErr w:type="spellEnd"/>
+              <w:t xml:space="preserve">  id: int,</w:t>
+            </w:r>
+          </w:p>
+          <w:p>
+            <w:pPr>
+              <w:rPr>
+                <w:rFonts w:ascii="Times New Roman" w:hAnsi="Times New Roman" w:cs="Times New Roman"/>
+                <w:sz w:val="28"/>
+                <w:szCs w:val="28"/>
+              </w:rPr>
+            </w:pPr>
+            <w:r>
+              <w:rPr>
+                <w:rFonts w:ascii="Times New Roman" w:eastAsia="Times New Roman" w:hAnsi="Times New Roman" w:cs="Times New Roman"/>
+                <w:color w:val="000000"/>
+                <w:sz w:val="28"/>
+                <w:szCs w:val="28"/>
+              </w:rPr>
+              <w:t xml:space="preserve">  login: string,</w:t>
+            </w:r>
+          </w:p>
+          <w:p>
+            <w:pPr>
+              <w:rPr>
+                <w:rFonts w:ascii="Times New Roman" w:hAnsi="Times New Roman" w:cs="Times New Roman"/>
+                <w:sz w:val="28"/>
+                <w:szCs w:val="28"/>
+              </w:rPr>
+            </w:pPr>
+            <w:r>
+              <w:rPr>
+                <w:rFonts w:ascii="Times New Roman" w:eastAsia="Times New Roman" w:hAnsi="Times New Roman" w:cs="Times New Roman"/>
+                <w:color w:val="000000"/>
+                <w:sz w:val="28"/>
+                <w:szCs w:val="28"/>
+              </w:rPr>
+              <w:t xml:space="preserve">  full_name: string</w:t>
+            </w:r>
           </w:p>
           <w:p>
             <w:pPr>
@@ -8778,59 +7289,8 @@
                 <w:sz w:val="28"/>
                 <w:szCs w:val="28"/>
               </w:rPr>
-              <w:t>/</w:t>
-            </w:r>
-            <w:proofErr w:type="spellStart"/>
-            <w:r>
-              <w:rPr>
-                <w:rFonts w:ascii="Times New Roman" w:eastAsia="Times New Roman" w:hAnsi="Times New Roman" w:cs="Times New Roman"/>
-                <w:color w:val="000000"/>
-                <w:sz w:val="28"/>
-                <w:szCs w:val="28"/>
-              </w:rPr>
-              <w:t>api</w:t>
-            </w:r>
-            <w:proofErr w:type="spellEnd"/>
-            <w:r>
-              <w:rPr>
-                <w:rFonts w:ascii="Times New Roman" w:eastAsia="Times New Roman" w:hAnsi="Times New Roman" w:cs="Times New Roman"/>
-                <w:color w:val="000000"/>
-                <w:sz w:val="28"/>
-                <w:szCs w:val="28"/>
-              </w:rPr>
-              <w:t>/</w:t>
-            </w:r>
-            <w:proofErr w:type="spellStart"/>
-            <w:r>
-              <w:rPr>
-                <w:rFonts w:ascii="Times New Roman" w:eastAsia="Times New Roman" w:hAnsi="Times New Roman" w:cs="Times New Roman"/>
-                <w:color w:val="000000"/>
-                <w:sz w:val="28"/>
-                <w:szCs w:val="28"/>
-              </w:rPr>
-              <w:t>dendro_researchers</w:t>
-            </w:r>
-            <w:proofErr w:type="spellEnd"/>
-            <w:r>
-              <w:rPr>
-                <w:rFonts w:ascii="Times New Roman" w:eastAsia="Times New Roman" w:hAnsi="Times New Roman" w:cs="Times New Roman"/>
-                <w:color w:val="000000"/>
-                <w:sz w:val="28"/>
-                <w:szCs w:val="28"/>
-              </w:rPr>
-              <w:t>/</w:t>
-            </w:r>
-            <w:proofErr w:type="spellStart"/>
-            <w:r>
-              <w:rPr>
-                <w:rFonts w:ascii="Times New Roman" w:eastAsia="Times New Roman" w:hAnsi="Times New Roman" w:cs="Times New Roman"/>
-                <w:color w:val="000000"/>
-                <w:sz w:val="28"/>
-                <w:szCs w:val="28"/>
-              </w:rPr>
-              <w:t>login</w:t>
-            </w:r>
-            <w:proofErr w:type="spellEnd"/>
+              <w:t>/api/dendro_researchers/login</w:t>
+            </w:r>
           </w:p>
         </w:tc>
         <w:tc>
@@ -8926,97 +7386,26 @@
                 <w:sz w:val="28"/>
                 <w:szCs w:val="28"/>
               </w:rPr>
-              <w:t xml:space="preserve">  </w:t>
-            </w:r>
-            <w:proofErr w:type="spellStart"/>
-            <w:r>
-              <w:rPr>
-                <w:rFonts w:ascii="Times New Roman" w:eastAsia="Times New Roman" w:hAnsi="Times New Roman" w:cs="Times New Roman"/>
-                <w:color w:val="000000"/>
-                <w:sz w:val="28"/>
-                <w:szCs w:val="28"/>
-              </w:rPr>
-              <w:t>login</w:t>
-            </w:r>
-            <w:proofErr w:type="spellEnd"/>
-            <w:r>
-              <w:rPr>
-                <w:rFonts w:ascii="Times New Roman" w:eastAsia="Times New Roman" w:hAnsi="Times New Roman" w:cs="Times New Roman"/>
-                <w:color w:val="000000"/>
-                <w:sz w:val="28"/>
-                <w:szCs w:val="28"/>
-              </w:rPr>
-              <w:t xml:space="preserve">: </w:t>
-            </w:r>
-            <w:proofErr w:type="spellStart"/>
-            <w:r>
-              <w:rPr>
-                <w:rFonts w:ascii="Times New Roman" w:eastAsia="Times New Roman" w:hAnsi="Times New Roman" w:cs="Times New Roman"/>
-                <w:color w:val="000000"/>
-                <w:sz w:val="28"/>
-                <w:szCs w:val="28"/>
-              </w:rPr>
-              <w:t>string</w:t>
-            </w:r>
-            <w:proofErr w:type="spellEnd"/>
-            <w:r>
-              <w:rPr>
-                <w:rFonts w:ascii="Times New Roman" w:eastAsia="Times New Roman" w:hAnsi="Times New Roman" w:cs="Times New Roman"/>
-                <w:color w:val="000000"/>
-                <w:sz w:val="28"/>
-                <w:szCs w:val="28"/>
-              </w:rPr>
-              <w:t>,</w:t>
-            </w:r>
-          </w:p>
-          <w:p>
-            <w:pPr>
-              <w:rPr>
-                <w:rFonts w:ascii="Times New Roman" w:hAnsi="Times New Roman" w:cs="Times New Roman"/>
-                <w:sz w:val="28"/>
-                <w:szCs w:val="28"/>
-              </w:rPr>
-            </w:pPr>
-            <w:r>
-              <w:rPr>
-                <w:rFonts w:ascii="Times New Roman" w:eastAsia="Times New Roman" w:hAnsi="Times New Roman" w:cs="Times New Roman"/>
-                <w:color w:val="000000"/>
-                <w:sz w:val="28"/>
-                <w:szCs w:val="28"/>
-              </w:rPr>
-              <w:t xml:space="preserve">  </w:t>
-            </w:r>
-            <w:proofErr w:type="spellStart"/>
-            <w:r>
-              <w:rPr>
-                <w:rFonts w:ascii="Times New Roman" w:eastAsia="Times New Roman" w:hAnsi="Times New Roman" w:cs="Times New Roman"/>
-                <w:color w:val="000000"/>
-                <w:sz w:val="28"/>
-                <w:szCs w:val="28"/>
-              </w:rPr>
-              <w:t>password</w:t>
-            </w:r>
-            <w:proofErr w:type="spellEnd"/>
-            <w:r>
-              <w:rPr>
-                <w:rFonts w:ascii="Times New Roman" w:eastAsia="Times New Roman" w:hAnsi="Times New Roman" w:cs="Times New Roman"/>
-                <w:color w:val="000000"/>
-                <w:sz w:val="28"/>
-                <w:szCs w:val="28"/>
-              </w:rPr>
-              <w:t xml:space="preserve">: </w:t>
-            </w:r>
-            <w:proofErr w:type="spellStart"/>
-            <w:r>
-              <w:rPr>
-                <w:rFonts w:ascii="Times New Roman" w:eastAsia="Times New Roman" w:hAnsi="Times New Roman" w:cs="Times New Roman"/>
-                <w:color w:val="000000"/>
-                <w:sz w:val="28"/>
-                <w:szCs w:val="28"/>
-              </w:rPr>
-              <w:t>string</w:t>
-            </w:r>
-            <w:proofErr w:type="spellEnd"/>
+              <w:t xml:space="preserve">  login: string,</w:t>
+            </w:r>
+          </w:p>
+          <w:p>
+            <w:pPr>
+              <w:rPr>
+                <w:rFonts w:ascii="Times New Roman" w:hAnsi="Times New Roman" w:cs="Times New Roman"/>
+                <w:sz w:val="28"/>
+                <w:szCs w:val="28"/>
+              </w:rPr>
+            </w:pPr>
+            <w:r>
+              <w:rPr>
+                <w:rFonts w:ascii="Times New Roman" w:eastAsia="Times New Roman" w:hAnsi="Times New Roman" w:cs="Times New Roman"/>
+                <w:color w:val="000000"/>
+                <w:sz w:val="28"/>
+                <w:szCs w:val="28"/>
+              </w:rPr>
+              <w:t xml:space="preserve">  password: string</w:t>
+            </w:r>
           </w:p>
           <w:p>
             <w:pPr>
@@ -9248,39 +7637,8 @@
                 <w:sz w:val="28"/>
                 <w:szCs w:val="28"/>
               </w:rPr>
-              <w:t>/</w:t>
-            </w:r>
-            <w:proofErr w:type="spellStart"/>
-            <w:r>
-              <w:rPr>
-                <w:rFonts w:ascii="Times New Roman" w:eastAsia="Times New Roman" w:hAnsi="Times New Roman" w:cs="Times New Roman"/>
-                <w:color w:val="000000"/>
-                <w:sz w:val="28"/>
-                <w:szCs w:val="28"/>
-              </w:rPr>
-              <w:t>api</w:t>
-            </w:r>
-            <w:proofErr w:type="spellEnd"/>
-            <w:r>
-              <w:rPr>
-                <w:rFonts w:ascii="Times New Roman" w:eastAsia="Times New Roman" w:hAnsi="Times New Roman" w:cs="Times New Roman"/>
-                <w:color w:val="000000"/>
-                <w:sz w:val="28"/>
-                <w:szCs w:val="28"/>
-              </w:rPr>
-              <w:t>/</w:t>
-            </w:r>
-            <w:proofErr w:type="spellStart"/>
-            <w:r>
-              <w:rPr>
-                <w:rFonts w:ascii="Times New Roman" w:eastAsia="Times New Roman" w:hAnsi="Times New Roman" w:cs="Times New Roman"/>
-                <w:color w:val="000000"/>
-                <w:sz w:val="28"/>
-                <w:szCs w:val="28"/>
-              </w:rPr>
-              <w:t>dendro_scale_patterns</w:t>
-            </w:r>
-            <w:proofErr w:type="spellEnd"/>
+              <w:t>/api/dendro_scale_patterns</w:t>
+            </w:r>
           </w:p>
         </w:tc>
         <w:tc>
@@ -9311,7 +7669,6 @@
               </w:rPr>
               <w:t xml:space="preserve">Создание черновика. Файлы сохраняются в </w:t>
             </w:r>
-            <w:proofErr w:type="spellStart"/>
             <w:r>
               <w:rPr>
                 <w:rFonts w:ascii="Times New Roman" w:eastAsia="Times New Roman" w:hAnsi="Times New Roman" w:cs="Times New Roman"/>
@@ -9321,7 +7678,6 @@
               </w:rPr>
               <w:t>MinIO</w:t>
             </w:r>
-            <w:proofErr w:type="spellEnd"/>
             <w:r>
               <w:rPr>
                 <w:rFonts w:ascii="Times New Roman" w:eastAsia="Times New Roman" w:hAnsi="Times New Roman" w:cs="Times New Roman"/>
@@ -9339,27 +7695,7 @@
                 <w:sz w:val="28"/>
                 <w:szCs w:val="28"/>
               </w:rPr>
-              <w:t xml:space="preserve">Только создатель, </w:t>
-            </w:r>
-            <w:proofErr w:type="spellStart"/>
-            <w:r>
-              <w:rPr>
-                <w:rFonts w:ascii="Times New Roman" w:eastAsia="Times New Roman" w:hAnsi="Times New Roman" w:cs="Times New Roman"/>
-                <w:color w:val="000000"/>
-                <w:sz w:val="28"/>
-                <w:szCs w:val="28"/>
-              </w:rPr>
-              <w:t>creator_id</w:t>
-            </w:r>
-            <w:proofErr w:type="spellEnd"/>
-            <w:r>
-              <w:rPr>
-                <w:rFonts w:ascii="Times New Roman" w:eastAsia="Times New Roman" w:hAnsi="Times New Roman" w:cs="Times New Roman"/>
-                <w:color w:val="000000"/>
-                <w:sz w:val="28"/>
-                <w:szCs w:val="28"/>
-              </w:rPr>
-              <w:t xml:space="preserve"> из JWT.</w:t>
+              <w:t>Только создатель, creator_id из JWT.</w:t>
             </w:r>
           </w:p>
         </w:tc>
@@ -9755,45 +8091,14 @@
                 <w:szCs w:val="28"/>
               </w:rPr>
             </w:pPr>
-            <w:proofErr w:type="spellStart"/>
-            <w:r>
-              <w:rPr>
-                <w:rFonts w:ascii="Times New Roman" w:eastAsia="Times New Roman" w:hAnsi="Times New Roman" w:cs="Times New Roman"/>
-                <w:color w:val="000000"/>
-                <w:sz w:val="28"/>
-                <w:szCs w:val="28"/>
-              </w:rPr>
-              <w:t>Authorization</w:t>
-            </w:r>
-            <w:proofErr w:type="spellEnd"/>
-            <w:r>
-              <w:rPr>
-                <w:rFonts w:ascii="Times New Roman" w:eastAsia="Times New Roman" w:hAnsi="Times New Roman" w:cs="Times New Roman"/>
-                <w:color w:val="000000"/>
-                <w:sz w:val="28"/>
-                <w:szCs w:val="28"/>
-              </w:rPr>
-              <w:t xml:space="preserve">: </w:t>
-            </w:r>
-            <w:proofErr w:type="spellStart"/>
-            <w:r>
-              <w:rPr>
-                <w:rFonts w:ascii="Times New Roman" w:eastAsia="Times New Roman" w:hAnsi="Times New Roman" w:cs="Times New Roman"/>
-                <w:color w:val="000000"/>
-                <w:sz w:val="28"/>
-                <w:szCs w:val="28"/>
-              </w:rPr>
-              <w:t>Bearer</w:t>
-            </w:r>
-            <w:proofErr w:type="spellEnd"/>
-            <w:r>
-              <w:rPr>
-                <w:rFonts w:ascii="Times New Roman" w:eastAsia="Times New Roman" w:hAnsi="Times New Roman" w:cs="Times New Roman"/>
-                <w:color w:val="000000"/>
-                <w:sz w:val="28"/>
-                <w:szCs w:val="28"/>
-              </w:rPr>
-              <w:t xml:space="preserve"> &lt;JWT&gt;</w:t>
+            <w:r>
+              <w:rPr>
+                <w:rFonts w:ascii="Times New Roman" w:eastAsia="Times New Roman" w:hAnsi="Times New Roman" w:cs="Times New Roman"/>
+                <w:color w:val="000000"/>
+                <w:sz w:val="28"/>
+                <w:szCs w:val="28"/>
+              </w:rPr>
+              <w:t>Authorization: Bearer &lt;JWT&gt;</w:t>
             </w:r>
           </w:p>
         </w:tc>
@@ -9876,135 +8181,44 @@
                 <w:sz w:val="28"/>
                 <w:szCs w:val="28"/>
               </w:rPr>
-              <w:t xml:space="preserve">  </w:t>
-            </w:r>
-            <w:proofErr w:type="spellStart"/>
-            <w:r>
-              <w:rPr>
-                <w:rFonts w:ascii="Times New Roman" w:eastAsia="Times New Roman" w:hAnsi="Times New Roman" w:cs="Times New Roman"/>
-                <w:color w:val="000000"/>
-                <w:sz w:val="28"/>
-                <w:szCs w:val="28"/>
-              </w:rPr>
-              <w:t>short_description</w:t>
-            </w:r>
-            <w:proofErr w:type="spellEnd"/>
-            <w:r>
-              <w:rPr>
-                <w:rFonts w:ascii="Times New Roman" w:eastAsia="Times New Roman" w:hAnsi="Times New Roman" w:cs="Times New Roman"/>
-                <w:color w:val="000000"/>
-                <w:sz w:val="28"/>
-                <w:szCs w:val="28"/>
-              </w:rPr>
-              <w:t>,</w:t>
-            </w:r>
-          </w:p>
-          <w:p>
-            <w:pPr>
-              <w:rPr>
-                <w:rFonts w:ascii="Times New Roman" w:hAnsi="Times New Roman" w:cs="Times New Roman"/>
-                <w:sz w:val="28"/>
-                <w:szCs w:val="28"/>
-              </w:rPr>
-            </w:pPr>
-            <w:r>
-              <w:rPr>
-                <w:rFonts w:ascii="Times New Roman" w:eastAsia="Times New Roman" w:hAnsi="Times New Roman" w:cs="Times New Roman"/>
-                <w:color w:val="000000"/>
-                <w:sz w:val="28"/>
-                <w:szCs w:val="28"/>
-              </w:rPr>
-              <w:t xml:space="preserve">  </w:t>
-            </w:r>
-            <w:proofErr w:type="spellStart"/>
-            <w:r>
-              <w:rPr>
-                <w:rFonts w:ascii="Times New Roman" w:eastAsia="Times New Roman" w:hAnsi="Times New Roman" w:cs="Times New Roman"/>
-                <w:color w:val="000000"/>
-                <w:sz w:val="28"/>
-                <w:szCs w:val="28"/>
-              </w:rPr>
-              <w:t>event_year</w:t>
-            </w:r>
-            <w:proofErr w:type="spellEnd"/>
-            <w:r>
-              <w:rPr>
-                <w:rFonts w:ascii="Times New Roman" w:eastAsia="Times New Roman" w:hAnsi="Times New Roman" w:cs="Times New Roman"/>
-                <w:color w:val="000000"/>
-                <w:sz w:val="28"/>
-                <w:szCs w:val="28"/>
-              </w:rPr>
-              <w:t xml:space="preserve">, </w:t>
-            </w:r>
-            <w:proofErr w:type="spellStart"/>
-            <w:r>
-              <w:rPr>
-                <w:rFonts w:ascii="Times New Roman" w:eastAsia="Times New Roman" w:hAnsi="Times New Roman" w:cs="Times New Roman"/>
-                <w:color w:val="000000"/>
-                <w:sz w:val="28"/>
-                <w:szCs w:val="28"/>
-              </w:rPr>
-              <w:t>ring_count</w:t>
-            </w:r>
-            <w:proofErr w:type="spellEnd"/>
-            <w:r>
-              <w:rPr>
-                <w:rFonts w:ascii="Times New Roman" w:eastAsia="Times New Roman" w:hAnsi="Times New Roman" w:cs="Times New Roman"/>
-                <w:color w:val="000000"/>
-                <w:sz w:val="28"/>
-                <w:szCs w:val="28"/>
-              </w:rPr>
-              <w:t>,</w:t>
-            </w:r>
-          </w:p>
-          <w:p>
-            <w:pPr>
-              <w:rPr>
-                <w:rFonts w:ascii="Times New Roman" w:hAnsi="Times New Roman" w:cs="Times New Roman"/>
-                <w:sz w:val="28"/>
-                <w:szCs w:val="28"/>
-              </w:rPr>
-            </w:pPr>
-            <w:r>
-              <w:rPr>
-                <w:rFonts w:ascii="Times New Roman" w:eastAsia="Times New Roman" w:hAnsi="Times New Roman" w:cs="Times New Roman"/>
-                <w:color w:val="000000"/>
-                <w:sz w:val="28"/>
-                <w:szCs w:val="28"/>
-              </w:rPr>
-              <w:t xml:space="preserve">  </w:t>
-            </w:r>
-            <w:proofErr w:type="spellStart"/>
-            <w:r>
-              <w:rPr>
-                <w:rFonts w:ascii="Times New Roman" w:eastAsia="Times New Roman" w:hAnsi="Times New Roman" w:cs="Times New Roman"/>
-                <w:color w:val="000000"/>
-                <w:sz w:val="28"/>
-                <w:szCs w:val="28"/>
-              </w:rPr>
-              <w:t>creator_id</w:t>
-            </w:r>
-            <w:proofErr w:type="spellEnd"/>
-            <w:r>
-              <w:rPr>
-                <w:rFonts w:ascii="Times New Roman" w:eastAsia="Times New Roman" w:hAnsi="Times New Roman" w:cs="Times New Roman"/>
-                <w:color w:val="000000"/>
-                <w:sz w:val="28"/>
-                <w:szCs w:val="28"/>
-              </w:rPr>
-              <w:t xml:space="preserve">, </w:t>
-            </w:r>
-            <w:proofErr w:type="spellStart"/>
-            <w:r>
-              <w:rPr>
-                <w:rFonts w:ascii="Times New Roman" w:eastAsia="Times New Roman" w:hAnsi="Times New Roman" w:cs="Times New Roman"/>
-                <w:color w:val="000000"/>
-                <w:sz w:val="28"/>
-                <w:szCs w:val="28"/>
-              </w:rPr>
-              <w:t>created_at</w:t>
-            </w:r>
-            <w:proofErr w:type="spellEnd"/>
+              <w:t xml:space="preserve">  short_description,</w:t>
+            </w:r>
+          </w:p>
+          <w:p>
+            <w:pPr>
+              <w:rPr>
+                <w:rFonts w:ascii="Times New Roman" w:hAnsi="Times New Roman" w:cs="Times New Roman"/>
+                <w:sz w:val="28"/>
+                <w:szCs w:val="28"/>
+              </w:rPr>
+            </w:pPr>
+            <w:r>
+              <w:rPr>
+                <w:rFonts w:ascii="Times New Roman" w:eastAsia="Times New Roman" w:hAnsi="Times New Roman" w:cs="Times New Roman"/>
+                <w:color w:val="000000"/>
+                <w:sz w:val="28"/>
+                <w:szCs w:val="28"/>
+              </w:rPr>
+              <w:t xml:space="preserve">  event_year, ring_count,</w:t>
+            </w:r>
+          </w:p>
+          <w:p>
+            <w:pPr>
+              <w:rPr>
+                <w:rFonts w:ascii="Times New Roman" w:hAnsi="Times New Roman" w:cs="Times New Roman"/>
+                <w:sz w:val="28"/>
+                <w:szCs w:val="28"/>
+              </w:rPr>
+            </w:pPr>
+            <w:r>
+              <w:rPr>
+                <w:rFonts w:ascii="Times New Roman" w:eastAsia="Times New Roman" w:hAnsi="Times New Roman" w:cs="Times New Roman"/>
+                <w:color w:val="000000"/>
+                <w:sz w:val="28"/>
+                <w:szCs w:val="28"/>
+              </w:rPr>
+              <w:t xml:space="preserve">  creator_id, created_at</w:t>
+            </w:r>
           </w:p>
           <w:p>
             <w:pPr>
@@ -10117,47 +8331,7 @@
                 <w:sz w:val="28"/>
                 <w:szCs w:val="28"/>
               </w:rPr>
-              <w:t>/</w:t>
-            </w:r>
-            <w:proofErr w:type="spellStart"/>
-            <w:r>
-              <w:rPr>
-                <w:rFonts w:ascii="Times New Roman" w:eastAsia="Times New Roman" w:hAnsi="Times New Roman" w:cs="Times New Roman"/>
-                <w:color w:val="000000"/>
-                <w:sz w:val="28"/>
-                <w:szCs w:val="28"/>
-              </w:rPr>
-              <w:t>api</w:t>
-            </w:r>
-            <w:proofErr w:type="spellEnd"/>
-            <w:r>
-              <w:rPr>
-                <w:rFonts w:ascii="Times New Roman" w:eastAsia="Times New Roman" w:hAnsi="Times New Roman" w:cs="Times New Roman"/>
-                <w:color w:val="000000"/>
-                <w:sz w:val="28"/>
-                <w:szCs w:val="28"/>
-              </w:rPr>
-              <w:t>/</w:t>
-            </w:r>
-            <w:proofErr w:type="spellStart"/>
-            <w:r>
-              <w:rPr>
-                <w:rFonts w:ascii="Times New Roman" w:eastAsia="Times New Roman" w:hAnsi="Times New Roman" w:cs="Times New Roman"/>
-                <w:color w:val="000000"/>
-                <w:sz w:val="28"/>
-                <w:szCs w:val="28"/>
-              </w:rPr>
-              <w:t>dendro_scale_patterns</w:t>
-            </w:r>
-            <w:proofErr w:type="spellEnd"/>
-            <w:r>
-              <w:rPr>
-                <w:rFonts w:ascii="Times New Roman" w:eastAsia="Times New Roman" w:hAnsi="Times New Roman" w:cs="Times New Roman"/>
-                <w:color w:val="000000"/>
-                <w:sz w:val="28"/>
-                <w:szCs w:val="28"/>
-              </w:rPr>
-              <w:t>/publish</w:t>
+              <w:t>/api/dendro_scale_patterns/publish</w:t>
             </w:r>
           </w:p>
         </w:tc>
@@ -10208,45 +8382,14 @@
               </w:rPr>
               <w:t xml:space="preserve"> ставит сервер. Обязательны краткое описание, год начала и число колец. </w:t>
             </w:r>
-            <w:proofErr w:type="spellStart"/>
-            <w:r>
-              <w:rPr>
-                <w:rFonts w:ascii="Times New Roman" w:eastAsia="Times New Roman" w:hAnsi="Times New Roman" w:cs="Times New Roman"/>
-                <w:color w:val="000000"/>
-                <w:sz w:val="28"/>
-                <w:szCs w:val="28"/>
-              </w:rPr>
-              <w:t>Только</w:t>
-            </w:r>
-            <w:proofErr w:type="spellEnd"/>
-            <w:r>
-              <w:rPr>
-                <w:rFonts w:ascii="Times New Roman" w:eastAsia="Times New Roman" w:hAnsi="Times New Roman" w:cs="Times New Roman"/>
-                <w:color w:val="000000"/>
-                <w:sz w:val="28"/>
-                <w:szCs w:val="28"/>
-              </w:rPr>
-              <w:t xml:space="preserve"> </w:t>
-            </w:r>
-            <w:proofErr w:type="spellStart"/>
-            <w:r>
-              <w:rPr>
-                <w:rFonts w:ascii="Times New Roman" w:eastAsia="Times New Roman" w:hAnsi="Times New Roman" w:cs="Times New Roman"/>
-                <w:color w:val="000000"/>
-                <w:sz w:val="28"/>
-                <w:szCs w:val="28"/>
-              </w:rPr>
-              <w:t>создатель</w:t>
-            </w:r>
-            <w:proofErr w:type="spellEnd"/>
-            <w:r>
-              <w:rPr>
-                <w:rFonts w:ascii="Times New Roman" w:eastAsia="Times New Roman" w:hAnsi="Times New Roman" w:cs="Times New Roman"/>
-                <w:color w:val="000000"/>
-                <w:sz w:val="28"/>
-                <w:szCs w:val="28"/>
-              </w:rPr>
-              <w:t>.</w:t>
+            <w:r>
+              <w:rPr>
+                <w:rFonts w:ascii="Times New Roman" w:eastAsia="Times New Roman" w:hAnsi="Times New Roman" w:cs="Times New Roman"/>
+                <w:color w:val="000000"/>
+                <w:sz w:val="28"/>
+                <w:szCs w:val="28"/>
+              </w:rPr>
+              <w:t>Только создатель.</w:t>
             </w:r>
           </w:p>
         </w:tc>
@@ -10311,141 +8454,61 @@
                 <w:sz w:val="28"/>
                 <w:szCs w:val="28"/>
               </w:rPr>
-              <w:t xml:space="preserve">  </w:t>
-            </w:r>
-            <w:proofErr w:type="spellStart"/>
-            <w:r>
-              <w:rPr>
-                <w:rFonts w:ascii="Times New Roman" w:eastAsia="Times New Roman" w:hAnsi="Times New Roman" w:cs="Times New Roman"/>
-                <w:color w:val="000000"/>
-                <w:sz w:val="28"/>
-                <w:szCs w:val="28"/>
-              </w:rPr>
-              <w:t>short_description</w:t>
-            </w:r>
-            <w:proofErr w:type="spellEnd"/>
-            <w:r>
-              <w:rPr>
-                <w:rFonts w:ascii="Times New Roman" w:eastAsia="Times New Roman" w:hAnsi="Times New Roman" w:cs="Times New Roman"/>
-                <w:color w:val="000000"/>
-                <w:sz w:val="28"/>
-                <w:szCs w:val="28"/>
-              </w:rPr>
-              <w:t>: string,</w:t>
-            </w:r>
-          </w:p>
-          <w:p>
-            <w:pPr>
-              <w:rPr>
-                <w:rFonts w:ascii="Times New Roman" w:hAnsi="Times New Roman" w:cs="Times New Roman"/>
-                <w:sz w:val="28"/>
-                <w:szCs w:val="28"/>
-              </w:rPr>
-            </w:pPr>
-            <w:r>
-              <w:rPr>
-                <w:rFonts w:ascii="Times New Roman" w:eastAsia="Times New Roman" w:hAnsi="Times New Roman" w:cs="Times New Roman"/>
-                <w:color w:val="000000"/>
-                <w:sz w:val="28"/>
-                <w:szCs w:val="28"/>
-              </w:rPr>
-              <w:t xml:space="preserve">  </w:t>
-            </w:r>
-            <w:proofErr w:type="spellStart"/>
-            <w:r>
-              <w:rPr>
-                <w:rFonts w:ascii="Times New Roman" w:eastAsia="Times New Roman" w:hAnsi="Times New Roman" w:cs="Times New Roman"/>
-                <w:color w:val="000000"/>
-                <w:sz w:val="28"/>
-                <w:szCs w:val="28"/>
-              </w:rPr>
-              <w:t>full_description</w:t>
-            </w:r>
-            <w:proofErr w:type="spellEnd"/>
-            <w:r>
-              <w:rPr>
-                <w:rFonts w:ascii="Times New Roman" w:eastAsia="Times New Roman" w:hAnsi="Times New Roman" w:cs="Times New Roman"/>
-                <w:color w:val="000000"/>
-                <w:sz w:val="28"/>
-                <w:szCs w:val="28"/>
-              </w:rPr>
-              <w:t>: string,</w:t>
-            </w:r>
-          </w:p>
-          <w:p>
-            <w:pPr>
-              <w:rPr>
-                <w:rFonts w:ascii="Times New Roman" w:hAnsi="Times New Roman" w:cs="Times New Roman"/>
-                <w:sz w:val="28"/>
-                <w:szCs w:val="28"/>
-              </w:rPr>
-            </w:pPr>
-            <w:r>
-              <w:rPr>
-                <w:rFonts w:ascii="Times New Roman" w:eastAsia="Times New Roman" w:hAnsi="Times New Roman" w:cs="Times New Roman"/>
-                <w:color w:val="000000"/>
-                <w:sz w:val="28"/>
-                <w:szCs w:val="28"/>
-              </w:rPr>
-              <w:t xml:space="preserve">  </w:t>
-            </w:r>
-            <w:proofErr w:type="spellStart"/>
-            <w:r>
-              <w:rPr>
-                <w:rFonts w:ascii="Times New Roman" w:eastAsia="Times New Roman" w:hAnsi="Times New Roman" w:cs="Times New Roman"/>
-                <w:color w:val="000000"/>
-                <w:sz w:val="28"/>
-                <w:szCs w:val="28"/>
-              </w:rPr>
-              <w:t>event_year</w:t>
-            </w:r>
-            <w:proofErr w:type="spellEnd"/>
-            <w:r>
-              <w:rPr>
-                <w:rFonts w:ascii="Times New Roman" w:eastAsia="Times New Roman" w:hAnsi="Times New Roman" w:cs="Times New Roman"/>
-                <w:color w:val="000000"/>
-                <w:sz w:val="28"/>
-                <w:szCs w:val="28"/>
-              </w:rPr>
-              <w:t>: int,</w:t>
-            </w:r>
-          </w:p>
-          <w:p>
-            <w:pPr>
-              <w:rPr>
-                <w:rFonts w:ascii="Times New Roman" w:hAnsi="Times New Roman" w:cs="Times New Roman"/>
-                <w:sz w:val="28"/>
-                <w:szCs w:val="28"/>
-              </w:rPr>
-            </w:pPr>
-            <w:r>
-              <w:rPr>
-                <w:rFonts w:ascii="Times New Roman" w:eastAsia="Times New Roman" w:hAnsi="Times New Roman" w:cs="Times New Roman"/>
-                <w:color w:val="000000"/>
-                <w:sz w:val="28"/>
-                <w:szCs w:val="28"/>
-              </w:rPr>
-              <w:t xml:space="preserve">  </w:t>
-            </w:r>
-            <w:proofErr w:type="spellStart"/>
-            <w:r>
-              <w:rPr>
-                <w:rFonts w:ascii="Times New Roman" w:eastAsia="Times New Roman" w:hAnsi="Times New Roman" w:cs="Times New Roman"/>
-                <w:color w:val="000000"/>
-                <w:sz w:val="28"/>
-                <w:szCs w:val="28"/>
-              </w:rPr>
-              <w:t>ring_count</w:t>
-            </w:r>
-            <w:proofErr w:type="spellEnd"/>
-            <w:r>
-              <w:rPr>
-                <w:rFonts w:ascii="Times New Roman" w:eastAsia="Times New Roman" w:hAnsi="Times New Roman" w:cs="Times New Roman"/>
-                <w:color w:val="000000"/>
-                <w:sz w:val="28"/>
-                <w:szCs w:val="28"/>
-              </w:rPr>
-              <w:t>: int</w:t>
+              <w:t xml:space="preserve">  short_description: string,</w:t>
+            </w:r>
+          </w:p>
+          <w:p>
+            <w:pPr>
+              <w:rPr>
+                <w:rFonts w:ascii="Times New Roman" w:hAnsi="Times New Roman" w:cs="Times New Roman"/>
+                <w:sz w:val="28"/>
+                <w:szCs w:val="28"/>
+              </w:rPr>
+            </w:pPr>
+            <w:r>
+              <w:rPr>
+                <w:rFonts w:ascii="Times New Roman" w:eastAsia="Times New Roman" w:hAnsi="Times New Roman" w:cs="Times New Roman"/>
+                <w:color w:val="000000"/>
+                <w:sz w:val="28"/>
+                <w:szCs w:val="28"/>
+              </w:rPr>
+              <w:t xml:space="preserve">  full_description: string,</w:t>
+            </w:r>
+          </w:p>
+          <w:p>
+            <w:pPr>
+              <w:rPr>
+                <w:rFonts w:ascii="Times New Roman" w:hAnsi="Times New Roman" w:cs="Times New Roman"/>
+                <w:sz w:val="28"/>
+                <w:szCs w:val="28"/>
+              </w:rPr>
+            </w:pPr>
+            <w:r>
+              <w:rPr>
+                <w:rFonts w:ascii="Times New Roman" w:eastAsia="Times New Roman" w:hAnsi="Times New Roman" w:cs="Times New Roman"/>
+                <w:color w:val="000000"/>
+                <w:sz w:val="28"/>
+                <w:szCs w:val="28"/>
+              </w:rPr>
+              <w:t xml:space="preserve">  event_year: int,</w:t>
+            </w:r>
+          </w:p>
+          <w:p>
+            <w:pPr>
+              <w:rPr>
+                <w:rFonts w:ascii="Times New Roman" w:hAnsi="Times New Roman" w:cs="Times New Roman"/>
+                <w:sz w:val="28"/>
+                <w:szCs w:val="28"/>
+              </w:rPr>
+            </w:pPr>
+            <w:r>
+              <w:rPr>
+                <w:rFonts w:ascii="Times New Roman" w:eastAsia="Times New Roman" w:hAnsi="Times New Roman" w:cs="Times New Roman"/>
+                <w:color w:val="000000"/>
+                <w:sz w:val="28"/>
+                <w:szCs w:val="28"/>
+              </w:rPr>
+              <w:t xml:space="preserve">  ring_count: int</w:t>
             </w:r>
           </w:p>
           <w:p>
@@ -10546,115 +8609,44 @@
                 <w:sz w:val="28"/>
                 <w:szCs w:val="28"/>
               </w:rPr>
-              <w:t xml:space="preserve">  </w:t>
-            </w:r>
-            <w:proofErr w:type="spellStart"/>
-            <w:r>
-              <w:rPr>
-                <w:rFonts w:ascii="Times New Roman" w:eastAsia="Times New Roman" w:hAnsi="Times New Roman" w:cs="Times New Roman"/>
-                <w:color w:val="000000"/>
-                <w:sz w:val="28"/>
-                <w:szCs w:val="28"/>
-              </w:rPr>
-              <w:t>short_description</w:t>
-            </w:r>
-            <w:proofErr w:type="spellEnd"/>
-            <w:r>
-              <w:rPr>
-                <w:rFonts w:ascii="Times New Roman" w:eastAsia="Times New Roman" w:hAnsi="Times New Roman" w:cs="Times New Roman"/>
-                <w:color w:val="000000"/>
-                <w:sz w:val="28"/>
-                <w:szCs w:val="28"/>
-              </w:rPr>
-              <w:t>,</w:t>
-            </w:r>
-          </w:p>
-          <w:p>
-            <w:pPr>
-              <w:rPr>
-                <w:rFonts w:ascii="Times New Roman" w:hAnsi="Times New Roman" w:cs="Times New Roman"/>
-                <w:sz w:val="28"/>
-                <w:szCs w:val="28"/>
-              </w:rPr>
-            </w:pPr>
-            <w:r>
-              <w:rPr>
-                <w:rFonts w:ascii="Times New Roman" w:eastAsia="Times New Roman" w:hAnsi="Times New Roman" w:cs="Times New Roman"/>
-                <w:color w:val="000000"/>
-                <w:sz w:val="28"/>
-                <w:szCs w:val="28"/>
-              </w:rPr>
-              <w:t xml:space="preserve">  </w:t>
-            </w:r>
-            <w:proofErr w:type="spellStart"/>
-            <w:r>
-              <w:rPr>
-                <w:rFonts w:ascii="Times New Roman" w:eastAsia="Times New Roman" w:hAnsi="Times New Roman" w:cs="Times New Roman"/>
-                <w:color w:val="000000"/>
-                <w:sz w:val="28"/>
-                <w:szCs w:val="28"/>
-              </w:rPr>
-              <w:t>event_year</w:t>
-            </w:r>
-            <w:proofErr w:type="spellEnd"/>
-            <w:r>
-              <w:rPr>
-                <w:rFonts w:ascii="Times New Roman" w:eastAsia="Times New Roman" w:hAnsi="Times New Roman" w:cs="Times New Roman"/>
-                <w:color w:val="000000"/>
-                <w:sz w:val="28"/>
-                <w:szCs w:val="28"/>
-              </w:rPr>
-              <w:t xml:space="preserve">, </w:t>
-            </w:r>
-            <w:proofErr w:type="spellStart"/>
-            <w:r>
-              <w:rPr>
-                <w:rFonts w:ascii="Times New Roman" w:eastAsia="Times New Roman" w:hAnsi="Times New Roman" w:cs="Times New Roman"/>
-                <w:color w:val="000000"/>
-                <w:sz w:val="28"/>
-                <w:szCs w:val="28"/>
-              </w:rPr>
-              <w:t>ring_count</w:t>
-            </w:r>
-            <w:proofErr w:type="spellEnd"/>
-            <w:r>
-              <w:rPr>
-                <w:rFonts w:ascii="Times New Roman" w:eastAsia="Times New Roman" w:hAnsi="Times New Roman" w:cs="Times New Roman"/>
-                <w:color w:val="000000"/>
-                <w:sz w:val="28"/>
-                <w:szCs w:val="28"/>
-              </w:rPr>
-              <w:t>,</w:t>
-            </w:r>
-          </w:p>
-          <w:p>
-            <w:pPr>
-              <w:rPr>
-                <w:rFonts w:ascii="Times New Roman" w:hAnsi="Times New Roman" w:cs="Times New Roman"/>
-                <w:sz w:val="28"/>
-                <w:szCs w:val="28"/>
-              </w:rPr>
-            </w:pPr>
-            <w:r>
-              <w:rPr>
-                <w:rFonts w:ascii="Times New Roman" w:eastAsia="Times New Roman" w:hAnsi="Times New Roman" w:cs="Times New Roman"/>
-                <w:color w:val="000000"/>
-                <w:sz w:val="28"/>
-                <w:szCs w:val="28"/>
-              </w:rPr>
-              <w:t xml:space="preserve">  </w:t>
-            </w:r>
-            <w:proofErr w:type="spellStart"/>
-            <w:r>
-              <w:rPr>
-                <w:rFonts w:ascii="Times New Roman" w:eastAsia="Times New Roman" w:hAnsi="Times New Roman" w:cs="Times New Roman"/>
-                <w:color w:val="000000"/>
-                <w:sz w:val="28"/>
-                <w:szCs w:val="28"/>
-              </w:rPr>
-              <w:t>formed_at</w:t>
-            </w:r>
-            <w:proofErr w:type="spellEnd"/>
+              <w:t xml:space="preserve">  short_description,</w:t>
+            </w:r>
+          </w:p>
+          <w:p>
+            <w:pPr>
+              <w:rPr>
+                <w:rFonts w:ascii="Times New Roman" w:hAnsi="Times New Roman" w:cs="Times New Roman"/>
+                <w:sz w:val="28"/>
+                <w:szCs w:val="28"/>
+              </w:rPr>
+            </w:pPr>
+            <w:r>
+              <w:rPr>
+                <w:rFonts w:ascii="Times New Roman" w:eastAsia="Times New Roman" w:hAnsi="Times New Roman" w:cs="Times New Roman"/>
+                <w:color w:val="000000"/>
+                <w:sz w:val="28"/>
+                <w:szCs w:val="28"/>
+              </w:rPr>
+              <w:t xml:space="preserve">  event_year, ring_count,</w:t>
+            </w:r>
+          </w:p>
+          <w:p>
+            <w:pPr>
+              <w:rPr>
+                <w:rFonts w:ascii="Times New Roman" w:hAnsi="Times New Roman" w:cs="Times New Roman"/>
+                <w:sz w:val="28"/>
+                <w:szCs w:val="28"/>
+              </w:rPr>
+            </w:pPr>
+            <w:r>
+              <w:rPr>
+                <w:rFonts w:ascii="Times New Roman" w:eastAsia="Times New Roman" w:hAnsi="Times New Roman" w:cs="Times New Roman"/>
+                <w:color w:val="000000"/>
+                <w:sz w:val="28"/>
+                <w:szCs w:val="28"/>
+              </w:rPr>
+              <w:t xml:space="preserve">  formed_at</w:t>
+            </w:r>
           </w:p>
           <w:p>
             <w:pPr>
@@ -10767,47 +8759,7 @@
                 <w:sz w:val="28"/>
                 <w:szCs w:val="28"/>
               </w:rPr>
-              <w:t>/</w:t>
-            </w:r>
-            <w:proofErr w:type="spellStart"/>
-            <w:r>
-              <w:rPr>
-                <w:rFonts w:ascii="Times New Roman" w:eastAsia="Times New Roman" w:hAnsi="Times New Roman" w:cs="Times New Roman"/>
-                <w:color w:val="000000"/>
-                <w:sz w:val="28"/>
-                <w:szCs w:val="28"/>
-              </w:rPr>
-              <w:t>api</w:t>
-            </w:r>
-            <w:proofErr w:type="spellEnd"/>
-            <w:r>
-              <w:rPr>
-                <w:rFonts w:ascii="Times New Roman" w:eastAsia="Times New Roman" w:hAnsi="Times New Roman" w:cs="Times New Roman"/>
-                <w:color w:val="000000"/>
-                <w:sz w:val="28"/>
-                <w:szCs w:val="28"/>
-              </w:rPr>
-              <w:t>/</w:t>
-            </w:r>
-            <w:proofErr w:type="spellStart"/>
-            <w:r>
-              <w:rPr>
-                <w:rFonts w:ascii="Times New Roman" w:eastAsia="Times New Roman" w:hAnsi="Times New Roman" w:cs="Times New Roman"/>
-                <w:color w:val="000000"/>
-                <w:sz w:val="28"/>
-                <w:szCs w:val="28"/>
-              </w:rPr>
-              <w:t>dendro_scale_patterns</w:t>
-            </w:r>
-            <w:proofErr w:type="spellEnd"/>
-            <w:r>
-              <w:rPr>
-                <w:rFonts w:ascii="Times New Roman" w:eastAsia="Times New Roman" w:hAnsi="Times New Roman" w:cs="Times New Roman"/>
-                <w:color w:val="000000"/>
-                <w:sz w:val="28"/>
-                <w:szCs w:val="28"/>
-              </w:rPr>
-              <w:t>/:id</w:t>
+              <w:t>/api/dendro_scale_patterns/:id</w:t>
             </w:r>
           </w:p>
         </w:tc>
@@ -10858,45 +8810,14 @@
               </w:rPr>
               <w:t xml:space="preserve">. Запись из таблицы не удаляется. </w:t>
             </w:r>
-            <w:proofErr w:type="spellStart"/>
-            <w:r>
-              <w:rPr>
-                <w:rFonts w:ascii="Times New Roman" w:eastAsia="Times New Roman" w:hAnsi="Times New Roman" w:cs="Times New Roman"/>
-                <w:color w:val="000000"/>
-                <w:sz w:val="28"/>
-                <w:szCs w:val="28"/>
-              </w:rPr>
-              <w:t>Только</w:t>
-            </w:r>
-            <w:proofErr w:type="spellEnd"/>
-            <w:r>
-              <w:rPr>
-                <w:rFonts w:ascii="Times New Roman" w:eastAsia="Times New Roman" w:hAnsi="Times New Roman" w:cs="Times New Roman"/>
-                <w:color w:val="000000"/>
-                <w:sz w:val="28"/>
-                <w:szCs w:val="28"/>
-              </w:rPr>
-              <w:t xml:space="preserve"> </w:t>
-            </w:r>
-            <w:proofErr w:type="spellStart"/>
-            <w:r>
-              <w:rPr>
-                <w:rFonts w:ascii="Times New Roman" w:eastAsia="Times New Roman" w:hAnsi="Times New Roman" w:cs="Times New Roman"/>
-                <w:color w:val="000000"/>
-                <w:sz w:val="28"/>
-                <w:szCs w:val="28"/>
-              </w:rPr>
-              <w:t>создатель</w:t>
-            </w:r>
-            <w:proofErr w:type="spellEnd"/>
-            <w:r>
-              <w:rPr>
-                <w:rFonts w:ascii="Times New Roman" w:eastAsia="Times New Roman" w:hAnsi="Times New Roman" w:cs="Times New Roman"/>
-                <w:color w:val="000000"/>
-                <w:sz w:val="28"/>
-                <w:szCs w:val="28"/>
-              </w:rPr>
-              <w:t>.</w:t>
+            <w:r>
+              <w:rPr>
+                <w:rFonts w:ascii="Times New Roman" w:eastAsia="Times New Roman" w:hAnsi="Times New Roman" w:cs="Times New Roman"/>
+                <w:color w:val="000000"/>
+                <w:sz w:val="28"/>
+                <w:szCs w:val="28"/>
+              </w:rPr>
+              <w:t>Только создатель.</w:t>
             </w:r>
           </w:p>
         </w:tc>
@@ -11104,47 +9025,7 @@
                 <w:sz w:val="28"/>
                 <w:szCs w:val="28"/>
               </w:rPr>
-              <w:t>/</w:t>
-            </w:r>
-            <w:proofErr w:type="spellStart"/>
-            <w:r>
-              <w:rPr>
-                <w:rFonts w:ascii="Times New Roman" w:eastAsia="Times New Roman" w:hAnsi="Times New Roman" w:cs="Times New Roman"/>
-                <w:color w:val="000000"/>
-                <w:sz w:val="28"/>
-                <w:szCs w:val="28"/>
-              </w:rPr>
-              <w:t>api</w:t>
-            </w:r>
-            <w:proofErr w:type="spellEnd"/>
-            <w:r>
-              <w:rPr>
-                <w:rFonts w:ascii="Times New Roman" w:eastAsia="Times New Roman" w:hAnsi="Times New Roman" w:cs="Times New Roman"/>
-                <w:color w:val="000000"/>
-                <w:sz w:val="28"/>
-                <w:szCs w:val="28"/>
-              </w:rPr>
-              <w:t>/</w:t>
-            </w:r>
-            <w:proofErr w:type="spellStart"/>
-            <w:r>
-              <w:rPr>
-                <w:rFonts w:ascii="Times New Roman" w:eastAsia="Times New Roman" w:hAnsi="Times New Roman" w:cs="Times New Roman"/>
-                <w:color w:val="000000"/>
-                <w:sz w:val="28"/>
-                <w:szCs w:val="28"/>
-              </w:rPr>
-              <w:t>dendro_scale_patterns</w:t>
-            </w:r>
-            <w:proofErr w:type="spellEnd"/>
-            <w:r>
-              <w:rPr>
-                <w:rFonts w:ascii="Times New Roman" w:eastAsia="Times New Roman" w:hAnsi="Times New Roman" w:cs="Times New Roman"/>
-                <w:color w:val="000000"/>
-                <w:sz w:val="28"/>
-                <w:szCs w:val="28"/>
-              </w:rPr>
-              <w:t>/:id/like</w:t>
+              <w:t>/api/dendro_scale_patterns/:id/like</w:t>
             </w:r>
           </w:p>
         </w:tc>
@@ -11176,45 +9057,14 @@
               </w:rPr>
               <w:t xml:space="preserve">Постановка (1) или снятие (0) лайка. Пара исследователь–паттерн уникальна. </w:t>
             </w:r>
-            <w:proofErr w:type="spellStart"/>
-            <w:r>
-              <w:rPr>
-                <w:rFonts w:ascii="Times New Roman" w:eastAsia="Times New Roman" w:hAnsi="Times New Roman" w:cs="Times New Roman"/>
-                <w:color w:val="000000"/>
-                <w:sz w:val="28"/>
-                <w:szCs w:val="28"/>
-              </w:rPr>
-              <w:t>Только</w:t>
-            </w:r>
-            <w:proofErr w:type="spellEnd"/>
-            <w:r>
-              <w:rPr>
-                <w:rFonts w:ascii="Times New Roman" w:eastAsia="Times New Roman" w:hAnsi="Times New Roman" w:cs="Times New Roman"/>
-                <w:color w:val="000000"/>
-                <w:sz w:val="28"/>
-                <w:szCs w:val="28"/>
-              </w:rPr>
-              <w:t xml:space="preserve"> </w:t>
-            </w:r>
-            <w:proofErr w:type="spellStart"/>
-            <w:r>
-              <w:rPr>
-                <w:rFonts w:ascii="Times New Roman" w:eastAsia="Times New Roman" w:hAnsi="Times New Roman" w:cs="Times New Roman"/>
-                <w:color w:val="000000"/>
-                <w:sz w:val="28"/>
-                <w:szCs w:val="28"/>
-              </w:rPr>
-              <w:t>создатель</w:t>
-            </w:r>
-            <w:proofErr w:type="spellEnd"/>
-            <w:r>
-              <w:rPr>
-                <w:rFonts w:ascii="Times New Roman" w:eastAsia="Times New Roman" w:hAnsi="Times New Roman" w:cs="Times New Roman"/>
-                <w:color w:val="000000"/>
-                <w:sz w:val="28"/>
-                <w:szCs w:val="28"/>
-              </w:rPr>
-              <w:t>.</w:t>
+            <w:r>
+              <w:rPr>
+                <w:rFonts w:ascii="Times New Roman" w:eastAsia="Times New Roman" w:hAnsi="Times New Roman" w:cs="Times New Roman"/>
+                <w:color w:val="000000"/>
+                <w:sz w:val="28"/>
+                <w:szCs w:val="28"/>
+              </w:rPr>
+              <w:t>Только создатель.</w:t>
             </w:r>
           </w:p>
         </w:tc>
@@ -11272,37 +9122,15 @@
                 <w:szCs w:val="28"/>
               </w:rPr>
             </w:pPr>
-            <w:proofErr w:type="gramStart"/>
-            <w:r>
-              <w:rPr>
-                <w:rFonts w:ascii="Times New Roman" w:eastAsia="Times New Roman" w:hAnsi="Times New Roman" w:cs="Times New Roman"/>
-                <w:color w:val="000000"/>
-                <w:sz w:val="28"/>
-                <w:szCs w:val="28"/>
-              </w:rPr>
-              <w:t>{ like</w:t>
-            </w:r>
-            <w:proofErr w:type="gramEnd"/>
-            <w:r>
-              <w:rPr>
-                <w:rFonts w:ascii="Times New Roman" w:eastAsia="Times New Roman" w:hAnsi="Times New Roman" w:cs="Times New Roman"/>
-                <w:color w:val="000000"/>
-                <w:sz w:val="28"/>
-                <w:szCs w:val="28"/>
-              </w:rPr>
-              <w:t xml:space="preserve">: 0 | </w:t>
-            </w:r>
-            <w:proofErr w:type="gramStart"/>
-            <w:r>
-              <w:rPr>
-                <w:rFonts w:ascii="Times New Roman" w:eastAsia="Times New Roman" w:hAnsi="Times New Roman" w:cs="Times New Roman"/>
-                <w:color w:val="000000"/>
-                <w:sz w:val="28"/>
-                <w:szCs w:val="28"/>
-              </w:rPr>
-              <w:t>1 }</w:t>
-            </w:r>
-            <w:proofErr w:type="gramEnd"/>
+            <w:r>
+              <w:rPr>
+                <w:rFonts w:ascii="Times New Roman" w:eastAsia="Times New Roman" w:hAnsi="Times New Roman" w:cs="Times New Roman"/>
+                <w:color w:val="000000"/>
+                <w:sz w:val="28"/>
+                <w:szCs w:val="28"/>
+              </w:rPr>
+              <w:t>{ like: 0 | 1 }</w:t>
+            </w:r>
           </w:p>
         </w:tc>
         <w:tc>
@@ -11366,27 +9194,7 @@
                 <w:sz w:val="28"/>
                 <w:szCs w:val="28"/>
               </w:rPr>
-              <w:t xml:space="preserve">  </w:t>
-            </w:r>
-            <w:proofErr w:type="spellStart"/>
-            <w:r>
-              <w:rPr>
-                <w:rFonts w:ascii="Times New Roman" w:eastAsia="Times New Roman" w:hAnsi="Times New Roman" w:cs="Times New Roman"/>
-                <w:color w:val="000000"/>
-                <w:sz w:val="28"/>
-                <w:szCs w:val="28"/>
-              </w:rPr>
-              <w:t>like_count</w:t>
-            </w:r>
-            <w:proofErr w:type="spellEnd"/>
-            <w:r>
-              <w:rPr>
-                <w:rFonts w:ascii="Times New Roman" w:eastAsia="Times New Roman" w:hAnsi="Times New Roman" w:cs="Times New Roman"/>
-                <w:color w:val="000000"/>
-                <w:sz w:val="28"/>
-                <w:szCs w:val="28"/>
-              </w:rPr>
-              <w:t>,</w:t>
+              <w:t xml:space="preserve">  like_count,</w:t>
             </w:r>
           </w:p>
           <w:p>
@@ -11519,47 +9327,7 @@
                 <w:sz w:val="28"/>
                 <w:szCs w:val="28"/>
               </w:rPr>
-              <w:t>/</w:t>
-            </w:r>
-            <w:proofErr w:type="spellStart"/>
-            <w:r>
-              <w:rPr>
-                <w:rFonts w:ascii="Times New Roman" w:eastAsia="Times New Roman" w:hAnsi="Times New Roman" w:cs="Times New Roman"/>
-                <w:color w:val="000000"/>
-                <w:sz w:val="28"/>
-                <w:szCs w:val="28"/>
-              </w:rPr>
-              <w:t>api</w:t>
-            </w:r>
-            <w:proofErr w:type="spellEnd"/>
-            <w:r>
-              <w:rPr>
-                <w:rFonts w:ascii="Times New Roman" w:eastAsia="Times New Roman" w:hAnsi="Times New Roman" w:cs="Times New Roman"/>
-                <w:color w:val="000000"/>
-                <w:sz w:val="28"/>
-                <w:szCs w:val="28"/>
-              </w:rPr>
-              <w:t>/</w:t>
-            </w:r>
-            <w:proofErr w:type="spellStart"/>
-            <w:r>
-              <w:rPr>
-                <w:rFonts w:ascii="Times New Roman" w:eastAsia="Times New Roman" w:hAnsi="Times New Roman" w:cs="Times New Roman"/>
-                <w:color w:val="000000"/>
-                <w:sz w:val="28"/>
-                <w:szCs w:val="28"/>
-              </w:rPr>
-              <w:t>dendro_researchers</w:t>
-            </w:r>
-            <w:proofErr w:type="spellEnd"/>
-            <w:r>
-              <w:rPr>
-                <w:rFonts w:ascii="Times New Roman" w:eastAsia="Times New Roman" w:hAnsi="Times New Roman" w:cs="Times New Roman"/>
-                <w:color w:val="000000"/>
-                <w:sz w:val="28"/>
-                <w:szCs w:val="28"/>
-              </w:rPr>
-              <w:t>/logout</w:t>
+              <w:t>/api/dendro_researchers/logout</w:t>
             </w:r>
           </w:p>
         </w:tc>
@@ -11610,45 +9378,14 @@
               </w:rPr>
               <w:t xml:space="preserve">. Повтор с тем же токеном — 403. </w:t>
             </w:r>
-            <w:proofErr w:type="spellStart"/>
-            <w:r>
-              <w:rPr>
-                <w:rFonts w:ascii="Times New Roman" w:eastAsia="Times New Roman" w:hAnsi="Times New Roman" w:cs="Times New Roman"/>
-                <w:color w:val="000000"/>
-                <w:sz w:val="28"/>
-                <w:szCs w:val="28"/>
-              </w:rPr>
-              <w:t>Только</w:t>
-            </w:r>
-            <w:proofErr w:type="spellEnd"/>
-            <w:r>
-              <w:rPr>
-                <w:rFonts w:ascii="Times New Roman" w:eastAsia="Times New Roman" w:hAnsi="Times New Roman" w:cs="Times New Roman"/>
-                <w:color w:val="000000"/>
-                <w:sz w:val="28"/>
-                <w:szCs w:val="28"/>
-              </w:rPr>
-              <w:t xml:space="preserve"> </w:t>
-            </w:r>
-            <w:proofErr w:type="spellStart"/>
-            <w:r>
-              <w:rPr>
-                <w:rFonts w:ascii="Times New Roman" w:eastAsia="Times New Roman" w:hAnsi="Times New Roman" w:cs="Times New Roman"/>
-                <w:color w:val="000000"/>
-                <w:sz w:val="28"/>
-                <w:szCs w:val="28"/>
-              </w:rPr>
-              <w:t>создатель</w:t>
-            </w:r>
-            <w:proofErr w:type="spellEnd"/>
-            <w:r>
-              <w:rPr>
-                <w:rFonts w:ascii="Times New Roman" w:eastAsia="Times New Roman" w:hAnsi="Times New Roman" w:cs="Times New Roman"/>
-                <w:color w:val="000000"/>
-                <w:sz w:val="28"/>
-                <w:szCs w:val="28"/>
-              </w:rPr>
-              <w:t>.</w:t>
+            <w:r>
+              <w:rPr>
+                <w:rFonts w:ascii="Times New Roman" w:eastAsia="Times New Roman" w:hAnsi="Times New Roman" w:cs="Times New Roman"/>
+                <w:color w:val="000000"/>
+                <w:sz w:val="28"/>
+                <w:szCs w:val="28"/>
+              </w:rPr>
+              <w:t>Только создатель.</w:t>
             </w:r>
           </w:p>
         </w:tc>
@@ -11724,39 +9461,8 @@
                 <w:sz w:val="28"/>
                 <w:szCs w:val="28"/>
               </w:rPr>
-              <w:t xml:space="preserve">  </w:t>
-            </w:r>
-            <w:proofErr w:type="spellStart"/>
-            <w:r>
-              <w:rPr>
-                <w:rFonts w:ascii="Times New Roman" w:eastAsia="Times New Roman" w:hAnsi="Times New Roman" w:cs="Times New Roman"/>
-                <w:color w:val="000000"/>
-                <w:sz w:val="28"/>
-                <w:szCs w:val="28"/>
-              </w:rPr>
-              <w:t>message</w:t>
-            </w:r>
-            <w:proofErr w:type="spellEnd"/>
-            <w:r>
-              <w:rPr>
-                <w:rFonts w:ascii="Times New Roman" w:eastAsia="Times New Roman" w:hAnsi="Times New Roman" w:cs="Times New Roman"/>
-                <w:color w:val="000000"/>
-                <w:sz w:val="28"/>
-                <w:szCs w:val="28"/>
-              </w:rPr>
-              <w:t xml:space="preserve">: </w:t>
-            </w:r>
-            <w:proofErr w:type="spellStart"/>
-            <w:r>
-              <w:rPr>
-                <w:rFonts w:ascii="Times New Roman" w:eastAsia="Times New Roman" w:hAnsi="Times New Roman" w:cs="Times New Roman"/>
-                <w:color w:val="000000"/>
-                <w:sz w:val="28"/>
-                <w:szCs w:val="28"/>
-              </w:rPr>
-              <w:t>string</w:t>
-            </w:r>
-            <w:proofErr w:type="spellEnd"/>
+              <w:t xml:space="preserve">  message: string</w:t>
+            </w:r>
           </w:p>
           <w:p>
             <w:pPr>

--- a/docs/РПЗ_Шебеко.docx
+++ b/docs/РПЗ_Шебеко.docx
@@ -1376,6 +1376,9 @@
       <w:pPr>
         <w:spacing w:after="240" w:line="360" w:lineRule="auto"/>
         <w:jc w:val="center"/>
+        <w:rPr>
+          <w:lang w:val="en-US"/>
+        </w:rPr>
       </w:pPr>
       <w:r>
         <w:t>Рисунок 2 – Диаграмма классов</w:t>
@@ -1506,6 +1509,2165 @@
     </w:p>
     <w:p>
       <w:pPr>
+        <w:pStyle w:val="2"/>
+        <w:keepNext/>
+        <w:spacing w:before="240" w:after="120" w:line="360" w:lineRule="auto"/>
+        <w:ind w:firstLine="709"/>
+        <w:jc w:val="center"/>
+        <w:rPr>
+          <w:sz w:val="32"/>
+          <w:szCs w:val="32"/>
+        </w:rPr>
+      </w:pPr>
+      <w:r>
+        <w:rPr>
+          <w:sz w:val="32"/>
+          <w:szCs w:val="32"/>
+        </w:rPr>
+        <w:t>Расчет аппаратных требований</w:t>
+      </w:r>
+    </w:p>
+    <w:p>
+      <w:pPr>
+        <w:pStyle w:val="2"/>
+        <w:keepNext/>
+        <w:ind w:firstLine="709"/>
+        <w:rPr>
+          <w:b w:val="0"/>
+          <w:bCs w:val="0"/>
+          <w:i/>
+        </w:rPr>
+      </w:pPr>
+      <m:oMath>
+        <m:sSub>
+          <m:sSubPr>
+            <m:ctrlPr>
+              <w:rPr>
+                <w:rFonts w:ascii="Cambria Math" w:hAnsi="Cambria Math"/>
+                <w:b w:val="0"/>
+                <w:bCs w:val="0"/>
+                <w:lang w:val="en-US"/>
+              </w:rPr>
+            </m:ctrlPr>
+          </m:sSubPr>
+          <m:e>
+            <m:r>
+              <m:rPr>
+                <m:sty m:val="p"/>
+              </m:rPr>
+              <w:rPr>
+                <w:rFonts w:ascii="Cambria Math" w:hAnsi="Cambria Math"/>
+                <w:lang w:val="en-US"/>
+              </w:rPr>
+              <m:t>N</m:t>
+            </m:r>
+          </m:e>
+          <m:sub>
+            <m:r>
+              <m:rPr>
+                <m:sty m:val="p"/>
+              </m:rPr>
+              <w:rPr>
+                <w:rFonts w:ascii="Cambria Math" w:hAnsi="Cambria Math"/>
+                <w:lang w:val="en-US"/>
+              </w:rPr>
+              <m:t>requests</m:t>
+            </m:r>
+            <m:r>
+              <m:rPr>
+                <m:sty m:val="p"/>
+              </m:rPr>
+              <w:rPr>
+                <w:rFonts w:ascii="Cambria Math" w:hAnsi="Cambria Math"/>
+              </w:rPr>
+              <m:t>/</m:t>
+            </m:r>
+            <m:r>
+              <m:rPr>
+                <m:sty m:val="p"/>
+              </m:rPr>
+              <w:rPr>
+                <w:rFonts w:ascii="Cambria Math" w:hAnsi="Cambria Math"/>
+                <w:lang w:val="en-US"/>
+              </w:rPr>
+              <m:t>day</m:t>
+            </m:r>
+          </m:sub>
+        </m:sSub>
+        <m:r>
+          <m:rPr>
+            <m:sty m:val="p"/>
+          </m:rPr>
+          <w:rPr>
+            <w:rFonts w:ascii="Cambria Math" w:hAnsi="Cambria Math"/>
+          </w:rPr>
+          <m:t>=50×</m:t>
+        </m:r>
+        <m:r>
+          <m:rPr>
+            <m:sty m:val="p"/>
+          </m:rPr>
+          <w:rPr>
+            <w:rFonts w:ascii="Cambria Math" w:hAnsi="Cambria Math"/>
+          </w:rPr>
+          <m:t>1</m:t>
+        </m:r>
+        <m:r>
+          <m:rPr>
+            <m:sty m:val="p"/>
+          </m:rPr>
+          <w:rPr>
+            <w:rFonts w:ascii="Cambria Math" w:hAnsi="Cambria Math"/>
+          </w:rPr>
+          <m:t>0=</m:t>
+        </m:r>
+        <m:r>
+          <m:rPr>
+            <m:sty m:val="p"/>
+          </m:rPr>
+          <w:rPr>
+            <w:rFonts w:ascii="Cambria Math" w:hAnsi="Cambria Math"/>
+          </w:rPr>
+          <m:t>5</m:t>
+        </m:r>
+        <m:r>
+          <m:rPr>
+            <m:sty m:val="p"/>
+          </m:rPr>
+          <w:rPr>
+            <w:rFonts w:ascii="Cambria Math" w:hAnsi="Cambria Math"/>
+          </w:rPr>
+          <m:t>00 заявок/сутки</m:t>
+        </m:r>
+      </m:oMath>
+      <w:r>
+        <w:rPr>
+          <w:b w:val="0"/>
+          <w:bCs w:val="0"/>
+          <w:i/>
+        </w:rPr>
+        <w:tab/>
+      </w:r>
+      <w:r>
+        <w:rPr>
+          <w:b w:val="0"/>
+          <w:bCs w:val="0"/>
+        </w:rPr>
+        <w:t>(1)</w:t>
+      </w:r>
+    </w:p>
+    <w:p>
+      <w:pPr>
+        <w:pStyle w:val="2"/>
+        <w:keepNext/>
+        <w:jc w:val="center"/>
+        <w:rPr>
+          <w:b w:val="0"/>
+          <w:bCs w:val="0"/>
+        </w:rPr>
+      </w:pPr>
+      <w:r>
+        <w:rPr>
+          <w:b w:val="0"/>
+          <w:bCs w:val="0"/>
+        </w:rPr>
+        <w:t xml:space="preserve">На каждую заявку согласно диаграмме последовательности (рисунок </w:t>
+      </w:r>
+      <w:r>
+        <w:rPr>
+          <w:b w:val="0"/>
+          <w:bCs w:val="0"/>
+        </w:rPr>
+        <w:t>3</w:t>
+      </w:r>
+      <w:r>
+        <w:rPr>
+          <w:b w:val="0"/>
+          <w:bCs w:val="0"/>
+        </w:rPr>
+        <w:t xml:space="preserve">) приходится </w:t>
+      </w:r>
+      <w:r>
+        <w:rPr>
+          <w:b w:val="0"/>
+          <w:bCs w:val="0"/>
+        </w:rPr>
+        <w:t>8</w:t>
+      </w:r>
+      <w:r>
+        <w:rPr>
+          <w:b w:val="0"/>
+          <w:bCs w:val="0"/>
+        </w:rPr>
+        <w:t xml:space="preserve"> запросов. Вычислим </w:t>
+      </w:r>
+      <w:r>
+        <w:rPr>
+          <w:b w:val="0"/>
+          <w:bCs w:val="0"/>
+          <w:lang w:val="en-US"/>
+        </w:rPr>
+        <w:t>RPS</w:t>
+      </w:r>
+      <w:r>
+        <w:rPr>
+          <w:b w:val="0"/>
+          <w:bCs w:val="0"/>
+        </w:rPr>
+        <w:t xml:space="preserve"> с учётом того, что каждый </w:t>
+      </w:r>
+      <w:r>
+        <w:rPr>
+          <w:b w:val="0"/>
+          <w:bCs w:val="0"/>
+        </w:rPr>
+        <w:lastRenderedPageBreak/>
+        <w:t>исследователь</w:t>
+      </w:r>
+      <w:r>
+        <w:rPr>
+          <w:b w:val="0"/>
+          <w:bCs w:val="0"/>
+        </w:rPr>
+        <w:t xml:space="preserve"> даёт ещё по одному </w:t>
+      </w:r>
+      <w:r>
+        <w:rPr>
+          <w:b w:val="0"/>
+          <w:bCs w:val="0"/>
+          <w:lang w:val="en-US"/>
+        </w:rPr>
+        <w:t>RPS</w:t>
+      </w:r>
+      <w:r>
+        <w:rPr>
+          <w:b w:val="0"/>
+          <w:bCs w:val="0"/>
+        </w:rPr>
+        <w:t xml:space="preserve"> из-за </w:t>
+      </w:r>
+      <w:r>
+        <w:rPr>
+          <w:b w:val="0"/>
+          <w:bCs w:val="0"/>
+          <w:lang w:val="en-US"/>
+        </w:rPr>
+        <w:t>polling</w:t>
+      </w:r>
+      <w:r>
+        <w:rPr>
+          <w:b w:val="0"/>
+          <w:bCs w:val="0"/>
+        </w:rPr>
+        <w:t>. RPS вычисляется с помощью формулы 2.</w:t>
+      </w:r>
+    </w:p>
+    <w:p>
+      <w:pPr>
+        <w:pStyle w:val="2"/>
+        <w:keepNext/>
+        <w:jc w:val="center"/>
+        <w:rPr>
+          <w:b w:val="0"/>
+          <w:bCs w:val="0"/>
+          <w:i/>
+        </w:rPr>
+      </w:pPr>
+      <w:r>
+        <w:rPr>
+          <w:b w:val="0"/>
+          <w:bCs w:val="0"/>
+        </w:rPr>
+        <w:tab/>
+      </w:r>
+      <m:oMath>
+        <m:r>
+          <m:rPr>
+            <m:sty m:val="p"/>
+          </m:rPr>
+          <w:rPr>
+            <w:rFonts w:ascii="Cambria Math" w:hAnsi="Cambria Math"/>
+            <w:lang w:val="en-US"/>
+          </w:rPr>
+          <m:t>RPS</m:t>
+        </m:r>
+        <m:r>
+          <m:rPr>
+            <m:sty m:val="p"/>
+          </m:rPr>
+          <w:rPr>
+            <w:rFonts w:ascii="Cambria Math" w:hAnsi="Cambria Math"/>
+          </w:rPr>
+          <m:t>=</m:t>
+        </m:r>
+        <m:f>
+          <m:fPr>
+            <m:ctrlPr>
+              <w:rPr>
+                <w:rFonts w:ascii="Cambria Math" w:hAnsi="Cambria Math"/>
+                <w:b w:val="0"/>
+                <w:bCs w:val="0"/>
+                <w:iCs/>
+                <w:lang w:val="en-US"/>
+              </w:rPr>
+            </m:ctrlPr>
+          </m:fPr>
+          <m:num>
+            <m:sSub>
+              <m:sSubPr>
+                <m:ctrlPr>
+                  <w:rPr>
+                    <w:rFonts w:ascii="Cambria Math" w:hAnsi="Cambria Math"/>
+                    <w:b w:val="0"/>
+                    <w:bCs w:val="0"/>
+                    <w:iCs/>
+                    <w:lang w:val="en-US"/>
+                  </w:rPr>
+                </m:ctrlPr>
+              </m:sSubPr>
+              <m:e>
+                <m:r>
+                  <m:rPr>
+                    <m:sty m:val="p"/>
+                  </m:rPr>
+                  <w:rPr>
+                    <w:rFonts w:ascii="Cambria Math" w:hAnsi="Cambria Math"/>
+                    <w:lang w:val="en-US"/>
+                  </w:rPr>
+                  <m:t>N</m:t>
+                </m:r>
+              </m:e>
+              <m:sub>
+                <m:r>
+                  <m:rPr>
+                    <m:sty m:val="p"/>
+                  </m:rPr>
+                  <w:rPr>
+                    <w:rFonts w:ascii="Cambria Math" w:hAnsi="Cambria Math"/>
+                    <w:lang w:val="en-US"/>
+                  </w:rPr>
+                  <m:t>requests</m:t>
+                </m:r>
+                <m:r>
+                  <m:rPr>
+                    <m:sty m:val="p"/>
+                  </m:rPr>
+                  <w:rPr>
+                    <w:rFonts w:ascii="Cambria Math" w:hAnsi="Cambria Math"/>
+                  </w:rPr>
+                  <m:t>/</m:t>
+                </m:r>
+                <m:r>
+                  <m:rPr>
+                    <m:sty m:val="p"/>
+                  </m:rPr>
+                  <w:rPr>
+                    <w:rFonts w:ascii="Cambria Math" w:hAnsi="Cambria Math"/>
+                    <w:lang w:val="en-US"/>
+                  </w:rPr>
+                  <m:t>day</m:t>
+                </m:r>
+              </m:sub>
+            </m:sSub>
+            <m:r>
+              <m:rPr>
+                <m:sty m:val="p"/>
+              </m:rPr>
+              <w:rPr>
+                <w:rFonts w:ascii="Cambria Math" w:hAnsi="Cambria Math"/>
+              </w:rPr>
+              <m:t>×</m:t>
+            </m:r>
+            <m:r>
+              <m:rPr>
+                <m:sty m:val="p"/>
+              </m:rPr>
+              <w:rPr>
+                <w:rFonts w:ascii="Cambria Math" w:hAnsi="Cambria Math"/>
+              </w:rPr>
+              <m:t>8</m:t>
+            </m:r>
+          </m:num>
+          <m:den>
+            <m:r>
+              <m:rPr>
+                <m:sty m:val="p"/>
+              </m:rPr>
+              <w:rPr>
+                <w:rFonts w:ascii="Cambria Math" w:hAnsi="Cambria Math"/>
+              </w:rPr>
+              <m:t>28800</m:t>
+            </m:r>
+          </m:den>
+        </m:f>
+        <m:r>
+          <m:rPr>
+            <m:sty m:val="p"/>
+          </m:rPr>
+          <w:rPr>
+            <w:rFonts w:ascii="Cambria Math" w:hAnsi="Cambria Math"/>
+          </w:rPr>
+          <m:t>+</m:t>
+        </m:r>
+        <m:r>
+          <w:rPr>
+            <w:rFonts w:ascii="Cambria Math" w:hAnsi="Cambria Math"/>
+          </w:rPr>
+          <m:t>20</m:t>
+        </m:r>
+        <m:r>
+          <m:rPr>
+            <m:sty m:val="p"/>
+          </m:rPr>
+          <w:rPr>
+            <w:rFonts w:ascii="Cambria Math" w:hAnsi="Cambria Math"/>
+          </w:rPr>
+          <m:t>×</m:t>
+        </m:r>
+        <m:r>
+          <w:rPr>
+            <w:rFonts w:ascii="Cambria Math" w:hAnsi="Cambria Math"/>
+          </w:rPr>
+          <m:t>1</m:t>
+        </m:r>
+        <m:r>
+          <m:rPr>
+            <m:sty m:val="p"/>
+          </m:rPr>
+          <w:rPr>
+            <w:rFonts w:ascii="Cambria Math" w:hAnsi="Cambria Math"/>
+          </w:rPr>
+          <m:t>=</m:t>
+        </m:r>
+        <m:f>
+          <m:fPr>
+            <m:ctrlPr>
+              <w:rPr>
+                <w:rFonts w:ascii="Cambria Math" w:hAnsi="Cambria Math"/>
+                <w:b w:val="0"/>
+                <w:bCs w:val="0"/>
+                <w:iCs/>
+                <w:lang w:val="en-US"/>
+              </w:rPr>
+            </m:ctrlPr>
+          </m:fPr>
+          <m:num>
+            <m:r>
+              <m:rPr>
+                <m:sty m:val="p"/>
+              </m:rPr>
+              <w:rPr>
+                <w:rFonts w:ascii="Cambria Math" w:hAnsi="Cambria Math"/>
+              </w:rPr>
+              <m:t>500×</m:t>
+            </m:r>
+            <m:r>
+              <m:rPr>
+                <m:sty m:val="p"/>
+              </m:rPr>
+              <w:rPr>
+                <w:rFonts w:ascii="Cambria Math" w:hAnsi="Cambria Math"/>
+              </w:rPr>
+              <m:t>8</m:t>
+            </m:r>
+          </m:num>
+          <m:den>
+            <m:r>
+              <m:rPr>
+                <m:sty m:val="p"/>
+              </m:rPr>
+              <w:rPr>
+                <w:rFonts w:ascii="Cambria Math" w:hAnsi="Cambria Math"/>
+              </w:rPr>
+              <m:t>28800</m:t>
+            </m:r>
+          </m:den>
+        </m:f>
+        <m:r>
+          <m:rPr>
+            <m:sty m:val="p"/>
+          </m:rPr>
+          <w:rPr>
+            <w:rFonts w:ascii="Cambria Math" w:hAnsi="Cambria Math"/>
+          </w:rPr>
+          <m:t>+</m:t>
+        </m:r>
+        <m:r>
+          <w:rPr>
+            <w:rFonts w:ascii="Cambria Math" w:hAnsi="Cambria Math"/>
+          </w:rPr>
+          <m:t>20</m:t>
+        </m:r>
+        <m:r>
+          <m:rPr>
+            <m:sty m:val="p"/>
+          </m:rPr>
+          <w:rPr>
+            <w:rFonts w:ascii="Cambria Math" w:hAnsi="Cambria Math"/>
+          </w:rPr>
+          <m:t>≈2</m:t>
+        </m:r>
+        <m:r>
+          <m:rPr>
+            <m:sty m:val="p"/>
+          </m:rPr>
+          <w:rPr>
+            <w:rFonts w:ascii="Cambria Math" w:hAnsi="Cambria Math"/>
+          </w:rPr>
+          <m:t>0</m:t>
+        </m:r>
+        <m:r>
+          <m:rPr>
+            <m:sty m:val="p"/>
+          </m:rPr>
+          <w:rPr>
+            <w:rFonts w:ascii="Cambria Math" w:hAnsi="Cambria Math"/>
+          </w:rPr>
+          <m:t>,</m:t>
+        </m:r>
+        <m:r>
+          <m:rPr>
+            <m:sty m:val="p"/>
+          </m:rPr>
+          <w:rPr>
+            <w:rFonts w:ascii="Cambria Math" w:hAnsi="Cambria Math"/>
+          </w:rPr>
+          <m:t>14</m:t>
+        </m:r>
+        <m:r>
+          <m:rPr>
+            <m:sty m:val="p"/>
+          </m:rPr>
+          <w:rPr>
+            <w:rFonts w:ascii="Cambria Math" w:hAnsi="Cambria Math"/>
+          </w:rPr>
+          <m:t xml:space="preserve"> запросов/с</m:t>
+        </m:r>
+      </m:oMath>
+      <w:r>
+        <w:rPr>
+          <w:b w:val="0"/>
+          <w:bCs w:val="0"/>
+        </w:rPr>
+        <w:tab/>
+        <w:t>(2)</w:t>
+      </w:r>
+    </w:p>
+    <w:p>
+      <w:pPr>
+        <w:pStyle w:val="2"/>
+        <w:keepNext/>
+        <w:jc w:val="center"/>
+        <w:rPr>
+          <w:b w:val="0"/>
+          <w:bCs w:val="0"/>
+        </w:rPr>
+      </w:pPr>
+      <w:r>
+        <w:rPr>
+          <w:b w:val="0"/>
+          <w:bCs w:val="0"/>
+        </w:rPr>
+        <w:t xml:space="preserve">Рассчитаем количество ядер по формуле 3 (примем </w:t>
+      </w:r>
+      <w:r>
+        <w:rPr>
+          <w:b w:val="0"/>
+          <w:bCs w:val="0"/>
+          <w:lang w:val="en-US"/>
+        </w:rPr>
+        <w:t>k</w:t>
+      </w:r>
+      <w:r>
+        <w:rPr>
+          <w:b w:val="0"/>
+          <w:bCs w:val="0"/>
+          <w:vertAlign w:val="subscript"/>
+          <w:lang w:val="en-US"/>
+        </w:rPr>
+        <w:t>reserve</w:t>
+      </w:r>
+      <w:r>
+        <w:rPr>
+          <w:b w:val="0"/>
+          <w:bCs w:val="0"/>
+        </w:rPr>
+        <w:t xml:space="preserve"> = 1,5), а необходимый объём оперативной памяти по формуле 4 с учётом того, что на 1 ядро требуется 4 ГБ ОП.</w:t>
+      </w:r>
+    </w:p>
+    <w:p>
+      <w:pPr>
+        <w:pStyle w:val="2"/>
+        <w:keepNext/>
+        <w:jc w:val="center"/>
+        <w:rPr>
+          <w:b w:val="0"/>
+          <w:bCs w:val="0"/>
+        </w:rPr>
+      </w:pPr>
+      <w:r>
+        <w:rPr>
+          <w:b w:val="0"/>
+          <w:bCs w:val="0"/>
+        </w:rPr>
+        <w:tab/>
+      </w:r>
+      <m:oMath>
+        <m:sSub>
+          <m:sSubPr>
+            <m:ctrlPr>
+              <w:rPr>
+                <w:rFonts w:ascii="Cambria Math" w:hAnsi="Cambria Math"/>
+                <w:b w:val="0"/>
+                <w:bCs w:val="0"/>
+                <w:iCs/>
+                <w:lang w:val="en-US"/>
+              </w:rPr>
+            </m:ctrlPr>
+          </m:sSubPr>
+          <m:e>
+            <m:r>
+              <m:rPr>
+                <m:sty m:val="p"/>
+              </m:rPr>
+              <w:rPr>
+                <w:rFonts w:ascii="Cambria Math" w:hAnsi="Cambria Math"/>
+                <w:lang w:val="en-US"/>
+              </w:rPr>
+              <m:t>N</m:t>
+            </m:r>
+          </m:e>
+          <m:sub>
+            <m:r>
+              <m:rPr>
+                <m:sty m:val="p"/>
+              </m:rPr>
+              <w:rPr>
+                <w:rFonts w:ascii="Cambria Math" w:hAnsi="Cambria Math"/>
+                <w:lang w:val="en-US"/>
+              </w:rPr>
+              <m:t>cores</m:t>
+            </m:r>
+          </m:sub>
+        </m:sSub>
+        <m:r>
+          <m:rPr>
+            <m:sty m:val="p"/>
+          </m:rPr>
+          <w:rPr>
+            <w:rFonts w:ascii="Cambria Math" w:hAnsi="Cambria Math"/>
+          </w:rPr>
+          <m:t xml:space="preserve">= </m:t>
+        </m:r>
+        <m:f>
+          <m:fPr>
+            <m:ctrlPr>
+              <w:rPr>
+                <w:rFonts w:ascii="Cambria Math" w:hAnsi="Cambria Math"/>
+                <w:b w:val="0"/>
+                <w:bCs w:val="0"/>
+                <w:iCs/>
+                <w:lang w:val="en-US"/>
+              </w:rPr>
+            </m:ctrlPr>
+          </m:fPr>
+          <m:num>
+            <m:r>
+              <m:rPr>
+                <m:sty m:val="p"/>
+              </m:rPr>
+              <w:rPr>
+                <w:rFonts w:ascii="Cambria Math" w:hAnsi="Cambria Math"/>
+                <w:lang w:val="en-US"/>
+              </w:rPr>
+              <m:t>RPS</m:t>
+            </m:r>
+          </m:num>
+          <m:den>
+            <m:sSub>
+              <m:sSubPr>
+                <m:ctrlPr>
+                  <w:rPr>
+                    <w:rFonts w:ascii="Cambria Math" w:hAnsi="Cambria Math"/>
+                    <w:b w:val="0"/>
+                    <w:bCs w:val="0"/>
+                    <w:iCs/>
+                    <w:lang w:val="en-US"/>
+                  </w:rPr>
+                </m:ctrlPr>
+              </m:sSubPr>
+              <m:e>
+                <m:r>
+                  <m:rPr>
+                    <m:sty m:val="p"/>
+                  </m:rPr>
+                  <w:rPr>
+                    <w:rFonts w:ascii="Cambria Math" w:hAnsi="Cambria Math"/>
+                    <w:lang w:val="en-US"/>
+                  </w:rPr>
+                  <m:t>RPS</m:t>
+                </m:r>
+              </m:e>
+              <m:sub>
+                <m:r>
+                  <m:rPr>
+                    <m:sty m:val="p"/>
+                  </m:rPr>
+                  <w:rPr>
+                    <w:rFonts w:ascii="Cambria Math" w:hAnsi="Cambria Math"/>
+                    <w:lang w:val="en-US"/>
+                  </w:rPr>
+                  <m:t>core</m:t>
+                </m:r>
+              </m:sub>
+            </m:sSub>
+          </m:den>
+        </m:f>
+        <m:r>
+          <m:rPr>
+            <m:sty m:val="p"/>
+          </m:rPr>
+          <w:rPr>
+            <w:rFonts w:ascii="Cambria Math" w:hAnsi="Cambria Math"/>
+          </w:rPr>
+          <m:t xml:space="preserve"> ×</m:t>
+        </m:r>
+        <m:sSub>
+          <m:sSubPr>
+            <m:ctrlPr>
+              <w:rPr>
+                <w:rFonts w:ascii="Cambria Math" w:hAnsi="Cambria Math"/>
+                <w:b w:val="0"/>
+                <w:bCs w:val="0"/>
+                <w:iCs/>
+                <w:lang w:val="en-US"/>
+              </w:rPr>
+            </m:ctrlPr>
+          </m:sSubPr>
+          <m:e>
+            <m:r>
+              <m:rPr>
+                <m:sty m:val="p"/>
+              </m:rPr>
+              <w:rPr>
+                <w:rFonts w:ascii="Cambria Math" w:hAnsi="Cambria Math"/>
+                <w:lang w:val="en-US"/>
+              </w:rPr>
+              <m:t>k</m:t>
+            </m:r>
+          </m:e>
+          <m:sub>
+            <m:r>
+              <m:rPr>
+                <m:sty m:val="p"/>
+              </m:rPr>
+              <w:rPr>
+                <w:rFonts w:ascii="Cambria Math" w:hAnsi="Cambria Math"/>
+                <w:lang w:val="en-US"/>
+              </w:rPr>
+              <m:t>reserve</m:t>
+            </m:r>
+          </m:sub>
+        </m:sSub>
+        <m:r>
+          <m:rPr>
+            <m:sty m:val="p"/>
+          </m:rPr>
+          <w:rPr>
+            <w:rFonts w:ascii="Cambria Math" w:hAnsi="Cambria Math"/>
+          </w:rPr>
+          <m:t>=</m:t>
+        </m:r>
+        <m:f>
+          <m:fPr>
+            <m:ctrlPr>
+              <w:rPr>
+                <w:rFonts w:ascii="Cambria Math" w:hAnsi="Cambria Math"/>
+                <w:b w:val="0"/>
+                <w:bCs w:val="0"/>
+                <w:iCs/>
+                <w:lang w:val="en-US"/>
+              </w:rPr>
+            </m:ctrlPr>
+          </m:fPr>
+          <m:num>
+            <m:r>
+              <m:rPr>
+                <m:sty m:val="p"/>
+              </m:rPr>
+              <w:rPr>
+                <w:rFonts w:ascii="Cambria Math" w:hAnsi="Cambria Math"/>
+              </w:rPr>
+              <m:t>2</m:t>
+            </m:r>
+            <m:r>
+              <w:rPr>
+                <w:rFonts w:ascii="Cambria Math" w:hAnsi="Cambria Math"/>
+              </w:rPr>
+              <m:t>0</m:t>
+            </m:r>
+            <m:r>
+              <m:rPr>
+                <m:sty m:val="p"/>
+              </m:rPr>
+              <w:rPr>
+                <w:rFonts w:ascii="Cambria Math" w:hAnsi="Cambria Math"/>
+              </w:rPr>
+              <m:t>,</m:t>
+            </m:r>
+            <m:r>
+              <m:rPr>
+                <m:sty m:val="p"/>
+              </m:rPr>
+              <w:rPr>
+                <w:rFonts w:ascii="Cambria Math" w:hAnsi="Cambria Math"/>
+              </w:rPr>
+              <m:t>14</m:t>
+            </m:r>
+          </m:num>
+          <m:den>
+            <m:r>
+              <m:rPr>
+                <m:sty m:val="p"/>
+              </m:rPr>
+              <w:rPr>
+                <w:rFonts w:ascii="Cambria Math" w:hAnsi="Cambria Math"/>
+              </w:rPr>
+              <m:t>500</m:t>
+            </m:r>
+          </m:den>
+        </m:f>
+        <m:r>
+          <m:rPr>
+            <m:sty m:val="p"/>
+          </m:rPr>
+          <w:rPr>
+            <w:rFonts w:ascii="Cambria Math" w:hAnsi="Cambria Math"/>
+          </w:rPr>
+          <m:t xml:space="preserve"> ×1,5≈1 ядро</m:t>
+        </m:r>
+      </m:oMath>
+      <w:r>
+        <w:rPr>
+          <w:b w:val="0"/>
+          <w:bCs w:val="0"/>
+        </w:rPr>
+        <w:tab/>
+        <w:t>(3)</w:t>
+      </w:r>
+    </w:p>
+    <w:p>
+      <w:pPr>
+        <w:pStyle w:val="2"/>
+        <w:keepNext/>
+        <w:ind w:firstLine="709"/>
+        <w:rPr>
+          <w:b w:val="0"/>
+          <w:bCs w:val="0"/>
+        </w:rPr>
+      </w:pPr>
+      <w:r>
+        <w:rPr>
+          <w:b w:val="0"/>
+          <w:bCs w:val="0"/>
+        </w:rPr>
+        <w:tab/>
+      </w:r>
+      <m:oMath>
+        <m:r>
+          <m:rPr>
+            <m:sty m:val="p"/>
+          </m:rPr>
+          <w:rPr>
+            <w:rFonts w:ascii="Cambria Math" w:hAnsi="Cambria Math"/>
+            <w:lang w:val="en-US"/>
+          </w:rPr>
+          <m:t>RAM</m:t>
+        </m:r>
+        <m:r>
+          <m:rPr>
+            <m:sty m:val="p"/>
+          </m:rPr>
+          <w:rPr>
+            <w:rFonts w:ascii="Cambria Math" w:hAnsi="Cambria Math"/>
+          </w:rPr>
+          <m:t>=4×</m:t>
+        </m:r>
+        <m:sSub>
+          <m:sSubPr>
+            <m:ctrlPr>
+              <w:rPr>
+                <w:rFonts w:ascii="Cambria Math" w:hAnsi="Cambria Math"/>
+                <w:b w:val="0"/>
+                <w:bCs w:val="0"/>
+                <w:iCs/>
+                <w:lang w:val="en-US"/>
+              </w:rPr>
+            </m:ctrlPr>
+          </m:sSubPr>
+          <m:e>
+            <m:r>
+              <m:rPr>
+                <m:sty m:val="p"/>
+              </m:rPr>
+              <w:rPr>
+                <w:rFonts w:ascii="Cambria Math" w:hAnsi="Cambria Math"/>
+                <w:lang w:val="en-US"/>
+              </w:rPr>
+              <m:t>N</m:t>
+            </m:r>
+          </m:e>
+          <m:sub>
+            <m:r>
+              <m:rPr>
+                <m:sty m:val="p"/>
+              </m:rPr>
+              <w:rPr>
+                <w:rFonts w:ascii="Cambria Math" w:hAnsi="Cambria Math"/>
+                <w:lang w:val="en-US"/>
+              </w:rPr>
+              <m:t>cores</m:t>
+            </m:r>
+          </m:sub>
+        </m:sSub>
+        <m:r>
+          <m:rPr>
+            <m:sty m:val="p"/>
+          </m:rPr>
+          <w:rPr>
+            <w:rFonts w:ascii="Cambria Math" w:hAnsi="Cambria Math"/>
+          </w:rPr>
+          <m:t>=4×1=4 ГБ</m:t>
+        </m:r>
+      </m:oMath>
+      <w:r>
+        <w:rPr>
+          <w:b w:val="0"/>
+          <w:bCs w:val="0"/>
+        </w:rPr>
+        <w:tab/>
+        <w:t>(4)</w:t>
+      </w:r>
+    </w:p>
+    <w:p>
+      <w:pPr>
+        <w:pStyle w:val="2"/>
+        <w:keepNext/>
+        <w:jc w:val="center"/>
+      </w:pPr>
+      <w:r>
+        <w:rPr>
+          <w:b w:val="0"/>
+          <w:bCs w:val="0"/>
+        </w:rPr>
+        <w:t>Рассчитаем размеры записей в таблиц</w:t>
+      </w:r>
+      <w:r>
+        <w:rPr>
+          <w:b w:val="0"/>
+          <w:bCs w:val="0"/>
+        </w:rPr>
+        <w:t xml:space="preserve">ы </w:t>
+      </w:r>
+      <w:r>
+        <w:rPr>
+          <w:b w:val="0"/>
+          <w:bCs w:val="0"/>
+        </w:rPr>
+        <w:t>dendro_scale_patterns</w:t>
+      </w:r>
+    </w:p>
+    <w:p>
+      <w:pPr>
+        <w:pStyle w:val="2"/>
+        <w:keepNext/>
+        <w:jc w:val="center"/>
+        <w:rPr>
+          <w:b w:val="0"/>
+          <w:bCs w:val="0"/>
+        </w:rPr>
+      </w:pPr>
+      <w:r>
+        <w:rPr>
+          <w:b w:val="0"/>
+          <w:bCs w:val="0"/>
+        </w:rPr>
+        <w:t xml:space="preserve"> (ид и создатель — по 8 байт, две системные даты — по 8 байт, название — 160 байт, статус — 20 байт, два URL — по 255 байт, два описания — 500 и 2000 байт, год начала и число колец — по 8 байт) и dendro_pattern_likes</w:t>
+      </w:r>
+    </w:p>
+    <w:p>
+      <w:pPr>
+        <w:pStyle w:val="2"/>
+        <w:keepNext/>
+        <w:jc w:val="center"/>
+      </w:pPr>
+      <w:r>
+        <w:rPr>
+          <w:b w:val="0"/>
+          <w:bCs w:val="0"/>
+        </w:rPr>
+        <w:t xml:space="preserve"> (ид, исследователь и паттерн — по 8 байт) по формулам 5 и 6.</w:t>
+      </w:r>
+    </w:p>
+    <w:p>
+      <w:pPr>
+        <w:pStyle w:val="2"/>
+        <w:keepNext/>
+        <w:jc w:val="center"/>
+        <w:rPr>
+          <w:b w:val="0"/>
+          <w:bCs w:val="0"/>
+        </w:rPr>
+      </w:pPr>
+      <w:r>
+        <w:rPr>
+          <w:b w:val="0"/>
+          <w:bCs w:val="0"/>
+        </w:rPr>
+        <w:tab/>
+      </w:r>
+      <m:oMath>
+        <m:sSub>
+          <m:sSubPr>
+            <m:ctrlPr>
+              <w:rPr>
+                <w:rFonts w:ascii="Cambria Math" w:hAnsi="Cambria Math"/>
+                <w:b w:val="0"/>
+                <w:bCs w:val="0"/>
+                <w:iCs/>
+              </w:rPr>
+            </m:ctrlPr>
+          </m:sSubPr>
+          <m:e>
+            <m:r>
+              <m:rPr>
+                <m:sty m:val="p"/>
+              </m:rPr>
+              <w:rPr>
+                <w:rFonts w:ascii="Cambria Math" w:hAnsi="Cambria Math"/>
+                <w:lang w:val="en-US"/>
+              </w:rPr>
+              <m:t>S</m:t>
+            </m:r>
+          </m:e>
+          <m:sub>
+            <m:r>
+              <w:rPr>
+                <w:rFonts w:ascii="Cambria Math" w:hAnsi="Cambria Math"/>
+              </w:rPr>
+              <m:t>d</m:t>
+            </m:r>
+            <m:r>
+              <w:rPr>
+                <w:rFonts w:ascii="Cambria Math" w:hAnsi="Cambria Math"/>
+                <w:lang w:val="en-US"/>
+              </w:rPr>
+              <m:t>sp</m:t>
+            </m:r>
+          </m:sub>
+        </m:sSub>
+        <m:r>
+          <m:rPr>
+            <m:sty m:val="p"/>
+          </m:rPr>
+          <w:rPr>
+            <w:rFonts w:ascii="Cambria Math" w:hAnsi="Cambria Math"/>
+          </w:rPr>
+          <m:t>=</m:t>
+        </m:r>
+        <m:r>
+          <m:rPr>
+            <m:sty m:val="p"/>
+          </m:rPr>
+          <w:rPr>
+            <w:rFonts w:ascii="Cambria Math" w:hAnsi="Cambria Math"/>
+          </w:rPr>
+          <m:t>8</m:t>
+        </m:r>
+        <m:r>
+          <m:rPr>
+            <m:sty m:val="p"/>
+          </m:rPr>
+          <w:rPr>
+            <w:rFonts w:ascii="Cambria Math" w:hAnsi="Cambria Math"/>
+          </w:rPr>
+          <m:t>+</m:t>
+        </m:r>
+        <m:r>
+          <m:rPr>
+            <m:sty m:val="p"/>
+          </m:rPr>
+          <w:rPr>
+            <w:rFonts w:ascii="Cambria Math" w:hAnsi="Cambria Math"/>
+          </w:rPr>
+          <m:t>8</m:t>
+        </m:r>
+        <m:r>
+          <m:rPr>
+            <m:sty m:val="p"/>
+          </m:rPr>
+          <w:rPr>
+            <w:rFonts w:ascii="Cambria Math" w:hAnsi="Cambria Math"/>
+          </w:rPr>
+          <m:t>+</m:t>
+        </m:r>
+        <m:r>
+          <m:rPr>
+            <m:sty m:val="p"/>
+          </m:rPr>
+          <w:rPr>
+            <w:rFonts w:ascii="Cambria Math" w:hAnsi="Cambria Math"/>
+          </w:rPr>
+          <m:t>8×2+160+20+255×2+500+2000+8+8=3238</m:t>
+        </m:r>
+        <m:r>
+          <m:rPr>
+            <m:sty m:val="p"/>
+          </m:rPr>
+          <w:rPr>
+            <w:rFonts w:ascii="Cambria Math" w:hAnsi="Cambria Math"/>
+          </w:rPr>
+          <m:t xml:space="preserve"> байт</m:t>
+        </m:r>
+      </m:oMath>
+      <w:r>
+        <w:rPr>
+          <w:b w:val="0"/>
+          <w:bCs w:val="0"/>
+        </w:rPr>
+        <w:tab/>
+        <w:t>(5)</w:t>
+      </w:r>
+    </w:p>
+    <w:p>
+      <w:pPr>
+        <w:pStyle w:val="2"/>
+        <w:keepNext/>
+        <w:jc w:val="center"/>
+        <w:rPr>
+          <w:b w:val="0"/>
+          <w:bCs w:val="0"/>
+        </w:rPr>
+      </w:pPr>
+      <w:r>
+        <w:rPr>
+          <w:b w:val="0"/>
+          <w:bCs w:val="0"/>
+        </w:rPr>
+        <w:tab/>
+      </w:r>
+      <m:oMath>
+        <m:sSub>
+          <m:sSubPr>
+            <m:ctrlPr>
+              <w:rPr>
+                <w:rFonts w:ascii="Cambria Math" w:hAnsi="Cambria Math"/>
+                <w:b w:val="0"/>
+                <w:bCs w:val="0"/>
+                <w:iCs/>
+              </w:rPr>
+            </m:ctrlPr>
+          </m:sSubPr>
+          <m:e>
+            <m:r>
+              <m:rPr>
+                <m:sty m:val="p"/>
+              </m:rPr>
+              <w:rPr>
+                <w:rFonts w:ascii="Cambria Math" w:hAnsi="Cambria Math"/>
+                <w:lang w:val="en-US"/>
+              </w:rPr>
+              <m:t>S</m:t>
+            </m:r>
+          </m:e>
+          <m:sub>
+            <m:r>
+              <m:rPr>
+                <m:sty m:val="p"/>
+              </m:rPr>
+              <w:rPr>
+                <w:rFonts w:ascii="Cambria Math" w:hAnsi="Cambria Math"/>
+                <w:lang w:val="en-US"/>
+              </w:rPr>
+              <m:t>like</m:t>
+            </m:r>
+          </m:sub>
+        </m:sSub>
+        <m:r>
+          <m:rPr>
+            <m:sty m:val="p"/>
+          </m:rPr>
+          <w:rPr>
+            <w:rFonts w:ascii="Cambria Math" w:hAnsi="Cambria Math"/>
+          </w:rPr>
+          <m:t>=8×3=</m:t>
+        </m:r>
+        <m:r>
+          <m:rPr>
+            <m:sty m:val="p"/>
+          </m:rPr>
+          <w:rPr>
+            <w:rFonts w:ascii="Cambria Math" w:hAnsi="Cambria Math"/>
+          </w:rPr>
+          <m:t>2</m:t>
+        </m:r>
+        <m:r>
+          <w:rPr>
+            <w:rFonts w:ascii="Cambria Math" w:hAnsi="Cambria Math"/>
+            <w:lang w:val="en-US"/>
+          </w:rPr>
+          <m:t>4</m:t>
+        </m:r>
+        <m:r>
+          <m:rPr>
+            <m:sty m:val="p"/>
+          </m:rPr>
+          <w:rPr>
+            <w:rFonts w:ascii="Cambria Math" w:hAnsi="Cambria Math"/>
+          </w:rPr>
+          <m:t xml:space="preserve"> байт</m:t>
+        </m:r>
+      </m:oMath>
+      <w:r>
+        <w:rPr>
+          <w:b w:val="0"/>
+          <w:bCs w:val="0"/>
+        </w:rPr>
+        <w:tab/>
+        <w:t>(6)</w:t>
+      </w:r>
+    </w:p>
+    <w:p>
+      <w:pPr>
+        <w:pStyle w:val="2"/>
+        <w:keepNext/>
+        <w:jc w:val="center"/>
+        <w:rPr>
+          <w:b w:val="0"/>
+          <w:bCs w:val="0"/>
+        </w:rPr>
+      </w:pPr>
+      <w:r>
+        <w:rPr>
+          <w:b w:val="0"/>
+          <w:bCs w:val="0"/>
+        </w:rPr>
+        <w:t xml:space="preserve">Рассчитаем объём диска для сервера. Для этого определим годовой объём данных по формуле 7 и прирост размера базы данных за год по формуле 8, после этого по формуле 9 вычислим необходимый объём диска для сервера (примем </w:t>
+      </w:r>
+      <w:r>
+        <w:rPr>
+          <w:b w:val="0"/>
+          <w:bCs w:val="0"/>
+          <w:lang w:val="en-US"/>
+        </w:rPr>
+        <w:t>N</w:t>
+      </w:r>
+      <w:r>
+        <w:rPr>
+          <w:b w:val="0"/>
+          <w:bCs w:val="0"/>
+          <w:vertAlign w:val="subscript"/>
+          <w:lang w:val="en-US"/>
+        </w:rPr>
+        <w:t>reserve</w:t>
+      </w:r>
+      <w:r>
+        <w:rPr>
+          <w:b w:val="0"/>
+          <w:bCs w:val="0"/>
+        </w:rPr>
+        <w:t xml:space="preserve"> = </w:t>
+      </w:r>
+      <w:r>
+        <w:rPr>
+          <w:b w:val="0"/>
+          <w:bCs w:val="0"/>
+        </w:rPr>
+        <w:t>5</w:t>
+      </w:r>
+      <w:r>
+        <w:rPr>
+          <w:b w:val="0"/>
+          <w:bCs w:val="0"/>
+        </w:rPr>
+        <w:t xml:space="preserve"> ГБ для запаса).</w:t>
+      </w:r>
+    </w:p>
+    <w:p>
+      <w:pPr>
+        <w:pStyle w:val="2"/>
+        <w:keepNext/>
+        <w:jc w:val="center"/>
+        <w:rPr>
+          <w:b w:val="0"/>
+          <w:bCs w:val="0"/>
+        </w:rPr>
+      </w:pPr>
+      <w:r>
+        <w:rPr>
+          <w:b w:val="0"/>
+          <w:bCs w:val="0"/>
+        </w:rPr>
+        <w:tab/>
+      </w:r>
+      <m:oMath>
+        <m:sSub>
+          <m:sSubPr>
+            <m:ctrlPr>
+              <w:rPr>
+                <w:rFonts w:ascii="Cambria Math" w:hAnsi="Cambria Math"/>
+                <w:b w:val="0"/>
+                <w:bCs w:val="0"/>
+                <w:iCs/>
+              </w:rPr>
+            </m:ctrlPr>
+          </m:sSubPr>
+          <m:e>
+            <m:r>
+              <m:rPr>
+                <m:sty m:val="p"/>
+              </m:rPr>
+              <w:rPr>
+                <w:rFonts w:ascii="Cambria Math" w:hAnsi="Cambria Math"/>
+              </w:rPr>
+              <m:t>N</m:t>
+            </m:r>
+          </m:e>
+          <m:sub>
+            <m:r>
+              <m:rPr>
+                <m:sty m:val="p"/>
+              </m:rPr>
+              <w:rPr>
+                <w:rFonts w:ascii="Cambria Math" w:hAnsi="Cambria Math"/>
+              </w:rPr>
+              <m:t>year</m:t>
+            </m:r>
+          </m:sub>
+        </m:sSub>
+        <m:r>
+          <m:rPr>
+            <m:sty m:val="p"/>
+          </m:rPr>
+          <w:rPr>
+            <w:rFonts w:ascii="Cambria Math" w:hAnsi="Cambria Math"/>
+          </w:rPr>
+          <m:t>=</m:t>
+        </m:r>
+        <m:sSub>
+          <m:sSubPr>
+            <m:ctrlPr>
+              <w:rPr>
+                <w:rFonts w:ascii="Cambria Math" w:hAnsi="Cambria Math"/>
+                <w:b w:val="0"/>
+                <w:bCs w:val="0"/>
+                <w:iCs/>
+                <w:lang w:val="en-US"/>
+              </w:rPr>
+            </m:ctrlPr>
+          </m:sSubPr>
+          <m:e>
+            <m:r>
+              <m:rPr>
+                <m:sty m:val="p"/>
+              </m:rPr>
+              <w:rPr>
+                <w:rFonts w:ascii="Cambria Math" w:hAnsi="Cambria Math"/>
+                <w:lang w:val="en-US"/>
+              </w:rPr>
+              <m:t>N</m:t>
+            </m:r>
+          </m:e>
+          <m:sub>
+            <m:r>
+              <m:rPr>
+                <m:sty m:val="p"/>
+              </m:rPr>
+              <w:rPr>
+                <w:rFonts w:ascii="Cambria Math" w:hAnsi="Cambria Math"/>
+                <w:lang w:val="en-US"/>
+              </w:rPr>
+              <m:t>requests</m:t>
+            </m:r>
+            <m:r>
+              <m:rPr>
+                <m:sty m:val="p"/>
+              </m:rPr>
+              <w:rPr>
+                <w:rFonts w:ascii="Cambria Math" w:hAnsi="Cambria Math"/>
+              </w:rPr>
+              <m:t>/</m:t>
+            </m:r>
+            <m:r>
+              <m:rPr>
+                <m:sty m:val="p"/>
+              </m:rPr>
+              <w:rPr>
+                <w:rFonts w:ascii="Cambria Math" w:hAnsi="Cambria Math"/>
+                <w:lang w:val="en-US"/>
+              </w:rPr>
+              <m:t>day</m:t>
+            </m:r>
+          </m:sub>
+        </m:sSub>
+        <m:r>
+          <m:rPr>
+            <m:sty m:val="p"/>
+          </m:rPr>
+          <w:rPr>
+            <w:rFonts w:ascii="Cambria Math" w:hAnsi="Cambria Math"/>
+          </w:rPr>
+          <m:t>×365=500×365=</m:t>
+        </m:r>
+        <m:r>
+          <m:rPr>
+            <m:sty m:val="p"/>
+          </m:rPr>
+          <w:rPr>
+            <w:rFonts w:ascii="Cambria Math" w:hAnsi="Cambria Math"/>
+          </w:rPr>
+          <m:t>1</m:t>
+        </m:r>
+        <m:r>
+          <w:rPr>
+            <w:rFonts w:ascii="Cambria Math" w:hAnsi="Cambria Math"/>
+            <w:lang w:val="en-US"/>
+          </w:rPr>
+          <m:t>82</m:t>
+        </m:r>
+        <m:r>
+          <m:rPr>
+            <m:sty m:val="p"/>
+          </m:rPr>
+          <w:rPr>
+            <w:rFonts w:ascii="Cambria Math" w:hAnsi="Cambria Math"/>
+          </w:rPr>
+          <m:t>500 заявок/год</m:t>
+        </m:r>
+      </m:oMath>
+      <w:r>
+        <w:rPr>
+          <w:b w:val="0"/>
+          <w:bCs w:val="0"/>
+        </w:rPr>
+        <w:tab/>
+        <w:t>(7)</w:t>
+      </w:r>
+    </w:p>
+    <w:p>
+      <w:pPr>
+        <w:pStyle w:val="2"/>
+        <w:keepNext/>
+        <w:jc w:val="center"/>
+        <w:rPr>
+          <w:b w:val="0"/>
+          <w:bCs w:val="0"/>
+        </w:rPr>
+      </w:pPr>
+      <w:r>
+        <w:rPr>
+          <w:b w:val="0"/>
+          <w:bCs w:val="0"/>
+        </w:rPr>
+        <w:tab/>
+      </w:r>
+      <m:oMath>
+        <m:r>
+          <m:rPr>
+            <m:sty m:val="p"/>
+          </m:rPr>
+          <w:rPr>
+            <w:rFonts w:ascii="Cambria Math" w:hAnsi="Cambria Math"/>
+            <w:lang w:val="en-US"/>
+          </w:rPr>
+          <m:t>D</m:t>
+        </m:r>
+        <m:sSub>
+          <m:sSubPr>
+            <m:ctrlPr>
+              <w:rPr>
+                <w:rFonts w:ascii="Cambria Math" w:hAnsi="Cambria Math"/>
+                <w:b w:val="0"/>
+                <w:bCs w:val="0"/>
+                <w:iCs/>
+                <w:lang w:val="en-US"/>
+              </w:rPr>
+            </m:ctrlPr>
+          </m:sSubPr>
+          <m:e>
+            <m:r>
+              <m:rPr>
+                <m:sty m:val="p"/>
+              </m:rPr>
+              <w:rPr>
+                <w:rFonts w:ascii="Cambria Math" w:hAnsi="Cambria Math"/>
+                <w:lang w:val="en-US"/>
+              </w:rPr>
+              <m:t>B</m:t>
+            </m:r>
+          </m:e>
+          <m:sub>
+            <m:r>
+              <m:rPr>
+                <m:sty m:val="p"/>
+              </m:rPr>
+              <w:rPr>
+                <w:rFonts w:ascii="Cambria Math" w:hAnsi="Cambria Math"/>
+                <w:lang w:val="en-US"/>
+              </w:rPr>
+              <m:t>growt</m:t>
+            </m:r>
+            <m:r>
+              <m:rPr>
+                <m:sty m:val="p"/>
+              </m:rPr>
+              <w:rPr>
+                <w:rFonts w:ascii="Cambria Math" w:hAnsi="Cambria Math"/>
+              </w:rPr>
+              <m:t>h/</m:t>
+            </m:r>
+            <m:r>
+              <m:rPr>
+                <m:sty m:val="p"/>
+              </m:rPr>
+              <w:rPr>
+                <w:rFonts w:ascii="Cambria Math" w:hAnsi="Cambria Math"/>
+                <w:lang w:val="en-US"/>
+              </w:rPr>
+              <m:t>year</m:t>
+            </m:r>
+          </m:sub>
+        </m:sSub>
+        <m:r>
+          <m:rPr>
+            <m:sty m:val="p"/>
+          </m:rPr>
+          <w:rPr>
+            <w:rFonts w:ascii="Cambria Math" w:hAnsi="Cambria Math"/>
+          </w:rPr>
+          <m:t>=</m:t>
+        </m:r>
+        <m:f>
+          <m:fPr>
+            <m:ctrlPr>
+              <w:rPr>
+                <w:rFonts w:ascii="Cambria Math" w:hAnsi="Cambria Math"/>
+                <w:b w:val="0"/>
+                <w:bCs w:val="0"/>
+                <w:iCs/>
+                <w:lang w:val="en-US"/>
+              </w:rPr>
+            </m:ctrlPr>
+          </m:fPr>
+          <m:num>
+            <m:sSub>
+              <m:sSubPr>
+                <m:ctrlPr>
+                  <w:rPr>
+                    <w:rFonts w:ascii="Cambria Math" w:hAnsi="Cambria Math"/>
+                    <w:b w:val="0"/>
+                    <w:bCs w:val="0"/>
+                    <w:iCs/>
+                  </w:rPr>
+                </m:ctrlPr>
+              </m:sSubPr>
+              <m:e>
+                <m:r>
+                  <m:rPr>
+                    <m:sty m:val="p"/>
+                  </m:rPr>
+                  <w:rPr>
+                    <w:rFonts w:ascii="Cambria Math" w:hAnsi="Cambria Math"/>
+                  </w:rPr>
+                  <m:t>N</m:t>
+                </m:r>
+              </m:e>
+              <m:sub>
+                <m:r>
+                  <m:rPr>
+                    <m:sty m:val="p"/>
+                  </m:rPr>
+                  <w:rPr>
+                    <w:rFonts w:ascii="Cambria Math" w:hAnsi="Cambria Math"/>
+                  </w:rPr>
+                  <m:t>year</m:t>
+                </m:r>
+              </m:sub>
+            </m:sSub>
+            <m:r>
+              <m:rPr>
+                <m:sty m:val="p"/>
+              </m:rPr>
+              <w:rPr>
+                <w:rFonts w:ascii="Cambria Math" w:hAnsi="Cambria Math"/>
+              </w:rPr>
+              <m:t>×(</m:t>
+            </m:r>
+            <m:sSub>
+              <m:sSubPr>
+                <m:ctrlPr>
+                  <w:rPr>
+                    <w:rFonts w:ascii="Cambria Math" w:hAnsi="Cambria Math"/>
+                    <w:b w:val="0"/>
+                    <w:bCs w:val="0"/>
+                    <w:iCs/>
+                  </w:rPr>
+                </m:ctrlPr>
+              </m:sSubPr>
+              <m:e>
+                <m:r>
+                  <m:rPr>
+                    <m:sty m:val="p"/>
+                  </m:rPr>
+                  <w:rPr>
+                    <w:rFonts w:ascii="Cambria Math" w:hAnsi="Cambria Math"/>
+                    <w:lang w:val="en-US"/>
+                  </w:rPr>
+                  <m:t>S</m:t>
+                </m:r>
+              </m:e>
+              <m:sub>
+                <m:r>
+                  <m:rPr>
+                    <m:sty m:val="p"/>
+                  </m:rPr>
+                  <w:rPr>
+                    <w:rFonts w:ascii="Cambria Math" w:hAnsi="Cambria Math"/>
+                  </w:rPr>
+                  <m:t>d</m:t>
+                </m:r>
+                <m:r>
+                  <w:rPr>
+                    <w:rFonts w:ascii="Cambria Math" w:hAnsi="Cambria Math"/>
+                    <w:lang w:val="en-US"/>
+                  </w:rPr>
+                  <m:t>sp</m:t>
+                </m:r>
+              </m:sub>
+            </m:sSub>
+            <m:r>
+              <m:rPr>
+                <m:sty m:val="p"/>
+              </m:rPr>
+              <w:rPr>
+                <w:rFonts w:ascii="Cambria Math" w:hAnsi="Cambria Math"/>
+              </w:rPr>
+              <m:t>+3×</m:t>
+            </m:r>
+            <m:sSub>
+              <m:sSubPr>
+                <m:ctrlPr>
+                  <w:rPr>
+                    <w:rFonts w:ascii="Cambria Math" w:hAnsi="Cambria Math"/>
+                    <w:b w:val="0"/>
+                    <w:bCs w:val="0"/>
+                    <w:iCs/>
+                  </w:rPr>
+                </m:ctrlPr>
+              </m:sSubPr>
+              <m:e>
+                <m:r>
+                  <m:rPr>
+                    <m:sty m:val="p"/>
+                  </m:rPr>
+                  <w:rPr>
+                    <w:rFonts w:ascii="Cambria Math" w:hAnsi="Cambria Math"/>
+                  </w:rPr>
+                  <m:t>S</m:t>
+                </m:r>
+              </m:e>
+              <m:sub>
+                <m:r>
+                  <m:rPr>
+                    <m:sty m:val="p"/>
+                  </m:rPr>
+                  <w:rPr>
+                    <w:rFonts w:ascii="Cambria Math" w:hAnsi="Cambria Math"/>
+                    <w:lang w:val="en-US"/>
+                  </w:rPr>
+                  <m:t>like</m:t>
+                </m:r>
+              </m:sub>
+            </m:sSub>
+            <m:r>
+              <m:rPr>
+                <m:sty m:val="p"/>
+              </m:rPr>
+              <w:rPr>
+                <w:rFonts w:ascii="Cambria Math" w:hAnsi="Cambria Math"/>
+              </w:rPr>
+              <m:t>)</m:t>
+            </m:r>
+          </m:num>
+          <m:den>
+            <m:r>
+              <m:rPr>
+                <m:sty m:val="p"/>
+              </m:rPr>
+              <w:rPr>
+                <w:rFonts w:ascii="Cambria Math" w:hAnsi="Cambria Math"/>
+              </w:rPr>
+              <m:t>1024×1024×1024</m:t>
+            </m:r>
+          </m:den>
+        </m:f>
+        <m:r>
+          <m:rPr>
+            <m:sty m:val="p"/>
+          </m:rPr>
+          <w:rPr>
+            <w:rFonts w:ascii="Cambria Math" w:hAnsi="Cambria Math"/>
+          </w:rPr>
+          <m:t>=</m:t>
+        </m:r>
+        <m:f>
+          <m:fPr>
+            <m:ctrlPr>
+              <w:rPr>
+                <w:rFonts w:ascii="Cambria Math" w:hAnsi="Cambria Math"/>
+                <w:b w:val="0"/>
+                <w:bCs w:val="0"/>
+                <w:iCs/>
+                <w:lang w:val="en-US"/>
+              </w:rPr>
+            </m:ctrlPr>
+          </m:fPr>
+          <m:num>
+            <m:r>
+              <m:rPr>
+                <m:sty m:val="p"/>
+              </m:rPr>
+              <w:rPr>
+                <w:rFonts w:ascii="Cambria Math" w:hAnsi="Cambria Math"/>
+              </w:rPr>
+              <m:t>1</m:t>
+            </m:r>
+            <m:r>
+              <w:rPr>
+                <w:rFonts w:ascii="Cambria Math" w:hAnsi="Cambria Math"/>
+                <w:lang w:val="en-US"/>
+              </w:rPr>
+              <m:t>82</m:t>
+            </m:r>
+            <m:r>
+              <m:rPr>
+                <m:sty m:val="p"/>
+              </m:rPr>
+              <w:rPr>
+                <w:rFonts w:ascii="Cambria Math" w:hAnsi="Cambria Math"/>
+              </w:rPr>
+              <m:t>500×(</m:t>
+            </m:r>
+            <m:r>
+              <m:rPr>
+                <m:sty m:val="p"/>
+              </m:rPr>
+              <w:rPr>
+                <w:rFonts w:ascii="Cambria Math" w:hAnsi="Cambria Math"/>
+              </w:rPr>
+              <m:t>3</m:t>
+            </m:r>
+            <m:r>
+              <w:rPr>
+                <w:rFonts w:ascii="Cambria Math" w:hAnsi="Cambria Math"/>
+                <w:lang w:val="en-US"/>
+              </w:rPr>
+              <m:t>238</m:t>
+            </m:r>
+            <m:r>
+              <m:rPr>
+                <m:sty m:val="p"/>
+              </m:rPr>
+              <w:rPr>
+                <w:rFonts w:ascii="Cambria Math" w:hAnsi="Cambria Math"/>
+              </w:rPr>
+              <m:t>+3×</m:t>
+            </m:r>
+            <m:r>
+              <m:rPr>
+                <m:sty m:val="p"/>
+              </m:rPr>
+              <w:rPr>
+                <w:rFonts w:ascii="Cambria Math" w:hAnsi="Cambria Math"/>
+              </w:rPr>
+              <m:t>2</m:t>
+            </m:r>
+            <m:r>
+              <w:rPr>
+                <w:rFonts w:ascii="Cambria Math" w:hAnsi="Cambria Math"/>
+                <w:lang w:val="en-US"/>
+              </w:rPr>
+              <m:t>4</m:t>
+            </m:r>
+            <m:r>
+              <m:rPr>
+                <m:sty m:val="p"/>
+              </m:rPr>
+              <w:rPr>
+                <w:rFonts w:ascii="Cambria Math" w:hAnsi="Cambria Math"/>
+              </w:rPr>
+              <m:t>)</m:t>
+            </m:r>
+          </m:num>
+          <m:den>
+            <m:r>
+              <m:rPr>
+                <m:sty m:val="p"/>
+              </m:rPr>
+              <w:rPr>
+                <w:rFonts w:ascii="Cambria Math" w:hAnsi="Cambria Math"/>
+              </w:rPr>
+              <m:t>1024×1024×1024</m:t>
+            </m:r>
+          </m:den>
+        </m:f>
+        <m:r>
+          <m:rPr>
+            <m:sty m:val="p"/>
+          </m:rPr>
+          <w:rPr>
+            <w:rFonts w:ascii="Cambria Math" w:hAnsi="Cambria Math"/>
+          </w:rPr>
+          <m:t>≈</m:t>
+        </m:r>
+        <m:r>
+          <m:rPr>
+            <m:sty m:val="p"/>
+          </m:rPr>
+          <w:rPr>
+            <w:rFonts w:ascii="Cambria Math" w:hAnsi="Cambria Math"/>
+          </w:rPr>
+          <m:t>0</m:t>
+        </m:r>
+        <m:r>
+          <w:rPr>
+            <w:rFonts w:ascii="Cambria Math" w:hAnsi="Cambria Math"/>
+            <w:lang w:val="en-US"/>
+          </w:rPr>
+          <m:t>,56</m:t>
+        </m:r>
+        <m:r>
+          <m:rPr>
+            <m:sty m:val="p"/>
+          </m:rPr>
+          <w:rPr>
+            <w:rFonts w:ascii="Cambria Math" w:hAnsi="Cambria Math"/>
+          </w:rPr>
+          <m:t xml:space="preserve"> </m:t>
+        </m:r>
+        <m:r>
+          <w:rPr>
+            <w:rFonts w:ascii="Cambria Math" w:hAnsi="Cambria Math"/>
+          </w:rPr>
+          <m:t>Г</m:t>
+        </m:r>
+        <m:r>
+          <m:rPr>
+            <m:sty m:val="p"/>
+          </m:rPr>
+          <w:rPr>
+            <w:rFonts w:ascii="Cambria Math" w:hAnsi="Cambria Math"/>
+          </w:rPr>
+          <m:t>Б/год</m:t>
+        </m:r>
+      </m:oMath>
+      <w:r>
+        <w:rPr>
+          <w:b w:val="0"/>
+          <w:bCs w:val="0"/>
+        </w:rPr>
+        <w:tab/>
+        <w:t>(8)</w:t>
+      </w:r>
+    </w:p>
+    <w:p>
+      <w:pPr>
+        <w:pStyle w:val="2"/>
+        <w:keepNext/>
+        <w:jc w:val="center"/>
+        <w:rPr>
+          <w:sz w:val="32"/>
+          <w:szCs w:val="32"/>
+        </w:rPr>
+      </w:pPr>
+      <m:oMath>
+        <m:r>
+          <m:rPr>
+            <m:sty m:val="p"/>
+          </m:rPr>
+          <w:rPr>
+            <w:rFonts w:ascii="Cambria Math" w:hAnsi="Cambria Math"/>
+            <w:lang w:val="en-US"/>
+          </w:rPr>
+          <m:t>D</m:t>
+        </m:r>
+        <m:sSub>
+          <m:sSubPr>
+            <m:ctrlPr>
+              <w:rPr>
+                <w:rFonts w:ascii="Cambria Math" w:hAnsi="Cambria Math"/>
+                <w:b w:val="0"/>
+                <w:bCs w:val="0"/>
+                <w:iCs/>
+                <w:lang w:val="en-US"/>
+              </w:rPr>
+            </m:ctrlPr>
+          </m:sSubPr>
+          <m:e>
+            <m:r>
+              <m:rPr>
+                <m:sty m:val="p"/>
+              </m:rPr>
+              <w:rPr>
+                <w:rFonts w:ascii="Cambria Math" w:hAnsi="Cambria Math"/>
+                <w:lang w:val="en-US"/>
+              </w:rPr>
+              <m:t>isk</m:t>
+            </m:r>
+          </m:e>
+          <m:sub>
+            <m:r>
+              <m:rPr>
+                <m:sty m:val="p"/>
+              </m:rPr>
+              <w:rPr>
+                <w:rFonts w:ascii="Cambria Math" w:hAnsi="Cambria Math"/>
+                <w:lang w:val="en-US"/>
+              </w:rPr>
+              <m:t>total</m:t>
+            </m:r>
+          </m:sub>
+        </m:sSub>
+        <m:r>
+          <m:rPr>
+            <m:sty m:val="p"/>
+          </m:rPr>
+          <w:rPr>
+            <w:rFonts w:ascii="Cambria Math" w:hAnsi="Cambria Math"/>
+          </w:rPr>
+          <m:t>=5×</m:t>
+        </m:r>
+        <m:r>
+          <m:rPr>
+            <m:sty m:val="p"/>
+          </m:rPr>
+          <w:rPr>
+            <w:rFonts w:ascii="Cambria Math" w:hAnsi="Cambria Math"/>
+            <w:lang w:val="en-US"/>
+          </w:rPr>
+          <m:t>D</m:t>
+        </m:r>
+        <m:sSub>
+          <m:sSubPr>
+            <m:ctrlPr>
+              <w:rPr>
+                <w:rFonts w:ascii="Cambria Math" w:hAnsi="Cambria Math"/>
+                <w:b w:val="0"/>
+                <w:bCs w:val="0"/>
+                <w:iCs/>
+                <w:lang w:val="en-US"/>
+              </w:rPr>
+            </m:ctrlPr>
+          </m:sSubPr>
+          <m:e>
+            <m:r>
+              <m:rPr>
+                <m:sty m:val="p"/>
+              </m:rPr>
+              <w:rPr>
+                <w:rFonts w:ascii="Cambria Math" w:hAnsi="Cambria Math"/>
+                <w:lang w:val="en-US"/>
+              </w:rPr>
+              <m:t>B</m:t>
+            </m:r>
+          </m:e>
+          <m:sub>
+            <m:r>
+              <m:rPr>
+                <m:sty m:val="p"/>
+              </m:rPr>
+              <w:rPr>
+                <w:rFonts w:ascii="Cambria Math" w:hAnsi="Cambria Math"/>
+                <w:lang w:val="en-US"/>
+              </w:rPr>
+              <m:t>growt</m:t>
+            </m:r>
+            <m:r>
+              <m:rPr>
+                <m:sty m:val="p"/>
+              </m:rPr>
+              <w:rPr>
+                <w:rFonts w:ascii="Cambria Math" w:hAnsi="Cambria Math"/>
+              </w:rPr>
+              <m:t>h/</m:t>
+            </m:r>
+            <m:r>
+              <m:rPr>
+                <m:sty m:val="p"/>
+              </m:rPr>
+              <w:rPr>
+                <w:rFonts w:ascii="Cambria Math" w:hAnsi="Cambria Math"/>
+                <w:lang w:val="en-US"/>
+              </w:rPr>
+              <m:t>year</m:t>
+            </m:r>
+          </m:sub>
+        </m:sSub>
+        <m:r>
+          <m:rPr>
+            <m:sty m:val="p"/>
+          </m:rPr>
+          <w:rPr>
+            <w:rFonts w:ascii="Cambria Math" w:hAnsi="Cambria Math"/>
+          </w:rPr>
+          <m:t>+</m:t>
+        </m:r>
+        <m:sSub>
+          <m:sSubPr>
+            <m:ctrlPr>
+              <w:rPr>
+                <w:rFonts w:ascii="Cambria Math" w:hAnsi="Cambria Math"/>
+                <w:b w:val="0"/>
+                <w:bCs w:val="0"/>
+                <w:lang w:val="en-US"/>
+              </w:rPr>
+            </m:ctrlPr>
+          </m:sSubPr>
+          <m:e>
+            <m:r>
+              <m:rPr>
+                <m:sty m:val="p"/>
+              </m:rPr>
+              <w:rPr>
+                <w:rFonts w:ascii="Cambria Math" w:hAnsi="Cambria Math"/>
+                <w:lang w:val="en-US"/>
+              </w:rPr>
+              <m:t>N</m:t>
+            </m:r>
+          </m:e>
+          <m:sub>
+            <m:r>
+              <m:rPr>
+                <m:sty m:val="p"/>
+              </m:rPr>
+              <w:rPr>
+                <w:rFonts w:ascii="Cambria Math" w:hAnsi="Cambria Math"/>
+                <w:lang w:val="en-US"/>
+              </w:rPr>
+              <m:t>reserve</m:t>
+            </m:r>
+          </m:sub>
+        </m:sSub>
+        <m:r>
+          <w:rPr>
+            <w:rFonts w:ascii="Cambria Math" w:hAnsi="Cambria Math"/>
+          </w:rPr>
+          <m:t>=</m:t>
+        </m:r>
+        <m:r>
+          <m:rPr>
+            <m:sty m:val="p"/>
+          </m:rPr>
+          <w:rPr>
+            <w:rFonts w:ascii="Cambria Math" w:hAnsi="Cambria Math"/>
+          </w:rPr>
+          <m:t>5×</m:t>
+        </m:r>
+        <m:r>
+          <m:rPr>
+            <m:sty m:val="p"/>
+          </m:rPr>
+          <w:rPr>
+            <w:rFonts w:ascii="Cambria Math" w:hAnsi="Cambria Math"/>
+          </w:rPr>
+          <m:t>0</m:t>
+        </m:r>
+        <m:r>
+          <w:rPr>
+            <w:rFonts w:ascii="Cambria Math" w:hAnsi="Cambria Math"/>
+            <w:lang w:val="en-US"/>
+          </w:rPr>
+          <m:t>,56</m:t>
+        </m:r>
+        <m:r>
+          <m:rPr>
+            <m:sty m:val="p"/>
+          </m:rPr>
+          <w:rPr>
+            <w:rFonts w:ascii="Cambria Math" w:hAnsi="Cambria Math"/>
+          </w:rPr>
+          <m:t>+</m:t>
+        </m:r>
+        <m:r>
+          <m:rPr>
+            <m:sty m:val="p"/>
+          </m:rPr>
+          <w:rPr>
+            <w:rFonts w:ascii="Cambria Math" w:hAnsi="Cambria Math"/>
+          </w:rPr>
+          <m:t>5</m:t>
+        </m:r>
+        <m:r>
+          <m:rPr>
+            <m:sty m:val="p"/>
+          </m:rPr>
+          <w:rPr>
+            <w:rFonts w:ascii="Cambria Math" w:hAnsi="Cambria Math"/>
+          </w:rPr>
+          <m:t>=</m:t>
+        </m:r>
+        <m:r>
+          <m:rPr>
+            <m:sty m:val="p"/>
+          </m:rPr>
+          <w:rPr>
+            <w:rFonts w:ascii="Cambria Math" w:hAnsi="Cambria Math"/>
+          </w:rPr>
+          <m:t>7</m:t>
+        </m:r>
+        <m:r>
+          <w:rPr>
+            <w:rFonts w:ascii="Cambria Math" w:hAnsi="Cambria Math"/>
+            <w:lang w:val="en-US"/>
+          </w:rPr>
+          <m:t>,8</m:t>
+        </m:r>
+        <m:r>
+          <m:rPr>
+            <m:sty m:val="p"/>
+          </m:rPr>
+          <w:rPr>
+            <w:rFonts w:ascii="Cambria Math" w:hAnsi="Cambria Math"/>
+          </w:rPr>
+          <m:t xml:space="preserve"> </m:t>
+        </m:r>
+        <m:r>
+          <w:rPr>
+            <w:rFonts w:ascii="Cambria Math" w:hAnsi="Cambria Math"/>
+          </w:rPr>
+          <m:t>Г</m:t>
+        </m:r>
+        <m:r>
+          <m:rPr>
+            <m:sty m:val="p"/>
+          </m:rPr>
+          <w:rPr>
+            <w:rFonts w:ascii="Cambria Math" w:hAnsi="Cambria Math"/>
+          </w:rPr>
+          <m:t>Б</m:t>
+        </m:r>
+      </m:oMath>
+      <w:r>
+        <w:rPr>
+          <w:b w:val="0"/>
+          <w:bCs w:val="0"/>
+        </w:rPr>
+        <w:tab/>
+        <w:t>(9)</w:t>
+      </w:r>
+    </w:p>
+    <w:p>
+      <w:pPr>
         <w:spacing w:after="240" w:line="360" w:lineRule="auto"/>
         <w:jc w:val="center"/>
       </w:pPr>
@@ -1863,21 +4025,53 @@
           <w:szCs w:val="16"/>
         </w:rPr>
         <w:tab/>
-        <w:t xml:space="preserve"> (подпись)</w:t>
-      </w:r>
+        <w:t xml:space="preserve"> (</w:t>
+      </w:r>
+      <w:proofErr w:type="gramStart"/>
       <w:r>
         <w:rPr>
           <w:sz w:val="16"/>
           <w:szCs w:val="16"/>
         </w:rPr>
-        <w:t xml:space="preserve">                           </w:t>
+        <w:t>подпись)</w:t>
       </w:r>
       <w:r>
         <w:rPr>
           <w:sz w:val="16"/>
           <w:szCs w:val="16"/>
         </w:rPr>
-        <w:t>(инициалы и</w:t>
+        <w:t xml:space="preserve">   </w:t>
+      </w:r>
+      <w:proofErr w:type="gramEnd"/>
+      <w:r>
+        <w:rPr>
+          <w:sz w:val="16"/>
+          <w:szCs w:val="16"/>
+        </w:rPr>
+        <w:t xml:space="preserve">                     </w:t>
+      </w:r>
+      <w:proofErr w:type="gramStart"/>
+      <w:r>
+        <w:rPr>
+          <w:sz w:val="16"/>
+          <w:szCs w:val="16"/>
+        </w:rPr>
+        <w:t xml:space="preserve">   </w:t>
+      </w:r>
+      <w:r>
+        <w:rPr>
+          <w:sz w:val="16"/>
+          <w:szCs w:val="16"/>
+        </w:rPr>
+        <w:t>(</w:t>
+      </w:r>
+      <w:proofErr w:type="gramEnd"/>
+      <w:r>
+        <w:rPr>
+          <w:sz w:val="16"/>
+          <w:szCs w:val="16"/>
+        </w:rPr>
+        <w:t>инициалы и</w:t>
       </w:r>
       <w:r>
         <w:rPr>
@@ -1964,7 +4158,7 @@
           <w:sz w:val="36"/>
           <w:szCs w:val="36"/>
         </w:rPr>
-        <w:t xml:space="preserve">Приложение для путешественников </w:t>
+        <w:t xml:space="preserve">Приложение для </w:t>
       </w:r>
       <w:r>
         <w:rPr>
@@ -1974,8 +4168,18 @@
           <w:sz w:val="36"/>
           <w:szCs w:val="36"/>
         </w:rPr>
+        <w:t xml:space="preserve">оценки возраста </w:t>
+      </w:r>
+      <w:r>
+        <w:rPr>
+          <w:b/>
+          <w:bCs/>
+          <w:color w:val="000000"/>
+          <w:sz w:val="36"/>
+          <w:szCs w:val="36"/>
+        </w:rPr>
         <w:br/>
-        <w:t>с рекомендательной системой</w:t>
+        <w:t>по паттернам дендрошкалы</w:t>
       </w:r>
     </w:p>
     <w:p>
@@ -2311,7 +4515,39 @@
                 <w:sz w:val="16"/>
                 <w:szCs w:val="16"/>
               </w:rPr>
-              <w:t xml:space="preserve">   (подпись)                                      (инициалы и фамилия)</w:t>
+              <w:t xml:space="preserve">   (</w:t>
+            </w:r>
+            <w:proofErr w:type="gramStart"/>
+            <w:r>
+              <w:rPr>
+                <w:sz w:val="16"/>
+                <w:szCs w:val="16"/>
+              </w:rPr>
+              <w:t xml:space="preserve">подпись)   </w:t>
+            </w:r>
+            <w:proofErr w:type="gramEnd"/>
+            <w:r>
+              <w:rPr>
+                <w:sz w:val="16"/>
+                <w:szCs w:val="16"/>
+              </w:rPr>
+              <w:t xml:space="preserve">                                </w:t>
+            </w:r>
+            <w:proofErr w:type="gramStart"/>
+            <w:r>
+              <w:rPr>
+                <w:sz w:val="16"/>
+                <w:szCs w:val="16"/>
+              </w:rPr>
+              <w:t xml:space="preserve">   (</w:t>
+            </w:r>
+            <w:proofErr w:type="gramEnd"/>
+            <w:r>
+              <w:rPr>
+                <w:sz w:val="16"/>
+                <w:szCs w:val="16"/>
+              </w:rPr>
+              <w:t>инициалы и фамилия)</w:t>
             </w:r>
           </w:p>
           <w:p>
@@ -9122,15 +11358,37 @@
                 <w:szCs w:val="28"/>
               </w:rPr>
             </w:pPr>
-            <w:r>
-              <w:rPr>
-                <w:rFonts w:ascii="Times New Roman" w:eastAsia="Times New Roman" w:hAnsi="Times New Roman" w:cs="Times New Roman"/>
-                <w:color w:val="000000"/>
-                <w:sz w:val="28"/>
-                <w:szCs w:val="28"/>
-              </w:rPr>
-              <w:t>{ like: 0 | 1 }</w:t>
-            </w:r>
+            <w:proofErr w:type="gramStart"/>
+            <w:r>
+              <w:rPr>
+                <w:rFonts w:ascii="Times New Roman" w:eastAsia="Times New Roman" w:hAnsi="Times New Roman" w:cs="Times New Roman"/>
+                <w:color w:val="000000"/>
+                <w:sz w:val="28"/>
+                <w:szCs w:val="28"/>
+              </w:rPr>
+              <w:t>{ like</w:t>
+            </w:r>
+            <w:proofErr w:type="gramEnd"/>
+            <w:r>
+              <w:rPr>
+                <w:rFonts w:ascii="Times New Roman" w:eastAsia="Times New Roman" w:hAnsi="Times New Roman" w:cs="Times New Roman"/>
+                <w:color w:val="000000"/>
+                <w:sz w:val="28"/>
+                <w:szCs w:val="28"/>
+              </w:rPr>
+              <w:t xml:space="preserve">: 0 | </w:t>
+            </w:r>
+            <w:proofErr w:type="gramStart"/>
+            <w:r>
+              <w:rPr>
+                <w:rFonts w:ascii="Times New Roman" w:eastAsia="Times New Roman" w:hAnsi="Times New Roman" w:cs="Times New Roman"/>
+                <w:color w:val="000000"/>
+                <w:sz w:val="28"/>
+                <w:szCs w:val="28"/>
+              </w:rPr>
+              <w:t>1 }</w:t>
+            </w:r>
+            <w:proofErr w:type="gramEnd"/>
           </w:p>
         </w:tc>
         <w:tc>
